--- a/LLM-tmp/01-策划案/《檐下千秋》游戏策划案.docx
+++ b/LLM-tmp/01-策划案/《檐下千秋》游戏策划案.docx
@@ -2,732 +2,173 @@
 <file path=word/document.xml><?xml version="1.0" encoding="utf-8"?>
 <w:document xmlns:wpc="http://schemas.microsoft.com/office/word/2010/wordprocessingCanvas" xmlns:mo="http://schemas.microsoft.com/office/mac/office/2008/main" xmlns:mc="http://schemas.openxmlformats.org/markup-compatibility/2006" xmlns:mv="urn:schemas-microsoft-com:mac:vml" xmlns:o="urn:schemas-microsoft-com:office:office" xmlns:r="http://schemas.openxmlformats.org/officeDocument/2006/relationships" xmlns:m="http://schemas.openxmlformats.org/officeDocument/2006/math" xmlns:v="urn:schemas-microsoft-com:vml" xmlns:wp14="http://schemas.microsoft.com/office/word/2010/wordprocessingDrawing" xmlns:wp="http://schemas.openxmlformats.org/drawingml/2006/wordprocessingDrawing" xmlns:w10="urn:schemas-microsoft-com:office:word" xmlns:w="http://schemas.openxmlformats.org/wordprocessingml/2006/main" xmlns:w14="http://schemas.microsoft.com/office/word/2010/wordml" xmlns:wpg="http://schemas.microsoft.com/office/word/2010/wordprocessingGroup" xmlns:wpi="http://schemas.microsoft.com/office/word/2010/wordprocessingInk" xmlns:wne="http://schemas.microsoft.com/office/word/2006/wordml" xmlns:wps="http://schemas.microsoft.com/office/word/2010/wordprocessingShape" mc:Ignorable="w14 wp14">
   <w:body>
-    <w:p/>
-    <w:p/>
-    <w:p/>
-    <w:p/>
-    <w:p/>
-    <w:p/>
     <w:p>
       <w:pPr>
-        <w:jc w:val="center"/>
+        <w:pStyle w:val="Title"/>
       </w:pPr>
       <w:r>
-        <w:rPr>
-          <w:rFonts w:ascii="黑体" w:hAnsi="黑体" w:eastAsia="黑体"/>
-          <w:b/>
-          <w:i w:val="0"/>
-          <w:sz w:val="52"/>
-        </w:rPr>
-        <w:t>《檐下千秋》游戏策划案</w:t>
+        <w:t>檐下千秋 游戏策划案</w:t>
+      </w:r>
+    </w:p>
+    <w:p>
+      <w:r>
+        <w:t>2026年9月14日  开发修订版 v9</w:t>
+      </w:r>
+    </w:p>
+    <w:p>
+      <w:r>
+        <w:t>版本：2026-09-14，开发修订版 v9，结算口径 v2。当前实现入口为 客户端/project.godot。本文与《剧情任务与对话脚本》共同更新旧草稿中的剧情、任务、账号与拓印资产约定；原始稿件保留作过程记录。</w:t>
+      </w:r>
+    </w:p>
+    <w:p>
+      <w:r>
+        <w:t>2026-09-14 实现同步：〈通关呓语〉与〈失败结局 · 飞鸟山〉已接入内容协议 v9。开场与回顾采用全屏背景、台词淡入和逐字显现，点击窗口任意非功能入口区域直接进入下一句；保留上一句、跳过与返回。飞鸟山无跳过或返回入口，播完九句后显示恢复操作。新增台词正文保持原文，尚无逐句配音，飞鸟山独立背景待制作。</w:t>
       </w:r>
     </w:p>
     <w:p>
       <w:pPr>
-        <w:jc w:val="center"/>
+        <w:pStyle w:val="Heading1"/>
       </w:pPr>
       <w:r>
-        <w:rPr>
-          <w:rFonts w:ascii="宋体" w:hAnsi="宋体" w:eastAsia="宋体"/>
-          <w:b w:val="0"/>
-          <w:i w:val="0"/>
-          <w:sz w:val="28"/>
-        </w:rPr>
-        <w:t>作品名称：《檐下千秋》</w:t>
+        <w:t>游戏定位</w:t>
+      </w:r>
+    </w:p>
+    <w:p>
+      <w:r>
+        <w:t>一款以古建记忆为线索的单人国风解谜冒险。玩家在风雨廊桥醒来，手中有一本空白《檐下谱》。通过调查、描摹、构件归位与守护，找回建筑背后的人间故事，最终理解白蚀为何产生，并把续写记忆的权利交还给后来的人。</w:t>
+      </w:r>
+    </w:p>
+    <w:p>
+      <w:r>
+        <w:t>当前版本覆盖五章十任务的完整叙事与玩法闭环。目标体验时长约 25–40 分钟，需通过真人试玩校准。序章承担教学，社庙建立情感，戏楼提出“不完美是否值得保存”，牌坊追问“谁被允许留名”，墨塔完成因果揭示。</w:t>
       </w:r>
     </w:p>
     <w:p>
       <w:pPr>
-        <w:jc w:val="center"/>
+        <w:pStyle w:val="Heading1"/>
       </w:pPr>
       <w:r>
-        <w:rPr>
-          <w:rFonts w:ascii="宋体" w:hAnsi="宋体" w:eastAsia="宋体"/>
-          <w:b w:val="0"/>
-          <w:i w:val="0"/>
-          <w:sz w:val="28"/>
-        </w:rPr>
-        <w:t>队伍 ID：【待确认】</w:t>
-      </w:r>
-    </w:p>
-    <w:p>
-      <w:pPr>
-        <w:jc w:val="center"/>
-      </w:pPr>
-      <w:r>
-        <w:rPr>
-          <w:rFonts w:ascii="宋体" w:hAnsi="宋体" w:eastAsia="宋体"/>
-          <w:b w:val="0"/>
-          <w:i w:val="0"/>
-          <w:sz w:val="28"/>
-        </w:rPr>
-        <w:t>组别：【待确认】</w:t>
-      </w:r>
-    </w:p>
-    <w:p>
-      <w:pPr>
-        <w:jc w:val="center"/>
-      </w:pPr>
-      <w:r>
-        <w:rPr>
-          <w:rFonts w:ascii="宋体" w:hAnsi="宋体" w:eastAsia="宋体"/>
-          <w:b w:val="0"/>
-          <w:i w:val="0"/>
-          <w:sz w:val="28"/>
-        </w:rPr>
-        <w:t>日期：2026-08-30</w:t>
-      </w:r>
-    </w:p>
-    <w:p>
-      <w:pPr>
-        <w:jc w:val="center"/>
-      </w:pPr>
-      <w:r>
-        <w:rPr>
-          <w:rFonts w:ascii="宋体" w:hAnsi="宋体" w:eastAsia="宋体"/>
-          <w:b w:val="0"/>
-          <w:i w:val="0"/>
-          <w:sz w:val="28"/>
-        </w:rPr>
-        <w:t>成员分工：【待确认】</w:t>
-      </w:r>
-    </w:p>
-    <w:p>
-      <w:pPr>
-        <w:jc w:val="center"/>
-      </w:pPr>
-      <w:r>
-        <w:rPr>
-          <w:rFonts w:ascii="宋体" w:hAnsi="宋体" w:eastAsia="宋体"/>
-          <w:b w:val="0"/>
-          <w:i/>
-          <w:color w:val="595959"/>
-          <w:sz w:val="21"/>
-        </w:rPr>
-        <w:t>草稿 v0.2 · 含场景 1 推演补丁（待团队确认）</w:t>
+        <w:t>核心循环与任务进度</w:t>
       </w:r>
     </w:p>
     <w:p>
       <w:r>
-        <w:br w:type="page"/>
+        <w:t>地图当前任务 → 角色对话 → 三处线索调查 → 修复谜题 → 墨灵显影 → 保留或以旧换新 → 守护战（部分任务）→ 结语与下一任务。</w:t>
       </w:r>
     </w:p>
     <w:p>
-      <w:pPr>
-        <w:spacing w:line="360" w:lineRule="auto" w:before="240" w:after="120"/>
-      </w:pPr>
       <w:r>
-        <w:rPr>
-          <w:rFonts w:ascii="黑体" w:hAnsi="黑体" w:eastAsia="黑体"/>
-          <w:b/>
-          <w:i w:val="0"/>
-          <w:sz w:val="32"/>
-        </w:rPr>
-        <w:t>《檐下千秋》游戏策划案（草稿 v0.2）</w:t>
-      </w:r>
-    </w:p>
-    <w:p>
-      <w:pPr>
-        <w:spacing w:line="360" w:lineRule="auto" w:before="240" w:after="120"/>
-      </w:pPr>
-      <w:r>
-        <w:rPr>
-          <w:rFonts w:ascii="黑体" w:hAnsi="黑体" w:eastAsia="黑体"/>
-          <w:b/>
-          <w:i w:val="0"/>
-          <w:sz w:val="28"/>
-        </w:rPr>
-        <w:t>一、游戏概述与核心概念【评分点 1.1，4 分】</w:t>
-      </w:r>
-    </w:p>
-    <w:p>
-      <w:pPr>
-        <w:spacing w:line="360" w:lineRule="auto" w:before="120" w:after="120"/>
-      </w:pPr>
-      <w:r>
-        <w:rPr>
-          <w:rFonts w:ascii="黑体" w:hAnsi="黑体" w:eastAsia="黑体"/>
-          <w:b/>
-          <w:i w:val="0"/>
-          <w:sz w:val="24"/>
-        </w:rPr>
-        <w:t>1.1 游戏名称与核心概念</w:t>
-      </w:r>
-    </w:p>
-    <w:p>
-      <w:pPr>
-        <w:pStyle w:val="ListBullet"/>
-        <w:spacing w:line="360" w:lineRule="auto"/>
-      </w:pPr>
-      <w:r>
-        <w:rPr>
-          <w:rFonts w:ascii="宋体" w:hAnsi="宋体" w:eastAsia="宋体"/>
-          <w:b/>
-          <w:i w:val="0"/>
-          <w:sz w:val="24"/>
-        </w:rPr>
-        <w:t>游戏名称</w:t>
-      </w:r>
-      <w:r>
-        <w:rPr>
-          <w:rFonts w:ascii="宋体" w:hAnsi="宋体" w:eastAsia="宋体"/>
-          <w:b w:val="0"/>
-          <w:i w:val="0"/>
-          <w:sz w:val="24"/>
-        </w:rPr>
-        <w:t>：《檐下千秋》</w:t>
-      </w:r>
-    </w:p>
-    <w:p>
-      <w:pPr>
-        <w:pStyle w:val="ListBullet"/>
-        <w:spacing w:line="360" w:lineRule="auto"/>
-      </w:pPr>
-      <w:r>
-        <w:rPr>
-          <w:rFonts w:ascii="宋体" w:hAnsi="宋体" w:eastAsia="宋体"/>
-          <w:b/>
-          <w:i w:val="0"/>
-          <w:sz w:val="24"/>
-        </w:rPr>
-        <w:t>核心概念</w:t>
-      </w:r>
-      <w:r>
-        <w:rPr>
-          <w:rFonts w:ascii="宋体" w:hAnsi="宋体" w:eastAsia="宋体"/>
-          <w:b w:val="0"/>
-          <w:i w:val="0"/>
-          <w:sz w:val="24"/>
-        </w:rPr>
-        <w:t>：扮演王朝最后的拓印师，以「拓印古建记忆」为战斗与抉择的核心，在「识海只能承载数道记忆」的伦理困境中对抗白蚀、拯救墨痕王朝。</w:t>
-      </w:r>
-    </w:p>
-    <w:p>
-      <w:pPr>
-        <w:spacing w:line="360" w:lineRule="auto" w:before="120" w:after="120"/>
-      </w:pPr>
-      <w:r>
-        <w:rPr>
-          <w:rFonts w:ascii="黑体" w:hAnsi="黑体" w:eastAsia="黑体"/>
-          <w:b/>
-          <w:i w:val="0"/>
-          <w:sz w:val="24"/>
-        </w:rPr>
-        <w:t>1.2 游戏类型与定位</w:t>
-      </w:r>
-    </w:p>
-    <w:p>
-      <w:pPr>
-        <w:pStyle w:val="ListBullet"/>
-        <w:spacing w:line="360" w:lineRule="auto"/>
-      </w:pPr>
-      <w:r>
-        <w:rPr>
-          <w:rFonts w:ascii="宋体" w:hAnsi="宋体" w:eastAsia="宋体"/>
-          <w:b/>
-          <w:i w:val="0"/>
-          <w:sz w:val="24"/>
-        </w:rPr>
-        <w:t>类型</w:t>
-      </w:r>
-      <w:r>
-        <w:rPr>
-          <w:rFonts w:ascii="宋体" w:hAnsi="宋体" w:eastAsia="宋体"/>
-          <w:b w:val="0"/>
-          <w:i w:val="0"/>
-          <w:sz w:val="24"/>
-        </w:rPr>
-        <w:t>：2.5D 解密冒险 + 轻战斗（重解密与叙事；拓印技能=解密工具+战斗辅助；战斗单场 30–60 秒，不打断叙事节奏）</w:t>
-      </w:r>
-    </w:p>
-    <w:p>
-      <w:pPr>
-        <w:pStyle w:val="ListBullet"/>
-        <w:spacing w:line="360" w:lineRule="auto"/>
-      </w:pPr>
-      <w:r>
-        <w:rPr>
-          <w:rFonts w:ascii="宋体" w:hAnsi="宋体" w:eastAsia="宋体"/>
-          <w:b/>
-          <w:i w:val="0"/>
-          <w:sz w:val="24"/>
-        </w:rPr>
-        <w:t>平台倾向</w:t>
-      </w:r>
-      <w:r>
-        <w:rPr>
-          <w:rFonts w:ascii="宋体" w:hAnsi="宋体" w:eastAsia="宋体"/>
-          <w:b w:val="0"/>
-          <w:i w:val="0"/>
-          <w:sz w:val="24"/>
-        </w:rPr>
-        <w:t>：PC（演示）/ 可适配移动端虚拟摇杆</w:t>
-      </w:r>
-    </w:p>
-    <w:p>
-      <w:pPr>
-        <w:spacing w:line="360" w:lineRule="auto" w:before="120" w:after="120"/>
-      </w:pPr>
-      <w:r>
-        <w:rPr>
-          <w:rFonts w:ascii="黑体" w:hAnsi="黑体" w:eastAsia="黑体"/>
-          <w:b/>
-          <w:i w:val="0"/>
-          <w:sz w:val="24"/>
-        </w:rPr>
-        <w:t>1.3 目标受众</w:t>
-      </w:r>
-    </w:p>
-    <w:p>
-      <w:pPr>
-        <w:spacing w:line="360" w:lineRule="auto"/>
-      </w:pPr>
-      <w:r>
-        <w:rPr>
-          <w:rFonts w:ascii="宋体" w:hAnsi="宋体" w:eastAsia="宋体"/>
-          <w:b w:val="0"/>
-          <w:i w:val="0"/>
-          <w:sz w:val="24"/>
-        </w:rPr>
-        <w:t>偏好国风叙事、策略解谜与轻度卡牌玩法的玩家（建议定位 16–35 岁）。</w:t>
-      </w:r>
-    </w:p>
-    <w:p>
-      <w:pPr>
-        <w:spacing w:line="360" w:lineRule="auto" w:before="120" w:after="120"/>
-      </w:pPr>
-      <w:r>
-        <w:rPr>
-          <w:rFonts w:ascii="黑体" w:hAnsi="黑体" w:eastAsia="黑体"/>
-          <w:b/>
-          <w:i w:val="0"/>
-          <w:sz w:val="24"/>
-        </w:rPr>
-        <w:t>1.4 视觉风格</w:t>
-      </w:r>
-    </w:p>
-    <w:p>
-      <w:pPr>
-        <w:spacing w:line="360" w:lineRule="auto"/>
-      </w:pPr>
-      <w:r>
-        <w:rPr>
-          <w:rFonts w:ascii="宋体" w:hAnsi="宋体" w:eastAsia="宋体"/>
-          <w:b w:val="0"/>
-          <w:i w:val="0"/>
-          <w:sz w:val="24"/>
-        </w:rPr>
-        <w:t>国风水墨基调（与「墨痕/墨灵」世界观契合）；参考官方</w:t>
-      </w:r>
-      <w:r>
-        <w:rPr>
-          <w:rFonts w:ascii="宋体" w:hAnsi="宋体" w:eastAsia="宋体"/>
-          <w:b/>
-          <w:i w:val="0"/>
-          <w:sz w:val="24"/>
-        </w:rPr>
-        <w:t>波克 IP「灵画师」</w:t>
-      </w:r>
-      <w:r>
-        <w:rPr>
-          <w:rFonts w:ascii="宋体" w:hAnsi="宋体" w:eastAsia="宋体"/>
-          <w:b w:val="0"/>
-          <w:i w:val="0"/>
-          <w:sz w:val="24"/>
-        </w:rPr>
-        <w:t xml:space="preserve">素材统一角色与场景风格（素材仅限参赛使用，使用记录存入 </w:t>
-      </w:r>
-      <w:r>
-        <w:rPr>
-          <w:rFonts w:ascii="宋体" w:hAnsi="宋体" w:eastAsia="宋体"/>
-          <w:b w:val="0"/>
-          <w:i w:val="0"/>
-          <w:sz w:val="24"/>
-        </w:rPr>
-        <w:t>Task02/Original</w:t>
-      </w:r>
-      <w:r>
-        <w:rPr>
-          <w:rFonts w:ascii="宋体" w:hAnsi="宋体" w:eastAsia="宋体"/>
-          <w:b w:val="0"/>
-          <w:i w:val="0"/>
-          <w:sz w:val="24"/>
-        </w:rPr>
-        <w:t>）。</w:t>
-      </w:r>
-    </w:p>
-    <w:p>
-      <w:pPr>
-        <w:spacing w:line="360" w:lineRule="auto"/>
-      </w:pPr>
-      <w:r>
-        <w:rPr>
-          <w:rFonts w:ascii="宋体" w:hAnsi="宋体" w:eastAsia="宋体"/>
-          <w:b w:val="0"/>
-          <w:i/>
-          <w:color w:val="595959"/>
-          <w:sz w:val="24"/>
-        </w:rPr>
-        <w:t>灵画师素材建议映射（【待确认】）：角色 3D 参考 ×3 → 拓印师主角立绘 / 匠魂拟人形象 / 关键事件角色；横屏尺寸参考 → 主界面与调查场景构图基准。</w:t>
-      </w:r>
-    </w:p>
-    <w:p>
-      <w:pPr>
-        <w:spacing w:line="360" w:lineRule="auto" w:before="120" w:after="120"/>
-      </w:pPr>
-      <w:r>
-        <w:rPr>
-          <w:rFonts w:ascii="黑体" w:hAnsi="黑体" w:eastAsia="黑体"/>
-          <w:b/>
-          <w:i w:val="0"/>
-          <w:sz w:val="24"/>
-        </w:rPr>
-        <w:t>1.5 主题切入点与文化表达</w:t>
-      </w:r>
-    </w:p>
-    <w:p>
-      <w:pPr>
-        <w:spacing w:line="360" w:lineRule="auto"/>
-      </w:pPr>
-      <w:r>
-        <w:rPr>
-          <w:rFonts w:ascii="宋体" w:hAnsi="宋体" w:eastAsia="宋体"/>
-          <w:b/>
-          <w:i w:val="0"/>
-          <w:sz w:val="24"/>
-        </w:rPr>
-        <w:t>主题维度：建筑文化的空间叙事</w:t>
-      </w:r>
-      <w:r>
-        <w:rPr>
-          <w:rFonts w:ascii="宋体" w:hAnsi="宋体" w:eastAsia="宋体"/>
-          <w:b w:val="0"/>
-          <w:i w:val="0"/>
-          <w:sz w:val="24"/>
-        </w:rPr>
-        <w:t>（赛题维度二）。取材中国传统建筑承载「记忆」的文化内涵：</w:t>
-      </w:r>
-      <w:r>
-        <w:rPr>
-          <w:rFonts w:ascii="宋体" w:hAnsi="宋体" w:eastAsia="宋体"/>
-          <w:b/>
-          <w:i w:val="0"/>
-          <w:sz w:val="24"/>
-        </w:rPr>
-        <w:t>风雨廊桥、社庙、戏楼、牌坊、斗拱、飞檐、藻井、通天塔</w:t>
-      </w:r>
-      <w:r>
-        <w:rPr>
-          <w:rFonts w:ascii="宋体" w:hAnsi="宋体" w:eastAsia="宋体"/>
-          <w:b w:val="0"/>
-          <w:i w:val="0"/>
-          <w:sz w:val="24"/>
-        </w:rPr>
-        <w:t>。</w:t>
-      </w:r>
-    </w:p>
-    <w:p>
-      <w:pPr>
-        <w:spacing w:line="360" w:lineRule="auto"/>
-      </w:pPr>
-      <w:r>
-        <w:rPr>
-          <w:rFonts w:ascii="宋体" w:hAnsi="宋体" w:eastAsia="宋体"/>
-          <w:b w:val="0"/>
-          <w:i w:val="0"/>
-          <w:sz w:val="24"/>
-        </w:rPr>
-        <w:t>设计理念：传统元素「保留 + 现代化转译」——保留榫卯、墨线拓印、藻井纹样等建筑语汇，转译为游戏内的谜题机制与技能系统（见第四、五节）。</w:t>
-      </w:r>
-    </w:p>
-    <w:p>
-      <w:pPr>
-        <w:spacing w:line="360" w:lineRule="auto" w:before="120" w:after="120"/>
-      </w:pPr>
-      <w:r>
-        <w:rPr>
-          <w:rFonts w:ascii="黑体" w:hAnsi="黑体" w:eastAsia="黑体"/>
-          <w:b/>
-          <w:i w:val="0"/>
-          <w:sz w:val="24"/>
-        </w:rPr>
-        <w:t>1.6 特色亮点（创新点）</w:t>
-      </w:r>
-    </w:p>
-    <w:p>
-      <w:pPr>
-        <w:pStyle w:val="ListNumber"/>
-        <w:spacing w:line="360" w:lineRule="auto"/>
-      </w:pPr>
-      <w:r>
-        <w:rPr>
-          <w:rFonts w:ascii="宋体" w:hAnsi="宋体" w:eastAsia="宋体"/>
-          <w:b/>
-          <w:i w:val="0"/>
-          <w:sz w:val="24"/>
-        </w:rPr>
-        <w:t>解密驱动叙事</w:t>
-      </w:r>
-      <w:r>
-        <w:rPr>
-          <w:rFonts w:ascii="宋体" w:hAnsi="宋体" w:eastAsia="宋体"/>
-          <w:b w:val="0"/>
-          <w:i w:val="0"/>
-          <w:sz w:val="24"/>
-        </w:rPr>
-        <w:t>：以古建构件的「拓印/修复谜题」推进剧情（榫卯归位、墨线拓印、文化知识谜题）。</w:t>
-      </w:r>
-    </w:p>
-    <w:p>
-      <w:pPr>
-        <w:pStyle w:val="ListNumber"/>
-        <w:spacing w:line="360" w:lineRule="auto"/>
-      </w:pPr>
-      <w:r>
-        <w:rPr>
-          <w:rFonts w:ascii="宋体" w:hAnsi="宋体" w:eastAsia="宋体"/>
-          <w:b/>
-          <w:i w:val="0"/>
-          <w:sz w:val="24"/>
-        </w:rPr>
-        <w:t>背包即「心舍」</w:t>
-      </w:r>
-      <w:r>
-        <w:rPr>
-          <w:rFonts w:ascii="宋体" w:hAnsi="宋体" w:eastAsia="宋体"/>
-          <w:b w:val="0"/>
-          <w:i w:val="0"/>
-          <w:sz w:val="24"/>
-        </w:rPr>
-        <w:t>：容量初始 5 道、上限 7 道墨灵；拓印新记忆必须亲手抹去一道旧记忆，抹除伴随视听代价（画面褪色、音效消失）。</w:t>
-      </w:r>
-    </w:p>
-    <w:p>
-      <w:pPr>
-        <w:pStyle w:val="ListNumber"/>
-        <w:spacing w:line="360" w:lineRule="auto"/>
-      </w:pPr>
-      <w:r>
-        <w:rPr>
-          <w:rFonts w:ascii="宋体" w:hAnsi="宋体" w:eastAsia="宋体"/>
-          <w:b/>
-          <w:i w:val="0"/>
-          <w:sz w:val="24"/>
-        </w:rPr>
-        <w:t>无传统 NPC</w:t>
-      </w:r>
-      <w:r>
-        <w:rPr>
-          <w:rFonts w:ascii="宋体" w:hAnsi="宋体" w:eastAsia="宋体"/>
-          <w:b w:val="0"/>
-          <w:i w:val="0"/>
-          <w:sz w:val="24"/>
-        </w:rPr>
-        <w:t>：事件与剧情由「古建呓语」发布，营造孤寂苍凉的沉浸感。</w:t>
-      </w:r>
-    </w:p>
-    <w:p>
-      <w:pPr>
-        <w:pStyle w:val="ListNumber"/>
-        <w:spacing w:line="360" w:lineRule="auto"/>
-      </w:pPr>
-      <w:r>
-        <w:rPr>
-          <w:rFonts w:ascii="宋体" w:hAnsi="宋体" w:eastAsia="宋体"/>
-          <w:b/>
-          <w:i w:val="0"/>
-          <w:sz w:val="24"/>
-        </w:rPr>
-        <w:t>轻战斗</w:t>
-      </w:r>
-      <w:r>
-        <w:rPr>
-          <w:rFonts w:ascii="宋体" w:hAnsi="宋体" w:eastAsia="宋体"/>
-          <w:b w:val="0"/>
-          <w:i w:val="0"/>
-          <w:sz w:val="24"/>
-        </w:rPr>
-        <w:t>：拓印技能快速对抗白蚀（每场 30–60 秒），不打断叙事。</w:t>
-      </w:r>
-    </w:p>
-    <w:p>
-      <w:pPr>
-        <w:pStyle w:val="ListNumber"/>
-        <w:spacing w:line="360" w:lineRule="auto"/>
-      </w:pPr>
-      <w:r>
-        <w:rPr>
-          <w:rFonts w:ascii="宋体" w:hAnsi="宋体" w:eastAsia="宋体"/>
-          <w:b/>
-          <w:i w:val="0"/>
-          <w:sz w:val="24"/>
-        </w:rPr>
-        <w:t>主题升维</w:t>
-      </w:r>
-      <w:r>
-        <w:rPr>
-          <w:rFonts w:ascii="宋体" w:hAnsi="宋体" w:eastAsia="宋体"/>
-          <w:b w:val="0"/>
-          <w:i w:val="0"/>
-          <w:sz w:val="24"/>
-        </w:rPr>
-        <w:t>：从「对抗邪恶」升华为「记忆伦理」抉择——记住什么、遗忘什么由玩家决定。</w:t>
-      </w:r>
-    </w:p>
-    <w:p>
-      <w:pPr>
-        <w:spacing w:line="360" w:lineRule="auto" w:before="120" w:after="120"/>
-      </w:pPr>
-      <w:r>
-        <w:rPr>
-          <w:rFonts w:ascii="黑体" w:hAnsi="黑体" w:eastAsia="黑体"/>
-          <w:b/>
-          <w:i w:val="0"/>
-          <w:sz w:val="24"/>
-        </w:rPr>
-        <w:t>1.7 一句话宣传语</w:t>
-      </w:r>
-    </w:p>
-    <w:p>
-      <w:pPr>
-        <w:spacing w:line="360" w:lineRule="auto"/>
-      </w:pPr>
-      <w:r>
-        <w:rPr>
-          <w:rFonts w:ascii="宋体" w:hAnsi="宋体" w:eastAsia="宋体"/>
-          <w:b/>
-          <w:i w:val="0"/>
-          <w:sz w:val="24"/>
-        </w:rPr>
-        <w:t>「檐下藏千秋，墨中定存亡」</w:t>
-      </w:r>
-    </w:p>
-    <w:p>
-      <w:pPr>
-        <w:spacing w:line="360" w:lineRule="auto" w:before="240" w:after="120"/>
-      </w:pPr>
-      <w:r>
-        <w:rPr>
-          <w:rFonts w:ascii="黑体" w:hAnsi="黑体" w:eastAsia="黑体"/>
-          <w:b/>
-          <w:i w:val="0"/>
-          <w:sz w:val="28"/>
-        </w:rPr>
-        <w:t>二、核心玩法与机制设计【评分点 1.2，5 分】</w:t>
-      </w:r>
-    </w:p>
-    <w:p>
-      <w:pPr>
-        <w:spacing w:line="360" w:lineRule="auto" w:before="120" w:after="120"/>
-      </w:pPr>
-      <w:r>
-        <w:rPr>
-          <w:rFonts w:ascii="黑体" w:hAnsi="黑体" w:eastAsia="黑体"/>
-          <w:b/>
-          <w:i w:val="0"/>
-          <w:sz w:val="24"/>
-        </w:rPr>
-        <w:t>2.1 核心循环</w:t>
-      </w:r>
-    </w:p>
-    <w:p>
-      <w:pPr>
-        <w:spacing w:line="360" w:lineRule="auto"/>
-      </w:pPr>
-      <w:r>
-        <w:rPr>
-          <w:rFonts w:ascii="宋体" w:hAnsi="宋体" w:eastAsia="宋体"/>
-          <w:b w:val="0"/>
-          <w:i/>
-          <w:color w:val="595959"/>
-          <w:sz w:val="24"/>
-        </w:rPr>
-        <w:t>探索古建 → 聆听「呓语」接取事件 → 解密（拓印/构件修复谜题）→ 获得墨灵符诏 → 心舍容量抉择 → 轻量战斗对抗白蚀 → 修复古建推进旅程</w:t>
-      </w:r>
-    </w:p>
-    <w:p>
-      <w:pPr>
-        <w:spacing w:line="360" w:lineRule="auto"/>
-      </w:pPr>
-      <w:r>
-        <w:rPr>
-          <w:rFonts w:ascii="宋体" w:hAnsi="宋体" w:eastAsia="宋体"/>
-          <w:b/>
-          <w:i w:val="0"/>
-          <w:sz w:val="24"/>
-        </w:rPr>
-        <w:t>玩家每一步</w:t>
-      </w:r>
-      <w:r>
-        <w:rPr>
-          <w:rFonts w:ascii="宋体" w:hAnsi="宋体" w:eastAsia="宋体"/>
-          <w:b w:val="0"/>
-          <w:i w:val="0"/>
-          <w:sz w:val="24"/>
-        </w:rPr>
-        <w:t>：从风雨廊桥醒来 → 游历社庙/戏楼/牌坊等古建 → 调查场景、聆听呓语 → 解谜（拼合斗拱、拓印墨线、识别构件）获得墨灵符诏 → 为腾出识海空间不得不抹除旧记忆 → 以技能轻量对抗白蚀、修复古建、开启通路 → 走向皇城通天塔。</w:t>
-      </w:r>
-    </w:p>
-    <w:p>
-      <w:pPr>
-        <w:spacing w:line="360" w:lineRule="auto" w:before="120" w:after="120"/>
-      </w:pPr>
-      <w:r>
-        <w:rPr>
-          <w:rFonts w:ascii="黑体" w:hAnsi="黑体" w:eastAsia="黑体"/>
-          <w:b/>
-          <w:i w:val="0"/>
-          <w:sz w:val="24"/>
-        </w:rPr>
-        <w:t>2.2 操作机制</w:t>
+        <w:t>章节按事件顺序解锁。剧情推进不消耗墨痕，避免玩家因重试后资源不足而看不到后续故事。墨痕保留用于失败回溯；所有章节在墨痕为零时均可免费回溯，避免失败会话阻断主线。已拓印的记忆和已学技能不因战斗失败消失。</w:t>
       </w:r>
     </w:p>
     <w:tbl>
       <w:tblPr>
-        <w:tblStyle w:val="TableGrid"/>
         <w:tblW w:type="auto" w:w="0"/>
+        <w:tblLayout w:type="fixed"/>
         <w:tblLook w:firstColumn="1" w:firstRow="1" w:lastColumn="0" w:lastRow="0" w:noHBand="0" w:noVBand="1" w:val="04A0"/>
       </w:tblPr>
       <w:tblGrid>
-        <w:gridCol w:w="4680"/>
-        <w:gridCol w:w="4680"/>
+        <w:gridCol w:w="3009"/>
+        <w:gridCol w:w="3009"/>
+        <w:gridCol w:w="3009"/>
       </w:tblGrid>
       <w:tr>
+        <w:trPr>
+          <w:tblHeader/>
+        </w:trPr>
         <w:tc>
           <w:tcPr>
-            <w:tcW w:type="dxa" w:w="4680"/>
+            <w:tcW w:type="dxa" w:w="3009"/>
+            <w:vAlign w:val="center"/>
+            <w:tcBorders>
+              <w:top w:val="single" w:sz="4" w:color="D9D9D9"/>
+              <w:left w:val="single" w:sz="4" w:color="D9D9D9"/>
+              <w:bottom w:val="single" w:sz="4" w:color="D9D9D9"/>
+              <w:right w:val="single" w:sz="4" w:color="D9D9D9"/>
+            </w:tcBorders>
+            <w:shd w:fill="E7ECED"/>
+            <w:tcMar>
+              <w:top w:w="100" w:type="dxa"/>
+              <w:left w:w="100" w:type="dxa"/>
+              <w:bottom w:w="100" w:type="dxa"/>
+              <w:right w:w="100" w:type="dxa"/>
+            </w:tcMar>
           </w:tcPr>
           <w:p>
             <w:pPr>
-              <w:spacing w:line="240" w:lineRule="auto"/>
+              <w:keepNext/>
+              <w:spacing w:line="276" w:lineRule="auto" w:after="60"/>
             </w:pPr>
             <w:r>
               <w:rPr>
-                <w:rFonts w:ascii="宋体" w:hAnsi="宋体" w:eastAsia="宋体"/>
-                <w:b w:val="0"/>
-                <w:i w:val="0"/>
+                <w:b/>
                 <w:sz w:val="21"/>
               </w:rPr>
-              <w:t>操作</w:t>
+              <w:t>篇章</w:t>
             </w:r>
           </w:p>
         </w:tc>
         <w:tc>
           <w:tcPr>
-            <w:tcW w:type="dxa" w:w="4680"/>
+            <w:tcW w:type="dxa" w:w="3009"/>
+            <w:vAlign w:val="center"/>
+            <w:tcBorders>
+              <w:top w:val="single" w:sz="4" w:color="D9D9D9"/>
+              <w:left w:val="single" w:sz="4" w:color="D9D9D9"/>
+              <w:bottom w:val="single" w:sz="4" w:color="D9D9D9"/>
+              <w:right w:val="single" w:sz="4" w:color="D9D9D9"/>
+            </w:tcBorders>
+            <w:shd w:fill="E7ECED"/>
+            <w:tcMar>
+              <w:top w:w="100" w:type="dxa"/>
+              <w:left w:w="100" w:type="dxa"/>
+              <w:bottom w:w="100" w:type="dxa"/>
+              <w:right w:w="100" w:type="dxa"/>
+            </w:tcMar>
           </w:tcPr>
           <w:p>
             <w:pPr>
-              <w:spacing w:line="240" w:lineRule="auto"/>
+              <w:keepNext/>
+              <w:spacing w:line="276" w:lineRule="auto" w:after="60"/>
             </w:pPr>
             <w:r>
               <w:rPr>
-                <w:rFonts w:ascii="宋体" w:hAnsi="宋体" w:eastAsia="宋体"/>
-                <w:b w:val="0"/>
-                <w:i w:val="0"/>
+                <w:b/>
                 <w:sz w:val="21"/>
               </w:rPr>
-              <w:t>说明</w:t>
+              <w:t>剧情任务</w:t>
+            </w:r>
+          </w:p>
+        </w:tc>
+        <w:tc>
+          <w:tcPr>
+            <w:tcW w:type="dxa" w:w="3009"/>
+            <w:vAlign w:val="center"/>
+            <w:tcBorders>
+              <w:top w:val="single" w:sz="4" w:color="D9D9D9"/>
+              <w:left w:val="single" w:sz="4" w:color="D9D9D9"/>
+              <w:bottom w:val="single" w:sz="4" w:color="D9D9D9"/>
+              <w:right w:val="single" w:sz="4" w:color="D9D9D9"/>
+            </w:tcBorders>
+            <w:shd w:fill="E7ECED"/>
+            <w:tcMar>
+              <w:top w:w="100" w:type="dxa"/>
+              <w:left w:w="100" w:type="dxa"/>
+              <w:bottom w:w="100" w:type="dxa"/>
+              <w:right w:w="100" w:type="dxa"/>
+            </w:tcMar>
+          </w:tcPr>
+          <w:p>
+            <w:pPr>
+              <w:keepNext/>
+              <w:spacing w:line="276" w:lineRule="auto" w:after="60"/>
+            </w:pPr>
+            <w:r>
+              <w:rPr>
+                <w:b/>
+                <w:sz w:val="21"/>
+              </w:rPr>
+              <w:t>玩法与叙事目的</w:t>
             </w:r>
           </w:p>
         </w:tc>
@@ -735,39 +176,97 @@
       <w:tr>
         <w:tc>
           <w:tcPr>
-            <w:tcW w:type="dxa" w:w="4680"/>
+            <w:tcW w:type="dxa" w:w="3009"/>
+            <w:vAlign w:val="center"/>
+            <w:tcBorders>
+              <w:top w:val="single" w:sz="4" w:color="D9D9D9"/>
+              <w:left w:val="single" w:sz="4" w:color="D9D9D9"/>
+              <w:bottom w:val="single" w:sz="4" w:color="D9D9D9"/>
+              <w:right w:val="single" w:sz="4" w:color="D9D9D9"/>
+            </w:tcBorders>
+            <w:shd w:fill="FFFFFF"/>
+            <w:tcMar>
+              <w:top w:w="100" w:type="dxa"/>
+              <w:left w:w="100" w:type="dxa"/>
+              <w:bottom w:w="100" w:type="dxa"/>
+              <w:right w:w="100" w:type="dxa"/>
+            </w:tcMar>
           </w:tcPr>
           <w:p>
             <w:pPr>
-              <w:spacing w:line="240" w:lineRule="auto"/>
+              <w:keepNext w:val="0"/>
+              <w:spacing w:line="276" w:lineRule="auto" w:after="60"/>
             </w:pPr>
             <w:r>
               <w:rPr>
-                <w:rFonts w:ascii="宋体" w:hAnsi="宋体" w:eastAsia="宋体"/>
                 <w:b w:val="0"/>
-                <w:i w:val="0"/>
                 <w:sz w:val="21"/>
               </w:rPr>
-              <w:t>2.5D 场景移动</w:t>
+              <w:t>序章·廊桥</w:t>
             </w:r>
           </w:p>
         </w:tc>
         <w:tc>
           <w:tcPr>
-            <w:tcW w:type="dxa" w:w="4680"/>
+            <w:tcW w:type="dxa" w:w="3009"/>
+            <w:vAlign w:val="center"/>
+            <w:tcBorders>
+              <w:top w:val="single" w:sz="4" w:color="D9D9D9"/>
+              <w:left w:val="single" w:sz="4" w:color="D9D9D9"/>
+              <w:bottom w:val="single" w:sz="4" w:color="D9D9D9"/>
+              <w:right w:val="single" w:sz="4" w:color="D9D9D9"/>
+            </w:tcBorders>
+            <w:shd w:fill="FFFFFF"/>
+            <w:tcMar>
+              <w:top w:w="100" w:type="dxa"/>
+              <w:left w:w="100" w:type="dxa"/>
+              <w:bottom w:w="100" w:type="dxa"/>
+              <w:right w:w="100" w:type="dxa"/>
+            </w:tcMar>
           </w:tcPr>
           <w:p>
             <w:pPr>
-              <w:spacing w:line="240" w:lineRule="auto"/>
+              <w:keepNext w:val="0"/>
+              <w:spacing w:line="276" w:lineRule="auto" w:after="60"/>
             </w:pPr>
             <w:r>
               <w:rPr>
-                <w:rFonts w:ascii="宋体" w:hAnsi="宋体" w:eastAsia="宋体"/>
                 <w:b w:val="0"/>
-                <w:i w:val="0"/>
                 <w:sz w:val="21"/>
               </w:rPr>
-              <w:t>方向键 / 虚拟摇杆</w:t>
+              <w:t>桥上平安</w:t>
+            </w:r>
+          </w:p>
+        </w:tc>
+        <w:tc>
+          <w:tcPr>
+            <w:tcW w:type="dxa" w:w="3009"/>
+            <w:vAlign w:val="center"/>
+            <w:tcBorders>
+              <w:top w:val="single" w:sz="4" w:color="D9D9D9"/>
+              <w:left w:val="single" w:sz="4" w:color="D9D9D9"/>
+              <w:bottom w:val="single" w:sz="4" w:color="D9D9D9"/>
+              <w:right w:val="single" w:sz="4" w:color="D9D9D9"/>
+            </w:tcBorders>
+            <w:shd w:fill="FFFFFF"/>
+            <w:tcMar>
+              <w:top w:w="100" w:type="dxa"/>
+              <w:left w:w="100" w:type="dxa"/>
+              <w:bottom w:w="100" w:type="dxa"/>
+              <w:right w:w="100" w:type="dxa"/>
+            </w:tcMar>
+          </w:tcPr>
+          <w:p>
+            <w:pPr>
+              <w:keepNext w:val="0"/>
+              <w:spacing w:line="276" w:lineRule="auto" w:after="60"/>
+            </w:pPr>
+            <w:r>
+              <w:rPr>
+                <w:b w:val="0"/>
+                <w:sz w:val="21"/>
+              </w:rPr>
+              <w:t>首次对话、调查与描摹；记住等待归来的人；学习斗拱</w:t>
             </w:r>
           </w:p>
         </w:tc>
@@ -775,1998 +274,30 @@
       <w:tr>
         <w:tc>
           <w:tcPr>
-            <w:tcW w:type="dxa" w:w="4680"/>
+            <w:tcW w:type="dxa" w:w="3009"/>
+            <w:vAlign w:val="center"/>
+            <w:tcBorders>
+              <w:top w:val="single" w:sz="4" w:color="D9D9D9"/>
+              <w:left w:val="single" w:sz="4" w:color="D9D9D9"/>
+              <w:bottom w:val="single" w:sz="4" w:color="D9D9D9"/>
+              <w:right w:val="single" w:sz="4" w:color="D9D9D9"/>
+            </w:tcBorders>
+            <w:shd w:fill="FFFFFF"/>
+            <w:tcMar>
+              <w:top w:w="100" w:type="dxa"/>
+              <w:left w:w="100" w:type="dxa"/>
+              <w:bottom w:w="100" w:type="dxa"/>
+              <w:right w:w="100" w:type="dxa"/>
+            </w:tcMar>
           </w:tcPr>
           <w:p>
             <w:pPr>
-              <w:spacing w:line="240" w:lineRule="auto"/>
+              <w:keepNext w:val="0"/>
+              <w:spacing w:line="276" w:lineRule="auto" w:after="60"/>
             </w:pPr>
             <w:r>
               <w:rPr>
-                <w:rFonts w:ascii="宋体" w:hAnsi="宋体" w:eastAsia="宋体"/>
                 <w:b w:val="0"/>
-                <w:i w:val="0"/>
-                <w:sz w:val="21"/>
-              </w:rPr>
-              <w:t>调查</w:t>
-            </w:r>
-          </w:p>
-        </w:tc>
-        <w:tc>
-          <w:tcPr>
-            <w:tcW w:type="dxa" w:w="4680"/>
-          </w:tcPr>
-          <w:p>
-            <w:pPr>
-              <w:spacing w:line="240" w:lineRule="auto"/>
-            </w:pPr>
-            <w:r>
-              <w:rPr>
-                <w:rFonts w:ascii="宋体" w:hAnsi="宋体" w:eastAsia="宋体"/>
-                <w:b w:val="0"/>
-                <w:i w:val="0"/>
-                <w:sz w:val="21"/>
-              </w:rPr>
-              <w:t>点击调查物体、聆听呓语</w:t>
-            </w:r>
-          </w:p>
-        </w:tc>
-      </w:tr>
-      <w:tr>
-        <w:tc>
-          <w:tcPr>
-            <w:tcW w:type="dxa" w:w="4680"/>
-          </w:tcPr>
-          <w:p>
-            <w:pPr>
-              <w:spacing w:line="240" w:lineRule="auto"/>
-            </w:pPr>
-            <w:r>
-              <w:rPr>
-                <w:rFonts w:ascii="宋体" w:hAnsi="宋体" w:eastAsia="宋体"/>
-                <w:b w:val="0"/>
-                <w:i w:val="0"/>
-                <w:sz w:val="21"/>
-              </w:rPr>
-              <w:t>解密交互</w:t>
-            </w:r>
-          </w:p>
-        </w:tc>
-        <w:tc>
-          <w:tcPr>
-            <w:tcW w:type="dxa" w:w="4680"/>
-          </w:tcPr>
-          <w:p>
-            <w:pPr>
-              <w:spacing w:line="240" w:lineRule="auto"/>
-            </w:pPr>
-            <w:r>
-              <w:rPr>
-                <w:rFonts w:ascii="宋体" w:hAnsi="宋体" w:eastAsia="宋体"/>
-                <w:b w:val="0"/>
-                <w:i w:val="0"/>
-                <w:sz w:val="21"/>
-              </w:rPr>
-              <w:t>拖拽构件归位、跟随墨线拓印</w:t>
-            </w:r>
-          </w:p>
-        </w:tc>
-      </w:tr>
-      <w:tr>
-        <w:tc>
-          <w:tcPr>
-            <w:tcW w:type="dxa" w:w="4680"/>
-          </w:tcPr>
-          <w:p>
-            <w:pPr>
-              <w:spacing w:line="240" w:lineRule="auto"/>
-            </w:pPr>
-            <w:r>
-              <w:rPr>
-                <w:rFonts w:ascii="宋体" w:hAnsi="宋体" w:eastAsia="宋体"/>
-                <w:b w:val="0"/>
-                <w:i w:val="0"/>
-                <w:sz w:val="21"/>
-              </w:rPr>
-              <w:t>心舍</w:t>
-            </w:r>
-          </w:p>
-        </w:tc>
-        <w:tc>
-          <w:tcPr>
-            <w:tcW w:type="dxa" w:w="4680"/>
-          </w:tcPr>
-          <w:p>
-            <w:pPr>
-              <w:spacing w:line="240" w:lineRule="auto"/>
-            </w:pPr>
-            <w:r>
-              <w:rPr>
-                <w:rFonts w:ascii="宋体" w:hAnsi="宋体" w:eastAsia="宋体"/>
-                <w:b w:val="0"/>
-                <w:i w:val="0"/>
-                <w:sz w:val="21"/>
-              </w:rPr>
-              <w:t>滑动浏览符诏 + 点击抉择（抹除需二次确认）</w:t>
-            </w:r>
-          </w:p>
-        </w:tc>
-      </w:tr>
-      <w:tr>
-        <w:tc>
-          <w:tcPr>
-            <w:tcW w:type="dxa" w:w="4680"/>
-          </w:tcPr>
-          <w:p>
-            <w:pPr>
-              <w:spacing w:line="240" w:lineRule="auto"/>
-            </w:pPr>
-            <w:r>
-              <w:rPr>
-                <w:rFonts w:ascii="宋体" w:hAnsi="宋体" w:eastAsia="宋体"/>
-                <w:b w:val="0"/>
-                <w:i w:val="0"/>
-                <w:sz w:val="21"/>
-              </w:rPr>
-              <w:t>战斗</w:t>
-            </w:r>
-          </w:p>
-        </w:tc>
-        <w:tc>
-          <w:tcPr>
-            <w:tcW w:type="dxa" w:w="4680"/>
-          </w:tcPr>
-          <w:p>
-            <w:pPr>
-              <w:spacing w:line="240" w:lineRule="auto"/>
-            </w:pPr>
-            <w:r>
-              <w:rPr>
-                <w:rFonts w:ascii="宋体" w:hAnsi="宋体" w:eastAsia="宋体"/>
-                <w:b w:val="0"/>
-                <w:i w:val="0"/>
-                <w:sz w:val="21"/>
-              </w:rPr>
-              <w:t>点击释放技能（斗拱/飞檐/藻井）</w:t>
-            </w:r>
-          </w:p>
-        </w:tc>
-      </w:tr>
-    </w:tbl>
-    <w:p>
-      <w:pPr>
-        <w:spacing w:line="360" w:lineRule="auto" w:before="120" w:after="120"/>
-      </w:pPr>
-      <w:r>
-        <w:rPr>
-          <w:rFonts w:ascii="黑体" w:hAnsi="黑体" w:eastAsia="黑体"/>
-          <w:b/>
-          <w:i w:val="0"/>
-          <w:sz w:val="24"/>
-        </w:rPr>
-        <w:t>2.3 核心规则（目标、胜负与结算）</w:t>
-      </w:r>
-    </w:p>
-    <w:p>
-      <w:pPr>
-        <w:pStyle w:val="ListBullet"/>
-        <w:spacing w:line="360" w:lineRule="auto"/>
-      </w:pPr>
-      <w:r>
-        <w:rPr>
-          <w:rFonts w:ascii="宋体" w:hAnsi="宋体" w:eastAsia="宋体"/>
-          <w:b/>
-          <w:i w:val="0"/>
-          <w:sz w:val="24"/>
-        </w:rPr>
-        <w:t>识海（心舍）容量</w:t>
-      </w:r>
-      <w:r>
-        <w:rPr>
-          <w:rFonts w:ascii="宋体" w:hAnsi="宋体" w:eastAsia="宋体"/>
-          <w:b w:val="0"/>
-          <w:i w:val="0"/>
-          <w:sz w:val="24"/>
-        </w:rPr>
-        <w:t>：初始 5 道墨灵，章节推进可扩充至上限 7 道。</w:t>
-      </w:r>
-    </w:p>
-    <w:p>
-      <w:pPr>
-        <w:pStyle w:val="ListBullet"/>
-        <w:spacing w:line="360" w:lineRule="auto"/>
-      </w:pPr>
-      <w:r>
-        <w:rPr>
-          <w:rFonts w:ascii="宋体" w:hAnsi="宋体" w:eastAsia="宋体"/>
-          <w:b/>
-          <w:i w:val="0"/>
-          <w:sz w:val="24"/>
-        </w:rPr>
-        <w:t>拓印规则</w:t>
-      </w:r>
-      <w:r>
-        <w:rPr>
-          <w:rFonts w:ascii="宋体" w:hAnsi="宋体" w:eastAsia="宋体"/>
-          <w:b w:val="0"/>
-          <w:i w:val="0"/>
-          <w:sz w:val="24"/>
-        </w:rPr>
-        <w:t>：获得新墨灵符诏时必须先择一旧记忆抹去（容量满时）。</w:t>
-      </w:r>
-    </w:p>
-    <w:p>
-      <w:pPr>
-        <w:pStyle w:val="ListBullet"/>
-        <w:spacing w:line="360" w:lineRule="auto"/>
-      </w:pPr>
-      <w:r>
-        <w:rPr>
-          <w:rFonts w:ascii="宋体" w:hAnsi="宋体" w:eastAsia="宋体"/>
-          <w:b/>
-          <w:i w:val="0"/>
-          <w:sz w:val="24"/>
-        </w:rPr>
-        <w:t>胜负条件</w:t>
-      </w:r>
-      <w:r>
-        <w:rPr>
-          <w:rFonts w:ascii="宋体" w:hAnsi="宋体" w:eastAsia="宋体"/>
-          <w:b w:val="0"/>
-          <w:i w:val="0"/>
-          <w:sz w:val="24"/>
-        </w:rPr>
-        <w:t xml:space="preserve">：解密成功/战斗获胜 → 修复古建、推进；解密失败/战斗失败 → </w:t>
-      </w:r>
-      <w:r>
-        <w:rPr>
-          <w:rFonts w:ascii="宋体" w:hAnsi="宋体" w:eastAsia="宋体"/>
-          <w:b/>
-          <w:i w:val="0"/>
-          <w:sz w:val="24"/>
-        </w:rPr>
-        <w:t>侵蚀度</w:t>
-      </w:r>
-      <w:r>
-        <w:rPr>
-          <w:rFonts w:ascii="宋体" w:hAnsi="宋体" w:eastAsia="宋体"/>
-          <w:b w:val="0"/>
-          <w:i w:val="0"/>
-          <w:sz w:val="24"/>
-        </w:rPr>
-        <w:t>上升；侵蚀度达 100% → 事件失败。</w:t>
-      </w:r>
-    </w:p>
-    <w:p>
-      <w:pPr>
-        <w:pStyle w:val="ListBullet"/>
-        <w:spacing w:line="360" w:lineRule="auto"/>
-      </w:pPr>
-      <w:r>
-        <w:rPr>
-          <w:rFonts w:ascii="宋体" w:hAnsi="宋体" w:eastAsia="宋体"/>
-          <w:b/>
-          <w:i w:val="0"/>
-          <w:sz w:val="24"/>
-        </w:rPr>
-        <w:t>结算方式</w:t>
-      </w:r>
-      <w:r>
-        <w:rPr>
-          <w:rFonts w:ascii="宋体" w:hAnsi="宋体" w:eastAsia="宋体"/>
-          <w:b w:val="0"/>
-          <w:i w:val="0"/>
-          <w:sz w:val="24"/>
-        </w:rPr>
-        <w:t>：事件星级 1–3 星 = 修复度 + 白蚀清除度 + 记忆保留度综合评定；无金币，进度资源为「</w:t>
-      </w:r>
-      <w:r>
-        <w:rPr>
-          <w:rFonts w:ascii="宋体" w:hAnsi="宋体" w:eastAsia="宋体"/>
-          <w:b/>
-          <w:i w:val="0"/>
-          <w:sz w:val="24"/>
-        </w:rPr>
-        <w:t>墨痕</w:t>
-      </w:r>
-      <w:r>
-        <w:rPr>
-          <w:rFonts w:ascii="宋体" w:hAnsi="宋体" w:eastAsia="宋体"/>
-          <w:b w:val="0"/>
-          <w:i w:val="0"/>
-          <w:sz w:val="24"/>
-        </w:rPr>
-        <w:t>」（解锁章节/回溯重试）。</w:t>
-      </w:r>
-    </w:p>
-    <w:p>
-      <w:pPr>
-        <w:pStyle w:val="ListBullet"/>
-        <w:spacing w:line="360" w:lineRule="auto"/>
-      </w:pPr>
-      <w:r>
-        <w:rPr>
-          <w:rFonts w:ascii="宋体" w:hAnsi="宋体" w:eastAsia="宋体"/>
-          <w:b/>
-          <w:i w:val="0"/>
-          <w:sz w:val="24"/>
-        </w:rPr>
-        <w:t>记忆账册</w:t>
-      </w:r>
-      <w:r>
-        <w:rPr>
-          <w:rFonts w:ascii="宋体" w:hAnsi="宋体" w:eastAsia="宋体"/>
-          <w:b w:val="0"/>
-          <w:i w:val="0"/>
-          <w:sz w:val="24"/>
-        </w:rPr>
-        <w:t>：章节界面展示「记住/遗忘」清单，形成玩家专属的叙事档案。</w:t>
-      </w:r>
-    </w:p>
-    <w:p>
-      <w:pPr>
-        <w:spacing w:line="360" w:lineRule="auto" w:before="120" w:after="120"/>
-      </w:pPr>
-      <w:r>
-        <w:rPr>
-          <w:rFonts w:ascii="黑体" w:hAnsi="黑体" w:eastAsia="黑体"/>
-          <w:b/>
-          <w:i w:val="0"/>
-          <w:sz w:val="24"/>
-        </w:rPr>
-        <w:t>2.4 失败与重试机制</w:t>
-      </w:r>
-    </w:p>
-    <w:p>
-      <w:pPr>
-        <w:pStyle w:val="ListBullet"/>
-        <w:spacing w:line="360" w:lineRule="auto"/>
-      </w:pPr>
-      <w:r>
-        <w:rPr>
-          <w:rFonts w:ascii="宋体" w:hAnsi="宋体" w:eastAsia="宋体"/>
-          <w:b w:val="0"/>
-          <w:i w:val="0"/>
-          <w:sz w:val="24"/>
-        </w:rPr>
-        <w:t>无生命值，改用「侵蚀度」（0–100）：解密失败 +10，战斗失败 +15，战斗中受伤 +5/次。</w:t>
-      </w:r>
-    </w:p>
-    <w:p>
-      <w:pPr>
-        <w:pStyle w:val="ListBullet"/>
-        <w:spacing w:line="360" w:lineRule="auto"/>
-      </w:pPr>
-      <w:r>
-        <w:rPr>
-          <w:rFonts w:ascii="宋体" w:hAnsi="宋体" w:eastAsia="宋体"/>
-          <w:b w:val="0"/>
-          <w:i w:val="0"/>
-          <w:sz w:val="24"/>
-        </w:rPr>
-        <w:t>侵蚀度达 100%：事件失败 → 该古建的这段记忆</w:t>
-      </w:r>
-      <w:r>
-        <w:rPr>
-          <w:rFonts w:ascii="宋体" w:hAnsi="宋体" w:eastAsia="宋体"/>
-          <w:b/>
-          <w:i w:val="0"/>
-          <w:sz w:val="24"/>
-        </w:rPr>
-        <w:t>永久消散</w:t>
-      </w:r>
-      <w:r>
-        <w:rPr>
-          <w:rFonts w:ascii="宋体" w:hAnsi="宋体" w:eastAsia="宋体"/>
-          <w:b w:val="0"/>
-          <w:i w:val="0"/>
-          <w:sz w:val="24"/>
-        </w:rPr>
-        <w:t>（场景进入「残迹」状态，剧情分支改变，无法再访原貌）。</w:t>
-      </w:r>
-    </w:p>
-    <w:p>
-      <w:pPr>
-        <w:pStyle w:val="ListBullet"/>
-        <w:spacing w:line="360" w:lineRule="auto"/>
-      </w:pPr>
-      <w:r>
-        <w:rPr>
-          <w:rFonts w:ascii="宋体" w:hAnsi="宋体" w:eastAsia="宋体"/>
-          <w:b/>
-          <w:i w:val="0"/>
-          <w:sz w:val="24"/>
-        </w:rPr>
-        <w:t>侵蚀三阶段</w:t>
-      </w:r>
-      <w:r>
-        <w:rPr>
-          <w:rFonts w:ascii="宋体" w:hAnsi="宋体" w:eastAsia="宋体"/>
-          <w:b w:val="0"/>
-          <w:i w:val="0"/>
-          <w:sz w:val="24"/>
-        </w:rPr>
-        <w:t>（补丁·建议采纳，服务评分点 1.4）：</w:t>
-      </w:r>
-      <w:r>
-        <w:rPr>
-          <w:rFonts w:ascii="宋体" w:hAnsi="宋体" w:eastAsia="宋体"/>
-          <w:b/>
-          <w:i w:val="0"/>
-          <w:sz w:val="24"/>
-        </w:rPr>
-        <w:t>浸</w:t>
-      </w:r>
-      <w:r>
-        <w:rPr>
-          <w:rFonts w:ascii="宋体" w:hAnsi="宋体" w:eastAsia="宋体"/>
-          <w:b w:val="0"/>
-          <w:i w:val="0"/>
-          <w:sz w:val="24"/>
-        </w:rPr>
-        <w:t xml:space="preserve">（0–40：建筑褪色、声音减弱）→ </w:t>
-      </w:r>
-      <w:r>
-        <w:rPr>
-          <w:rFonts w:ascii="宋体" w:hAnsi="宋体" w:eastAsia="宋体"/>
-          <w:b/>
-          <w:i w:val="0"/>
-          <w:sz w:val="24"/>
-        </w:rPr>
-        <w:t>蚀</w:t>
-      </w:r>
-      <w:r>
-        <w:rPr>
-          <w:rFonts w:ascii="宋体" w:hAnsi="宋体" w:eastAsia="宋体"/>
-          <w:b w:val="0"/>
-          <w:i w:val="0"/>
-          <w:sz w:val="24"/>
-        </w:rPr>
-        <w:t xml:space="preserve">（40–70：构件崩解、呓语失真）→ </w:t>
-      </w:r>
-      <w:r>
-        <w:rPr>
-          <w:rFonts w:ascii="宋体" w:hAnsi="宋体" w:eastAsia="宋体"/>
-          <w:b/>
-          <w:i w:val="0"/>
-          <w:sz w:val="24"/>
-        </w:rPr>
-        <w:t>竭</w:t>
-      </w:r>
-      <w:r>
-        <w:rPr>
-          <w:rFonts w:ascii="宋体" w:hAnsi="宋体" w:eastAsia="宋体"/>
-          <w:b w:val="0"/>
-          <w:i w:val="0"/>
-          <w:sz w:val="24"/>
-        </w:rPr>
-        <w:t>（70–100：进入「残迹」、记忆永久消散）。视觉随阶段变化。</w:t>
-      </w:r>
-    </w:p>
-    <w:p>
-      <w:pPr>
-        <w:pStyle w:val="ListBullet"/>
-        <w:spacing w:line="360" w:lineRule="auto"/>
-      </w:pPr>
-      <w:r>
-        <w:rPr>
-          <w:rFonts w:ascii="宋体" w:hAnsi="宋体" w:eastAsia="宋体"/>
-          <w:b w:val="0"/>
-          <w:i w:val="0"/>
-          <w:sz w:val="24"/>
-        </w:rPr>
-        <w:t>重试：消耗 1 点「墨痕」回溯至事件起点；已拓印的记忆保留。</w:t>
-      </w:r>
-    </w:p>
-    <w:p>
-      <w:pPr>
-        <w:spacing w:line="360" w:lineRule="auto" w:before="120" w:after="120"/>
-      </w:pPr>
-      <w:r>
-        <w:rPr>
-          <w:rFonts w:ascii="黑体" w:hAnsi="黑体" w:eastAsia="黑体"/>
-          <w:b/>
-          <w:i w:val="0"/>
-          <w:sz w:val="24"/>
-        </w:rPr>
-        <w:t>2.5 难度成长曲线</w:t>
-      </w:r>
-    </w:p>
-    <w:tbl>
-      <w:tblPr>
-        <w:tblStyle w:val="TableGrid"/>
-        <w:tblW w:type="auto" w:w="0"/>
-        <w:tblLook w:firstColumn="1" w:firstRow="1" w:lastColumn="0" w:lastRow="0" w:noHBand="0" w:noVBand="1" w:val="04A0"/>
-      </w:tblPr>
-      <w:tblGrid>
-        <w:gridCol w:w="2340"/>
-        <w:gridCol w:w="2340"/>
-        <w:gridCol w:w="2340"/>
-        <w:gridCol w:w="2340"/>
-      </w:tblGrid>
-      <w:tr>
-        <w:tc>
-          <w:tcPr>
-            <w:tcW w:type="dxa" w:w="2340"/>
-          </w:tcPr>
-          <w:p>
-            <w:pPr>
-              <w:spacing w:line="240" w:lineRule="auto"/>
-            </w:pPr>
-            <w:r>
-              <w:rPr>
-                <w:rFonts w:ascii="宋体" w:hAnsi="宋体" w:eastAsia="宋体"/>
-                <w:b w:val="0"/>
-                <w:i w:val="0"/>
-                <w:sz w:val="21"/>
-              </w:rPr>
-              <w:t>章节</w:t>
-            </w:r>
-          </w:p>
-        </w:tc>
-        <w:tc>
-          <w:tcPr>
-            <w:tcW w:type="dxa" w:w="2340"/>
-          </w:tcPr>
-          <w:p>
-            <w:pPr>
-              <w:spacing w:line="240" w:lineRule="auto"/>
-            </w:pPr>
-            <w:r>
-              <w:rPr>
-                <w:rFonts w:ascii="宋体" w:hAnsi="宋体" w:eastAsia="宋体"/>
-                <w:b w:val="0"/>
-                <w:i w:val="0"/>
-                <w:sz w:val="21"/>
-              </w:rPr>
-              <w:t>教学/机制</w:t>
-            </w:r>
-          </w:p>
-        </w:tc>
-        <w:tc>
-          <w:tcPr>
-            <w:tcW w:type="dxa" w:w="2340"/>
-          </w:tcPr>
-          <w:p>
-            <w:pPr>
-              <w:spacing w:line="240" w:lineRule="auto"/>
-            </w:pPr>
-            <w:r>
-              <w:rPr>
-                <w:rFonts w:ascii="宋体" w:hAnsi="宋体" w:eastAsia="宋体"/>
-                <w:b w:val="0"/>
-                <w:i w:val="0"/>
-                <w:sz w:val="21"/>
-              </w:rPr>
-              <w:t>解密复杂度</w:t>
-            </w:r>
-          </w:p>
-        </w:tc>
-        <w:tc>
-          <w:tcPr>
-            <w:tcW w:type="dxa" w:w="2340"/>
-          </w:tcPr>
-          <w:p>
-            <w:pPr>
-              <w:spacing w:line="240" w:lineRule="auto"/>
-            </w:pPr>
-            <w:r>
-              <w:rPr>
-                <w:rFonts w:ascii="宋体" w:hAnsi="宋体" w:eastAsia="宋体"/>
-                <w:b w:val="0"/>
-                <w:i w:val="0"/>
-                <w:sz w:val="21"/>
-              </w:rPr>
-              <w:t>白蚀强度</w:t>
-            </w:r>
-          </w:p>
-        </w:tc>
-      </w:tr>
-      <w:tr>
-        <w:tc>
-          <w:tcPr>
-            <w:tcW w:type="dxa" w:w="2340"/>
-          </w:tcPr>
-          <w:p>
-            <w:pPr>
-              <w:spacing w:line="240" w:lineRule="auto"/>
-            </w:pPr>
-            <w:r>
-              <w:rPr>
-                <w:rFonts w:ascii="宋体" w:hAnsi="宋体" w:eastAsia="宋体"/>
-                <w:b w:val="0"/>
-                <w:i w:val="0"/>
-                <w:sz w:val="21"/>
-              </w:rPr>
-              <w:t>第一章 社庙</w:t>
-            </w:r>
-          </w:p>
-        </w:tc>
-        <w:tc>
-          <w:tcPr>
-            <w:tcW w:type="dxa" w:w="2340"/>
-          </w:tcPr>
-          <w:p>
-            <w:pPr>
-              <w:spacing w:line="240" w:lineRule="auto"/>
-            </w:pPr>
-            <w:r>
-              <w:rPr>
-                <w:rFonts w:ascii="宋体" w:hAnsi="宋体" w:eastAsia="宋体"/>
-                <w:b w:val="0"/>
-                <w:i w:val="0"/>
-                <w:sz w:val="21"/>
-              </w:rPr>
-              <w:t>教学（拓印、斗拱、藻井净化、心舍）</w:t>
-            </w:r>
-          </w:p>
-        </w:tc>
-        <w:tc>
-          <w:tcPr>
-            <w:tcW w:type="dxa" w:w="2340"/>
-          </w:tcPr>
-          <w:p>
-            <w:pPr>
-              <w:spacing w:line="240" w:lineRule="auto"/>
-            </w:pPr>
-            <w:r>
-              <w:rPr>
-                <w:rFonts w:ascii="宋体" w:hAnsi="宋体" w:eastAsia="宋体"/>
-                <w:b w:val="0"/>
-                <w:i w:val="0"/>
-                <w:sz w:val="21"/>
-              </w:rPr>
-              <w:t>单步拼合</w:t>
-            </w:r>
-          </w:p>
-        </w:tc>
-        <w:tc>
-          <w:tcPr>
-            <w:tcW w:type="dxa" w:w="2340"/>
-          </w:tcPr>
-          <w:p>
-            <w:pPr>
-              <w:spacing w:line="240" w:lineRule="auto"/>
-            </w:pPr>
-            <w:r>
-              <w:rPr>
-                <w:rFonts w:ascii="宋体" w:hAnsi="宋体" w:eastAsia="宋体"/>
-                <w:b w:val="0"/>
-                <w:i w:val="0"/>
-                <w:sz w:val="21"/>
-              </w:rPr>
-              <w:t>弱（1 波）</w:t>
-            </w:r>
-          </w:p>
-        </w:tc>
-      </w:tr>
-      <w:tr>
-        <w:tc>
-          <w:tcPr>
-            <w:tcW w:type="dxa" w:w="2340"/>
-          </w:tcPr>
-          <w:p>
-            <w:pPr>
-              <w:spacing w:line="240" w:lineRule="auto"/>
-            </w:pPr>
-            <w:r>
-              <w:rPr>
-                <w:rFonts w:ascii="宋体" w:hAnsi="宋体" w:eastAsia="宋体"/>
-                <w:b w:val="0"/>
-                <w:i w:val="0"/>
-                <w:sz w:val="21"/>
-              </w:rPr>
-              <w:t>第二章 戏楼</w:t>
-            </w:r>
-          </w:p>
-        </w:tc>
-        <w:tc>
-          <w:tcPr>
-            <w:tcW w:type="dxa" w:w="2340"/>
-          </w:tcPr>
-          <w:p>
-            <w:pPr>
-              <w:spacing w:line="240" w:lineRule="auto"/>
-            </w:pPr>
-            <w:r>
-              <w:rPr>
-                <w:rFonts w:ascii="宋体" w:hAnsi="宋体" w:eastAsia="宋体"/>
-                <w:b w:val="0"/>
-                <w:i w:val="0"/>
-                <w:sz w:val="21"/>
-              </w:rPr>
-              <w:t>引入抉择 + 飞檐远程</w:t>
-            </w:r>
-          </w:p>
-        </w:tc>
-        <w:tc>
-          <w:tcPr>
-            <w:tcW w:type="dxa" w:w="2340"/>
-          </w:tcPr>
-          <w:p>
-            <w:pPr>
-              <w:spacing w:line="240" w:lineRule="auto"/>
-            </w:pPr>
-            <w:r>
-              <w:rPr>
-                <w:rFonts w:ascii="宋体" w:hAnsi="宋体" w:eastAsia="宋体"/>
-                <w:b w:val="0"/>
-                <w:i w:val="0"/>
-                <w:sz w:val="21"/>
-              </w:rPr>
-              <w:t>多步谜题</w:t>
-            </w:r>
-          </w:p>
-        </w:tc>
-        <w:tc>
-          <w:tcPr>
-            <w:tcW w:type="dxa" w:w="2340"/>
-          </w:tcPr>
-          <w:p>
-            <w:pPr>
-              <w:spacing w:line="240" w:lineRule="auto"/>
-            </w:pPr>
-            <w:r>
-              <w:rPr>
-                <w:rFonts w:ascii="宋体" w:hAnsi="宋体" w:eastAsia="宋体"/>
-                <w:b w:val="0"/>
-                <w:i w:val="0"/>
-                <w:sz w:val="21"/>
-              </w:rPr>
-              <w:t>中（1–2 波）</w:t>
-            </w:r>
-          </w:p>
-        </w:tc>
-      </w:tr>
-      <w:tr>
-        <w:tc>
-          <w:tcPr>
-            <w:tcW w:type="dxa" w:w="2340"/>
-          </w:tcPr>
-          <w:p>
-            <w:pPr>
-              <w:spacing w:line="240" w:lineRule="auto"/>
-            </w:pPr>
-            <w:r>
-              <w:rPr>
-                <w:rFonts w:ascii="宋体" w:hAnsi="宋体" w:eastAsia="宋体"/>
-                <w:b w:val="0"/>
-                <w:i w:val="0"/>
-                <w:sz w:val="21"/>
-              </w:rPr>
-              <w:t>第三章 牌坊</w:t>
-            </w:r>
-          </w:p>
-        </w:tc>
-        <w:tc>
-          <w:tcPr>
-            <w:tcW w:type="dxa" w:w="2340"/>
-          </w:tcPr>
-          <w:p>
-            <w:pPr>
-              <w:spacing w:line="240" w:lineRule="auto"/>
-            </w:pPr>
-            <w:r>
-              <w:rPr>
-                <w:rFonts w:ascii="宋体" w:hAnsi="宋体" w:eastAsia="宋体"/>
-                <w:b w:val="0"/>
-                <w:i w:val="0"/>
-                <w:sz w:val="21"/>
-              </w:rPr>
-              <w:t>共鸣连携 + 条件谜题</w:t>
-            </w:r>
-          </w:p>
-        </w:tc>
-        <w:tc>
-          <w:tcPr>
-            <w:tcW w:type="dxa" w:w="2340"/>
-          </w:tcPr>
-          <w:p>
-            <w:pPr>
-              <w:spacing w:line="240" w:lineRule="auto"/>
-            </w:pPr>
-            <w:r>
-              <w:rPr>
-                <w:rFonts w:ascii="宋体" w:hAnsi="宋体" w:eastAsia="宋体"/>
-                <w:b w:val="0"/>
-                <w:i w:val="0"/>
-                <w:sz w:val="21"/>
-              </w:rPr>
-              <w:t>条件谜题</w:t>
-            </w:r>
-          </w:p>
-        </w:tc>
-        <w:tc>
-          <w:tcPr>
-            <w:tcW w:type="dxa" w:w="2340"/>
-          </w:tcPr>
-          <w:p>
-            <w:pPr>
-              <w:spacing w:line="240" w:lineRule="auto"/>
-            </w:pPr>
-            <w:r>
-              <w:rPr>
-                <w:rFonts w:ascii="宋体" w:hAnsi="宋体" w:eastAsia="宋体"/>
-                <w:b w:val="0"/>
-                <w:i w:val="0"/>
-                <w:sz w:val="21"/>
-              </w:rPr>
-              <w:t>较强（2 波）</w:t>
-            </w:r>
-          </w:p>
-        </w:tc>
-      </w:tr>
-      <w:tr>
-        <w:tc>
-          <w:tcPr>
-            <w:tcW w:type="dxa" w:w="2340"/>
-          </w:tcPr>
-          <w:p>
-            <w:pPr>
-              <w:spacing w:line="240" w:lineRule="auto"/>
-            </w:pPr>
-            <w:r>
-              <w:rPr>
-                <w:rFonts w:ascii="宋体" w:hAnsi="宋体" w:eastAsia="宋体"/>
-                <w:b w:val="0"/>
-                <w:i w:val="0"/>
-                <w:sz w:val="21"/>
-              </w:rPr>
-              <w:t>第四章 通天塔</w:t>
-            </w:r>
-          </w:p>
-        </w:tc>
-        <w:tc>
-          <w:tcPr>
-            <w:tcW w:type="dxa" w:w="2340"/>
-          </w:tcPr>
-          <w:p>
-            <w:pPr>
-              <w:spacing w:line="240" w:lineRule="auto"/>
-            </w:pPr>
-            <w:r>
-              <w:rPr>
-                <w:rFonts w:ascii="宋体" w:hAnsi="宋体" w:eastAsia="宋体"/>
-                <w:b w:val="0"/>
-                <w:i w:val="0"/>
-                <w:sz w:val="21"/>
-              </w:rPr>
-              <w:t>全机制 + 终极抉择</w:t>
-            </w:r>
-          </w:p>
-        </w:tc>
-        <w:tc>
-          <w:tcPr>
-            <w:tcW w:type="dxa" w:w="2340"/>
-          </w:tcPr>
-          <w:p>
-            <w:pPr>
-              <w:spacing w:line="240" w:lineRule="auto"/>
-            </w:pPr>
-            <w:r>
-              <w:rPr>
-                <w:rFonts w:ascii="宋体" w:hAnsi="宋体" w:eastAsia="宋体"/>
-                <w:b w:val="0"/>
-                <w:i w:val="0"/>
-                <w:sz w:val="21"/>
-              </w:rPr>
-              <w:t>综合谜题</w:t>
-            </w:r>
-          </w:p>
-        </w:tc>
-        <w:tc>
-          <w:tcPr>
-            <w:tcW w:type="dxa" w:w="2340"/>
-          </w:tcPr>
-          <w:p>
-            <w:pPr>
-              <w:spacing w:line="240" w:lineRule="auto"/>
-            </w:pPr>
-            <w:r>
-              <w:rPr>
-                <w:rFonts w:ascii="宋体" w:hAnsi="宋体" w:eastAsia="宋体"/>
-                <w:b w:val="0"/>
-                <w:i w:val="0"/>
-                <w:sz w:val="21"/>
-              </w:rPr>
-              <w:t>强（2–3 波）</w:t>
-            </w:r>
-          </w:p>
-        </w:tc>
-      </w:tr>
-    </w:tbl>
-    <w:p>
-      <w:pPr>
-        <w:spacing w:line="360" w:lineRule="auto" w:before="120" w:after="120"/>
-      </w:pPr>
-      <w:r>
-        <w:rPr>
-          <w:rFonts w:ascii="黑体" w:hAnsi="黑体" w:eastAsia="黑体"/>
-          <w:b/>
-          <w:i w:val="0"/>
-          <w:sz w:val="24"/>
-        </w:rPr>
-        <w:t>2.6 时长规划（对齐 Task03）</w:t>
-      </w:r>
-    </w:p>
-    <w:p>
-      <w:pPr>
-        <w:pStyle w:val="ListBullet"/>
-        <w:spacing w:line="360" w:lineRule="auto"/>
-      </w:pPr>
-      <w:r>
-        <w:rPr>
-          <w:rFonts w:ascii="宋体" w:hAnsi="宋体" w:eastAsia="宋体"/>
-          <w:b w:val="0"/>
-          <w:i w:val="0"/>
-          <w:sz w:val="24"/>
-        </w:rPr>
-        <w:t>单事件（关卡）：5–8 分钟（解密为主）。</w:t>
-      </w:r>
-    </w:p>
-    <w:p>
-      <w:pPr>
-        <w:pStyle w:val="ListBullet"/>
-        <w:spacing w:line="360" w:lineRule="auto"/>
-      </w:pPr>
-      <w:r>
-        <w:rPr>
-          <w:rFonts w:ascii="宋体" w:hAnsi="宋体" w:eastAsia="宋体"/>
-          <w:b w:val="0"/>
-          <w:i w:val="0"/>
-          <w:sz w:val="24"/>
-        </w:rPr>
-        <w:t>总量：4 章 × 每章 2–3 事件 ≈ 30–50 分钟。</w:t>
-      </w:r>
-    </w:p>
-    <w:p>
-      <w:pPr>
-        <w:pStyle w:val="ListBullet"/>
-        <w:spacing w:line="360" w:lineRule="auto"/>
-      </w:pPr>
-      <w:r>
-        <w:rPr>
-          <w:rFonts w:ascii="宋体" w:hAnsi="宋体" w:eastAsia="宋体"/>
-          <w:b/>
-          <w:i w:val="0"/>
-          <w:sz w:val="24"/>
-        </w:rPr>
-        <w:t>Task03 Demo</w:t>
-      </w:r>
-      <w:r>
-        <w:rPr>
-          <w:rFonts w:ascii="宋体" w:hAnsi="宋体" w:eastAsia="宋体"/>
-          <w:b w:val="0"/>
-          <w:i w:val="0"/>
-          <w:sz w:val="24"/>
-        </w:rPr>
-        <w:t>：完整「社庙」章节（约 10 分钟），满足赛题「≥3 分钟可体验内容」并留余量。</w:t>
-      </w:r>
-    </w:p>
-    <w:p>
-      <w:pPr>
-        <w:spacing w:line="360" w:lineRule="auto" w:before="240" w:after="120"/>
-      </w:pPr>
-      <w:r>
-        <w:rPr>
-          <w:rFonts w:ascii="黑体" w:hAnsi="黑体" w:eastAsia="黑体"/>
-          <w:b/>
-          <w:i w:val="0"/>
-          <w:sz w:val="28"/>
-        </w:rPr>
-        <w:t>三、系统设计与世界观剧情【评分点 1.3，5 分】</w:t>
-      </w:r>
-    </w:p>
-    <w:p>
-      <w:pPr>
-        <w:spacing w:line="360" w:lineRule="auto" w:before="120" w:after="120"/>
-      </w:pPr>
-      <w:r>
-        <w:rPr>
-          <w:rFonts w:ascii="黑体" w:hAnsi="黑体" w:eastAsia="黑体"/>
-          <w:b/>
-          <w:i w:val="0"/>
-          <w:sz w:val="24"/>
-        </w:rPr>
-        <w:t>3.1 角色系统</w:t>
-      </w:r>
-    </w:p>
-    <w:p>
-      <w:pPr>
-        <w:pStyle w:val="ListBullet"/>
-        <w:spacing w:line="360" w:lineRule="auto"/>
-      </w:pPr>
-      <w:r>
-        <w:rPr>
-          <w:rFonts w:ascii="宋体" w:hAnsi="宋体" w:eastAsia="宋体"/>
-          <w:b/>
-          <w:i w:val="0"/>
-          <w:sz w:val="24"/>
-        </w:rPr>
-        <w:t>主角</w:t>
-      </w:r>
-      <w:r>
-        <w:rPr>
-          <w:rFonts w:ascii="宋体" w:hAnsi="宋体" w:eastAsia="宋体"/>
-          <w:b w:val="0"/>
-          <w:i w:val="0"/>
-          <w:sz w:val="24"/>
-        </w:rPr>
-        <w:t>：王朝最后的「拓印师」，手持空白《檐下谱》（名字【待确认】，可无名/玩家自定义）。</w:t>
-      </w:r>
-    </w:p>
-    <w:p>
-      <w:pPr>
-        <w:pStyle w:val="ListBullet"/>
-        <w:spacing w:line="360" w:lineRule="auto"/>
-      </w:pPr>
-      <w:r>
-        <w:rPr>
-          <w:rFonts w:ascii="宋体" w:hAnsi="宋体" w:eastAsia="宋体"/>
-          <w:b/>
-          <w:i w:val="0"/>
-          <w:sz w:val="24"/>
-        </w:rPr>
-        <w:t>无传统 NPC</w:t>
-      </w:r>
-      <w:r>
-        <w:rPr>
-          <w:rFonts w:ascii="宋体" w:hAnsi="宋体" w:eastAsia="宋体"/>
-          <w:b w:val="0"/>
-          <w:i w:val="0"/>
-          <w:sz w:val="24"/>
-        </w:rPr>
-        <w:t>：剧情通过「古建呓语」触发；角色形象灵感来自官方「灵画师」素材（匠魂拟人化呈现）。</w:t>
-      </w:r>
-    </w:p>
-    <w:p>
-      <w:pPr>
-        <w:pStyle w:val="ListBullet"/>
-        <w:spacing w:line="360" w:lineRule="auto"/>
-      </w:pPr>
-      <w:r>
-        <w:rPr>
-          <w:rFonts w:ascii="宋体" w:hAnsi="宋体" w:eastAsia="宋体"/>
-          <w:b w:val="0"/>
-          <w:i w:val="0"/>
-          <w:sz w:val="24"/>
-        </w:rPr>
-        <w:t>成长：通过新墨灵符诏（技能）与心舍容量扩充成长，无等级体系（叙事驱动）。</w:t>
-      </w:r>
-    </w:p>
-    <w:p>
-      <w:pPr>
-        <w:spacing w:line="360" w:lineRule="auto" w:before="120" w:after="120"/>
-      </w:pPr>
-      <w:r>
-        <w:rPr>
-          <w:rFonts w:ascii="黑体" w:hAnsi="黑体" w:eastAsia="黑体"/>
-          <w:b/>
-          <w:i w:val="0"/>
-          <w:sz w:val="24"/>
-        </w:rPr>
-        <w:t>3.2 经济与数值系统（初版数值表）</w:t>
-      </w:r>
-    </w:p>
-    <w:tbl>
-      <w:tblPr>
-        <w:tblStyle w:val="TableGrid"/>
-        <w:tblW w:type="auto" w:w="0"/>
-        <w:tblLook w:firstColumn="1" w:firstRow="1" w:lastColumn="0" w:lastRow="0" w:noHBand="0" w:noVBand="1" w:val="04A0"/>
-      </w:tblPr>
-      <w:tblGrid>
-        <w:gridCol w:w="3120"/>
-        <w:gridCol w:w="3120"/>
-        <w:gridCol w:w="3120"/>
-      </w:tblGrid>
-      <w:tr>
-        <w:tc>
-          <w:tcPr>
-            <w:tcW w:type="dxa" w:w="3120"/>
-          </w:tcPr>
-          <w:p>
-            <w:pPr>
-              <w:spacing w:line="240" w:lineRule="auto"/>
-            </w:pPr>
-            <w:r>
-              <w:rPr>
-                <w:rFonts w:ascii="宋体" w:hAnsi="宋体" w:eastAsia="宋体"/>
-                <w:b w:val="0"/>
-                <w:i w:val="0"/>
-                <w:sz w:val="21"/>
-              </w:rPr>
-              <w:t>数值</w:t>
-            </w:r>
-          </w:p>
-        </w:tc>
-        <w:tc>
-          <w:tcPr>
-            <w:tcW w:type="dxa" w:w="3120"/>
-          </w:tcPr>
-          <w:p>
-            <w:pPr>
-              <w:spacing w:line="240" w:lineRule="auto"/>
-            </w:pPr>
-            <w:r>
-              <w:rPr>
-                <w:rFonts w:ascii="宋体" w:hAnsi="宋体" w:eastAsia="宋体"/>
-                <w:b w:val="0"/>
-                <w:i w:val="0"/>
-                <w:sz w:val="21"/>
-              </w:rPr>
-              <w:t>定义</w:t>
-            </w:r>
-          </w:p>
-        </w:tc>
-        <w:tc>
-          <w:tcPr>
-            <w:tcW w:type="dxa" w:w="3120"/>
-          </w:tcPr>
-          <w:p>
-            <w:pPr>
-              <w:spacing w:line="240" w:lineRule="auto"/>
-            </w:pPr>
-            <w:r>
-              <w:rPr>
-                <w:rFonts w:ascii="宋体" w:hAnsi="宋体" w:eastAsia="宋体"/>
-                <w:b w:val="0"/>
-                <w:i w:val="0"/>
-                <w:sz w:val="21"/>
-              </w:rPr>
-              <w:t>初版数值</w:t>
-            </w:r>
-          </w:p>
-        </w:tc>
-      </w:tr>
-      <w:tr>
-        <w:tc>
-          <w:tcPr>
-            <w:tcW w:type="dxa" w:w="3120"/>
-          </w:tcPr>
-          <w:p>
-            <w:pPr>
-              <w:spacing w:line="240" w:lineRule="auto"/>
-            </w:pPr>
-            <w:r>
-              <w:rPr>
-                <w:rFonts w:ascii="宋体" w:hAnsi="宋体" w:eastAsia="宋体"/>
-                <w:b w:val="0"/>
-                <w:i w:val="0"/>
-                <w:sz w:val="21"/>
-              </w:rPr>
-              <w:t>识海容量</w:t>
-            </w:r>
-          </w:p>
-        </w:tc>
-        <w:tc>
-          <w:tcPr>
-            <w:tcW w:type="dxa" w:w="3120"/>
-          </w:tcPr>
-          <w:p>
-            <w:pPr>
-              <w:spacing w:line="240" w:lineRule="auto"/>
-            </w:pPr>
-            <w:r>
-              <w:rPr>
-                <w:rFonts w:ascii="宋体" w:hAnsi="宋体" w:eastAsia="宋体"/>
-                <w:b w:val="0"/>
-                <w:i w:val="0"/>
-                <w:sz w:val="21"/>
-              </w:rPr>
-              <w:t>心舍可承载墨灵数</w:t>
-            </w:r>
-          </w:p>
-        </w:tc>
-        <w:tc>
-          <w:tcPr>
-            <w:tcW w:type="dxa" w:w="3120"/>
-          </w:tcPr>
-          <w:p>
-            <w:pPr>
-              <w:spacing w:line="240" w:lineRule="auto"/>
-            </w:pPr>
-            <w:r>
-              <w:rPr>
-                <w:rFonts w:ascii="宋体" w:hAnsi="宋体" w:eastAsia="宋体"/>
-                <w:b w:val="0"/>
-                <w:i w:val="0"/>
-                <w:sz w:val="21"/>
-              </w:rPr>
-              <w:t>初始 5 → 社庙末 6 → 戏楼末 7（上限）。世界观理由（补丁·建议采纳）：墨灵与承载者共鸣，承载越多自身记忆越被稀释——「记别人的事，忘自己的事」；上限 7 与「通天塔七层」传说呼应</w:t>
-            </w:r>
-          </w:p>
-        </w:tc>
-      </w:tr>
-      <w:tr>
-        <w:tc>
-          <w:tcPr>
-            <w:tcW w:type="dxa" w:w="3120"/>
-          </w:tcPr>
-          <w:p>
-            <w:pPr>
-              <w:spacing w:line="240" w:lineRule="auto"/>
-            </w:pPr>
-            <w:r>
-              <w:rPr>
-                <w:rFonts w:ascii="宋体" w:hAnsi="宋体" w:eastAsia="宋体"/>
-                <w:b w:val="0"/>
-                <w:i w:val="0"/>
-                <w:sz w:val="21"/>
-              </w:rPr>
-              <w:t>侵蚀度</w:t>
-            </w:r>
-          </w:p>
-        </w:tc>
-        <w:tc>
-          <w:tcPr>
-            <w:tcW w:type="dxa" w:w="3120"/>
-          </w:tcPr>
-          <w:p>
-            <w:pPr>
-              <w:spacing w:line="240" w:lineRule="auto"/>
-            </w:pPr>
-            <w:r>
-              <w:rPr>
-                <w:rFonts w:ascii="宋体" w:hAnsi="宋体" w:eastAsia="宋体"/>
-                <w:b w:val="0"/>
-                <w:i w:val="0"/>
-                <w:sz w:val="21"/>
-              </w:rPr>
-              <w:t>事件失败风险条</w:t>
-            </w:r>
-          </w:p>
-        </w:tc>
-        <w:tc>
-          <w:tcPr>
-            <w:tcW w:type="dxa" w:w="3120"/>
-          </w:tcPr>
-          <w:p>
-            <w:pPr>
-              <w:spacing w:line="240" w:lineRule="auto"/>
-            </w:pPr>
-            <w:r>
-              <w:rPr>
-                <w:rFonts w:ascii="宋体" w:hAnsi="宋体" w:eastAsia="宋体"/>
-                <w:b w:val="0"/>
-                <w:i w:val="0"/>
-                <w:sz w:val="21"/>
-              </w:rPr>
-              <w:t>0–100（浸 0–40 / 蚀 40–70 / 竭 70–100）；解密失败 +10 / 战斗失败 +15 / 受伤 +5；达 100 事件失败</w:t>
-            </w:r>
-          </w:p>
-        </w:tc>
-      </w:tr>
-      <w:tr>
-        <w:tc>
-          <w:tcPr>
-            <w:tcW w:type="dxa" w:w="3120"/>
-          </w:tcPr>
-          <w:p>
-            <w:pPr>
-              <w:spacing w:line="240" w:lineRule="auto"/>
-            </w:pPr>
-            <w:r>
-              <w:rPr>
-                <w:rFonts w:ascii="宋体" w:hAnsi="宋体" w:eastAsia="宋体"/>
-                <w:b w:val="0"/>
-                <w:i w:val="0"/>
-                <w:sz w:val="21"/>
-              </w:rPr>
-              <w:t>墨痕</w:t>
-            </w:r>
-          </w:p>
-        </w:tc>
-        <w:tc>
-          <w:tcPr>
-            <w:tcW w:type="dxa" w:w="3120"/>
-          </w:tcPr>
-          <w:p>
-            <w:pPr>
-              <w:spacing w:line="240" w:lineRule="auto"/>
-            </w:pPr>
-            <w:r>
-              <w:rPr>
-                <w:rFonts w:ascii="宋体" w:hAnsi="宋体" w:eastAsia="宋体"/>
-                <w:b w:val="0"/>
-                <w:i w:val="0"/>
-                <w:sz w:val="21"/>
-              </w:rPr>
-              <w:t>进度资源</w:t>
-            </w:r>
-          </w:p>
-        </w:tc>
-        <w:tc>
-          <w:tcPr>
-            <w:tcW w:type="dxa" w:w="3120"/>
-          </w:tcPr>
-          <w:p>
-            <w:pPr>
-              <w:spacing w:line="240" w:lineRule="auto"/>
-            </w:pPr>
-            <w:r>
-              <w:rPr>
-                <w:rFonts w:ascii="宋体" w:hAnsi="宋体" w:eastAsia="宋体"/>
-                <w:b w:val="0"/>
-                <w:i w:val="0"/>
-                <w:sz w:val="21"/>
-              </w:rPr>
-              <w:t>事件 1 星=1、2 星=2、3 星=3；回溯重试耗 1；章节解锁耗墨痕（【待确认】具体值）</w:t>
-            </w:r>
-          </w:p>
-        </w:tc>
-      </w:tr>
-      <w:tr>
-        <w:tc>
-          <w:tcPr>
-            <w:tcW w:type="dxa" w:w="3120"/>
-          </w:tcPr>
-          <w:p>
-            <w:pPr>
-              <w:spacing w:line="240" w:lineRule="auto"/>
-            </w:pPr>
-            <w:r>
-              <w:rPr>
-                <w:rFonts w:ascii="宋体" w:hAnsi="宋体" w:eastAsia="宋体"/>
-                <w:b w:val="0"/>
-                <w:i w:val="0"/>
-                <w:sz w:val="21"/>
-              </w:rPr>
-              <w:t>战斗时长</w:t>
-            </w:r>
-          </w:p>
-        </w:tc>
-        <w:tc>
-          <w:tcPr>
-            <w:tcW w:type="dxa" w:w="3120"/>
-          </w:tcPr>
-          <w:p>
-            <w:pPr>
-              <w:spacing w:line="240" w:lineRule="auto"/>
-            </w:pPr>
-            <w:r>
-              <w:rPr>
-                <w:rFonts w:ascii="宋体" w:hAnsi="宋体" w:eastAsia="宋体"/>
-                <w:b w:val="0"/>
-                <w:i w:val="0"/>
-                <w:sz w:val="21"/>
-              </w:rPr>
-              <w:t>单场轻战斗</w:t>
-            </w:r>
-          </w:p>
-        </w:tc>
-        <w:tc>
-          <w:tcPr>
-            <w:tcW w:type="dxa" w:w="3120"/>
-          </w:tcPr>
-          <w:p>
-            <w:pPr>
-              <w:spacing w:line="240" w:lineRule="auto"/>
-            </w:pPr>
-            <w:r>
-              <w:rPr>
-                <w:rFonts w:ascii="宋体" w:hAnsi="宋体" w:eastAsia="宋体"/>
-                <w:b w:val="0"/>
-                <w:i w:val="0"/>
-                <w:sz w:val="21"/>
-              </w:rPr>
-              <w:t>30–60 秒</w:t>
-            </w:r>
-          </w:p>
-        </w:tc>
-      </w:tr>
-    </w:tbl>
-    <w:p>
-      <w:pPr>
-        <w:spacing w:line="360" w:lineRule="auto"/>
-      </w:pPr>
-      <w:r>
-        <w:rPr>
-          <w:rFonts w:ascii="宋体" w:hAnsi="宋体" w:eastAsia="宋体"/>
-          <w:b w:val="0"/>
-          <w:i/>
-          <w:color w:val="595959"/>
-          <w:sz w:val="24"/>
-        </w:rPr>
-        <w:t>数值原则：无传统货币、无体力，避免惩罚性设计；「侵蚀度+残迹」取代失败挫败感，把失败转化为剧情分支体验。</w:t>
-      </w:r>
-    </w:p>
-    <w:p>
-      <w:pPr>
-        <w:spacing w:line="360" w:lineRule="auto" w:before="120" w:after="120"/>
-      </w:pPr>
-      <w:r>
-        <w:rPr>
-          <w:rFonts w:ascii="黑体" w:hAnsi="黑体" w:eastAsia="黑体"/>
-          <w:b/>
-          <w:i w:val="0"/>
-          <w:sz w:val="24"/>
-        </w:rPr>
-        <w:t>3.3 背包与道具系统（心舍）</w:t>
-      </w:r>
-    </w:p>
-    <w:p>
-      <w:pPr>
-        <w:pStyle w:val="ListBullet"/>
-        <w:spacing w:line="360" w:lineRule="auto"/>
-      </w:pPr>
-      <w:r>
-        <w:rPr>
-          <w:rFonts w:ascii="宋体" w:hAnsi="宋体" w:eastAsia="宋体"/>
-          <w:b/>
-          <w:i w:val="0"/>
-          <w:sz w:val="24"/>
-        </w:rPr>
-        <w:t>背包即「心舍」</w:t>
-      </w:r>
-      <w:r>
-        <w:rPr>
-          <w:rFonts w:ascii="宋体" w:hAnsi="宋体" w:eastAsia="宋体"/>
-          <w:b w:val="0"/>
-          <w:i w:val="0"/>
-          <w:sz w:val="24"/>
-        </w:rPr>
-        <w:t>：容量 5–7 道墨灵符诏，符诏=解密工具+战斗技能（双重用途）：</w:t>
-      </w:r>
-    </w:p>
-    <w:p>
-      <w:pPr>
-        <w:pStyle w:val="ListBullet"/>
-        <w:spacing w:line="360" w:lineRule="auto"/>
-      </w:pPr>
-      <w:r>
-        <w:rPr>
-          <w:rFonts w:ascii="宋体" w:hAnsi="宋体" w:eastAsia="宋体"/>
-          <w:b/>
-          <w:i w:val="0"/>
-          <w:sz w:val="24"/>
-        </w:rPr>
-        <w:t>斗拱 → 承重</w:t>
-      </w:r>
-      <w:r>
-        <w:rPr>
-          <w:rFonts w:ascii="宋体" w:hAnsi="宋体" w:eastAsia="宋体"/>
-          <w:b w:val="0"/>
-          <w:i w:val="0"/>
-          <w:sz w:val="24"/>
-        </w:rPr>
-        <w:t>：解密（压机关/承重归位）；战斗（防御/护盾）。</w:t>
-      </w:r>
-    </w:p>
-    <w:p>
-      <w:pPr>
-        <w:pStyle w:val="ListBullet"/>
-        <w:spacing w:line="360" w:lineRule="auto"/>
-      </w:pPr>
-      <w:r>
-        <w:rPr>
-          <w:rFonts w:ascii="宋体" w:hAnsi="宋体" w:eastAsia="宋体"/>
-          <w:b/>
-          <w:i w:val="0"/>
-          <w:sz w:val="24"/>
-        </w:rPr>
-        <w:t>飞檐 → 穿透</w:t>
-      </w:r>
-      <w:r>
-        <w:rPr>
-          <w:rFonts w:ascii="宋体" w:hAnsi="宋体" w:eastAsia="宋体"/>
-          <w:b w:val="0"/>
-          <w:i w:val="0"/>
-          <w:sz w:val="24"/>
-        </w:rPr>
-        <w:t>：解密（远程触发/跨越）；战斗（远程攻击）。</w:t>
-      </w:r>
-    </w:p>
-    <w:p>
-      <w:pPr>
-        <w:pStyle w:val="ListBullet"/>
-        <w:spacing w:line="360" w:lineRule="auto"/>
-      </w:pPr>
-      <w:r>
-        <w:rPr>
-          <w:rFonts w:ascii="宋体" w:hAnsi="宋体" w:eastAsia="宋体"/>
-          <w:b/>
-          <w:i w:val="0"/>
-          <w:sz w:val="24"/>
-        </w:rPr>
-        <w:t>藻井 → 净化</w:t>
-      </w:r>
-      <w:r>
-        <w:rPr>
-          <w:rFonts w:ascii="宋体" w:hAnsi="宋体" w:eastAsia="宋体"/>
-          <w:b w:val="0"/>
-          <w:i w:val="0"/>
-          <w:sz w:val="24"/>
-        </w:rPr>
-        <w:t>：解密（清除污渍/显影墨线）；战斗（清除白蚀/治疗）。</w:t>
-      </w:r>
-    </w:p>
-    <w:p>
-      <w:pPr>
-        <w:pStyle w:val="ListBullet"/>
-        <w:spacing w:line="360" w:lineRule="auto"/>
-      </w:pPr>
-      <w:r>
-        <w:rPr>
-          <w:rFonts w:ascii="宋体" w:hAnsi="宋体" w:eastAsia="宋体"/>
-          <w:b w:val="0"/>
-          <w:i w:val="0"/>
-          <w:sz w:val="24"/>
-        </w:rPr>
-        <w:t>抹除旧记忆有视听代价（画面褪色、对应音效消失），并在「记忆账册」中记录。</w:t>
-      </w:r>
-    </w:p>
-    <w:p>
-      <w:pPr>
-        <w:pStyle w:val="ListBullet"/>
-        <w:spacing w:line="360" w:lineRule="auto"/>
-      </w:pPr>
-      <w:r>
-        <w:rPr>
-          <w:rFonts w:ascii="宋体" w:hAnsi="宋体" w:eastAsia="宋体"/>
-          <w:b/>
-          <w:i w:val="0"/>
-          <w:sz w:val="24"/>
-        </w:rPr>
-        <w:t>抹除的三重代价</w:t>
-      </w:r>
-      <w:r>
-        <w:rPr>
-          <w:rFonts w:ascii="宋体" w:hAnsi="宋体" w:eastAsia="宋体"/>
-          <w:b w:val="0"/>
-          <w:i w:val="0"/>
-          <w:sz w:val="24"/>
-        </w:rPr>
-        <w:t>（补丁·建议采纳）：①视听——对应音效/色调消失；②剧情——记忆回归或消散，影响分支与「残迹」；③系统——若被抹记忆为技能来源，技能</w:t>
-      </w:r>
-      <w:r>
-        <w:rPr>
-          <w:rFonts w:ascii="宋体" w:hAnsi="宋体" w:eastAsia="宋体"/>
-          <w:b/>
-          <w:i w:val="0"/>
-          <w:sz w:val="24"/>
-        </w:rPr>
-        <w:t>仅做叙事性弱化</w:t>
-      </w:r>
-      <w:r>
-        <w:rPr>
-          <w:rFonts w:ascii="宋体" w:hAnsi="宋体" w:eastAsia="宋体"/>
-          <w:b w:val="0"/>
-          <w:i w:val="0"/>
-          <w:sz w:val="24"/>
-        </w:rPr>
-        <w:t>（避免产生"最优解"压力，【待确认】）。</w:t>
-      </w:r>
-    </w:p>
-    <w:p>
-      <w:pPr>
-        <w:spacing w:line="360" w:lineRule="auto" w:before="120" w:after="120"/>
-      </w:pPr>
-      <w:r>
-        <w:rPr>
-          <w:rFonts w:ascii="黑体" w:hAnsi="黑体" w:eastAsia="黑体"/>
-          <w:b/>
-          <w:i w:val="0"/>
-          <w:sz w:val="24"/>
-        </w:rPr>
-        <w:t>3.4 世界观（时间 / 地点 / 背景）</w:t>
-      </w:r>
-    </w:p>
-    <w:p>
-      <w:pPr>
-        <w:pStyle w:val="ListBullet"/>
-        <w:spacing w:line="360" w:lineRule="auto"/>
-      </w:pPr>
-      <w:r>
-        <w:rPr>
-          <w:rFonts w:ascii="宋体" w:hAnsi="宋体" w:eastAsia="宋体"/>
-          <w:b/>
-          <w:i w:val="0"/>
-          <w:sz w:val="24"/>
-        </w:rPr>
-        <w:t>时间</w:t>
-      </w:r>
-      <w:r>
-        <w:rPr>
-          <w:rFonts w:ascii="宋体" w:hAnsi="宋体" w:eastAsia="宋体"/>
-          <w:b w:val="0"/>
-          <w:i w:val="0"/>
-          <w:sz w:val="24"/>
-        </w:rPr>
-        <w:t>：架空古风「墨痕王朝」。</w:t>
-      </w:r>
-    </w:p>
-    <w:p>
-      <w:pPr>
-        <w:pStyle w:val="ListBullet"/>
-        <w:spacing w:line="360" w:lineRule="auto"/>
-      </w:pPr>
-      <w:r>
-        <w:rPr>
-          <w:rFonts w:ascii="宋体" w:hAnsi="宋体" w:eastAsia="宋体"/>
-          <w:b/>
-          <w:i w:val="0"/>
-          <w:sz w:val="24"/>
-        </w:rPr>
-        <w:t>地点</w:t>
-      </w:r>
-      <w:r>
-        <w:rPr>
-          <w:rFonts w:ascii="宋体" w:hAnsi="宋体" w:eastAsia="宋体"/>
-          <w:b w:val="0"/>
-          <w:i w:val="0"/>
-          <w:sz w:val="24"/>
-        </w:rPr>
-        <w:t>：乡村社庙 → 城镇戏楼 → 皇城「通天塔」，沿途有风雨廊桥、牌坊等古建。</w:t>
-      </w:r>
-    </w:p>
-    <w:p>
-      <w:pPr>
-        <w:pStyle w:val="ListBullet"/>
-        <w:spacing w:line="360" w:lineRule="auto"/>
-      </w:pPr>
-      <w:r>
-        <w:rPr>
-          <w:rFonts w:ascii="宋体" w:hAnsi="宋体" w:eastAsia="宋体"/>
-          <w:b/>
-          <w:i w:val="0"/>
-          <w:sz w:val="24"/>
-        </w:rPr>
-        <w:t>背景</w:t>
-      </w:r>
-      <w:r>
-        <w:rPr>
-          <w:rFonts w:ascii="宋体" w:hAnsi="宋体" w:eastAsia="宋体"/>
-          <w:b w:val="0"/>
-          <w:i w:val="0"/>
-          <w:sz w:val="24"/>
-        </w:rPr>
-        <w:t>：墨痕王朝依靠「建筑意」维系文明——每座宫殿、亭台、廊桥都承载建造者的「匠魂之忆」（情感、秘闻、失传技艺），化作肉眼不可见的「墨灵」。王朝正遭「墨竭之劫」：「白蚀」蔓延，被侵蚀的古建褪色失忆、人民遗忘来历。唯一能对抗白蚀的是拓印下来的「墨灵符诏」，但识海有限——每拓印一道新记忆，就必须亲手抹去一道旧记忆。</w:t>
-      </w:r>
-    </w:p>
-    <w:p>
-      <w:pPr>
-        <w:pStyle w:val="ListBullet"/>
-        <w:spacing w:line="360" w:lineRule="auto"/>
-      </w:pPr>
-      <w:r>
-        <w:rPr>
-          <w:rFonts w:ascii="宋体" w:hAnsi="宋体" w:eastAsia="宋体"/>
-          <w:b/>
-          <w:i w:val="0"/>
-          <w:sz w:val="24"/>
-        </w:rPr>
-        <w:t>白蚀成因链</w:t>
-      </w:r>
-      <w:r>
-        <w:rPr>
-          <w:rFonts w:ascii="宋体" w:hAnsi="宋体" w:eastAsia="宋体"/>
-          <w:b w:val="0"/>
-          <w:i w:val="0"/>
-          <w:sz w:val="24"/>
-        </w:rPr>
-        <w:t>（补丁·建议采纳）：</w:t>
-      </w:r>
-      <w:r>
-        <w:rPr>
-          <w:rFonts w:ascii="宋体" w:hAnsi="宋体" w:eastAsia="宋体"/>
-          <w:b/>
-          <w:i w:val="0"/>
-          <w:sz w:val="24"/>
-        </w:rPr>
-        <w:t>遗忘 → 墨灵失载（断墨）→ 逆结晶为白蚀 → 侵蚀邻近建筑 → 更多记忆被抹除 → 循环加速（墨竭之劫）</w:t>
-      </w:r>
-      <w:r>
-        <w:rPr>
-          <w:rFonts w:ascii="宋体" w:hAnsi="宋体" w:eastAsia="宋体"/>
-          <w:b w:val="0"/>
-          <w:i w:val="0"/>
-          <w:sz w:val="24"/>
-        </w:rPr>
-        <w:t>。白蚀不是外来敌人，而是「被遗忘」的具象化；对抗白蚀=对抗遗忘。</w:t>
-      </w:r>
-    </w:p>
-    <w:p>
-      <w:pPr>
-        <w:pStyle w:val="ListBullet"/>
-        <w:spacing w:line="360" w:lineRule="auto"/>
-      </w:pPr>
-      <w:r>
-        <w:rPr>
-          <w:rFonts w:ascii="宋体" w:hAnsi="宋体" w:eastAsia="宋体"/>
-          <w:b/>
-          <w:i w:val="0"/>
-          <w:sz w:val="24"/>
-        </w:rPr>
-        <w:t>主角动机</w:t>
-      </w:r>
-      <w:r>
-        <w:rPr>
-          <w:rFonts w:ascii="宋体" w:hAnsi="宋体" w:eastAsia="宋体"/>
-          <w:b w:val="0"/>
-          <w:i w:val="0"/>
-          <w:sz w:val="24"/>
-        </w:rPr>
-        <w:t>：从濒临崩塌的「风雨廊桥」醒来，沿古建脉络拓印记忆、对抗白蚀、探寻「墨竭之劫」真相。</w:t>
-      </w:r>
-    </w:p>
-    <w:p>
-      <w:pPr>
-        <w:pStyle w:val="ListBullet"/>
-        <w:spacing w:line="360" w:lineRule="auto"/>
-      </w:pPr>
-      <w:r>
-        <w:rPr>
-          <w:rFonts w:ascii="宋体" w:hAnsi="宋体" w:eastAsia="宋体"/>
-          <w:b/>
-          <w:i w:val="0"/>
-          <w:sz w:val="24"/>
-        </w:rPr>
-        <w:t>拓印资格</w:t>
-      </w:r>
-      <w:r>
-        <w:rPr>
-          <w:rFonts w:ascii="宋体" w:hAnsi="宋体" w:eastAsia="宋体"/>
-          <w:b w:val="0"/>
-          <w:i w:val="0"/>
-          <w:sz w:val="24"/>
-        </w:rPr>
-        <w:t>（补丁·建议采纳）：主角失忆不是剧情漏洞，而是「无我识海」的资格条件——空白《檐下谱》与空白识海互为表里；普通人有记忆定见，无法承载他人记忆。</w:t>
-      </w:r>
-    </w:p>
-    <w:p>
-      <w:pPr>
-        <w:spacing w:line="360" w:lineRule="auto" w:before="120" w:after="120"/>
-      </w:pPr>
-      <w:r>
-        <w:rPr>
-          <w:rFonts w:ascii="黑体" w:hAnsi="黑体" w:eastAsia="黑体"/>
-          <w:b/>
-          <w:i w:val="0"/>
-          <w:sz w:val="24"/>
-        </w:rPr>
-        <w:t>3.5 剧情主线（四章结构与结局抉择）</w:t>
-      </w:r>
-    </w:p>
-    <w:tbl>
-      <w:tblPr>
-        <w:tblStyle w:val="TableGrid"/>
-        <w:tblW w:type="auto" w:w="0"/>
-        <w:tblLook w:firstColumn="1" w:firstRow="1" w:lastColumn="0" w:lastRow="0" w:noHBand="0" w:noVBand="1" w:val="04A0"/>
-      </w:tblPr>
-      <w:tblGrid>
-        <w:gridCol w:w="1872"/>
-        <w:gridCol w:w="1872"/>
-        <w:gridCol w:w="1872"/>
-        <w:gridCol w:w="1872"/>
-        <w:gridCol w:w="1872"/>
-      </w:tblGrid>
-      <w:tr>
-        <w:tc>
-          <w:tcPr>
-            <w:tcW w:type="dxa" w:w="1872"/>
-          </w:tcPr>
-          <w:p>
-            <w:pPr>
-              <w:spacing w:line="240" w:lineRule="auto"/>
-            </w:pPr>
-            <w:r>
-              <w:rPr>
-                <w:rFonts w:ascii="宋体" w:hAnsi="宋体" w:eastAsia="宋体"/>
-                <w:b w:val="0"/>
-                <w:i w:val="0"/>
-                <w:sz w:val="21"/>
-              </w:rPr>
-              <w:t>章</w:t>
-            </w:r>
-          </w:p>
-        </w:tc>
-        <w:tc>
-          <w:tcPr>
-            <w:tcW w:type="dxa" w:w="1872"/>
-          </w:tcPr>
-          <w:p>
-            <w:pPr>
-              <w:spacing w:line="240" w:lineRule="auto"/>
-            </w:pPr>
-            <w:r>
-              <w:rPr>
-                <w:rFonts w:ascii="宋体" w:hAnsi="宋体" w:eastAsia="宋体"/>
-                <w:b w:val="0"/>
-                <w:i w:val="0"/>
-                <w:sz w:val="21"/>
-              </w:rPr>
-              <w:t>场景</w:t>
-            </w:r>
-          </w:p>
-        </w:tc>
-        <w:tc>
-          <w:tcPr>
-            <w:tcW w:type="dxa" w:w="1872"/>
-          </w:tcPr>
-          <w:p>
-            <w:pPr>
-              <w:spacing w:line="240" w:lineRule="auto"/>
-            </w:pPr>
-            <w:r>
-              <w:rPr>
-                <w:rFonts w:ascii="宋体" w:hAnsi="宋体" w:eastAsia="宋体"/>
-                <w:b w:val="0"/>
-                <w:i w:val="0"/>
-                <w:sz w:val="21"/>
-              </w:rPr>
-              <w:t>叙事核心</w:t>
-            </w:r>
-          </w:p>
-        </w:tc>
-        <w:tc>
-          <w:tcPr>
-            <w:tcW w:type="dxa" w:w="1872"/>
-          </w:tcPr>
-          <w:p>
-            <w:pPr>
-              <w:spacing w:line="240" w:lineRule="auto"/>
-            </w:pPr>
-            <w:r>
-              <w:rPr>
-                <w:rFonts w:ascii="宋体" w:hAnsi="宋体" w:eastAsia="宋体"/>
-                <w:b w:val="0"/>
-                <w:i w:val="0"/>
-                <w:sz w:val="21"/>
-              </w:rPr>
-              <w:t>机制引入</w:t>
-            </w:r>
-          </w:p>
-        </w:tc>
-        <w:tc>
-          <w:tcPr>
-            <w:tcW w:type="dxa" w:w="1872"/>
-          </w:tcPr>
-          <w:p>
-            <w:pPr>
-              <w:spacing w:line="240" w:lineRule="auto"/>
-            </w:pPr>
-            <w:r>
-              <w:rPr>
-                <w:rFonts w:ascii="宋体" w:hAnsi="宋体" w:eastAsia="宋体"/>
-                <w:b w:val="0"/>
-                <w:i w:val="0"/>
-                <w:sz w:val="21"/>
-              </w:rPr>
-              <w:t>关键抉择点</w:t>
-            </w:r>
-          </w:p>
-        </w:tc>
-      </w:tr>
-      <w:tr>
-        <w:tc>
-          <w:tcPr>
-            <w:tcW w:type="dxa" w:w="1872"/>
-          </w:tcPr>
-          <w:p>
-            <w:pPr>
-              <w:spacing w:line="240" w:lineRule="auto"/>
-            </w:pPr>
-            <w:r>
-              <w:rPr>
-                <w:rFonts w:ascii="宋体" w:hAnsi="宋体" w:eastAsia="宋体"/>
-                <w:b w:val="0"/>
-                <w:i w:val="0"/>
-                <w:sz w:val="21"/>
-              </w:rPr>
-              <w:t>序章</w:t>
-            </w:r>
-          </w:p>
-        </w:tc>
-        <w:tc>
-          <w:tcPr>
-            <w:tcW w:type="dxa" w:w="1872"/>
-          </w:tcPr>
-          <w:p>
-            <w:pPr>
-              <w:spacing w:line="240" w:lineRule="auto"/>
-            </w:pPr>
-            <w:r>
-              <w:rPr>
-                <w:rFonts w:ascii="宋体" w:hAnsi="宋体" w:eastAsia="宋体"/>
-                <w:b w:val="0"/>
-                <w:i w:val="0"/>
-                <w:sz w:val="21"/>
-              </w:rPr>
-              <w:t>风雨廊桥</w:t>
-            </w:r>
-          </w:p>
-        </w:tc>
-        <w:tc>
-          <w:tcPr>
-            <w:tcW w:type="dxa" w:w="1872"/>
-          </w:tcPr>
-          <w:p>
-            <w:pPr>
-              <w:spacing w:line="240" w:lineRule="auto"/>
-            </w:pPr>
-            <w:r>
-              <w:rPr>
-                <w:rFonts w:ascii="宋体" w:hAnsi="宋体" w:eastAsia="宋体"/>
-                <w:b w:val="0"/>
-                <w:i w:val="0"/>
-                <w:sz w:val="21"/>
-              </w:rPr>
-              <w:t>醒来、获得《檐下谱》、学会拓印</w:t>
-            </w:r>
-          </w:p>
-        </w:tc>
-        <w:tc>
-          <w:tcPr>
-            <w:tcW w:type="dxa" w:w="1872"/>
-          </w:tcPr>
-          <w:p>
-            <w:pPr>
-              <w:spacing w:line="240" w:lineRule="auto"/>
-            </w:pPr>
-            <w:r>
-              <w:rPr>
-                <w:rFonts w:ascii="宋体" w:hAnsi="宋体" w:eastAsia="宋体"/>
-                <w:b w:val="0"/>
-                <w:i w:val="0"/>
-                <w:sz w:val="21"/>
-              </w:rPr>
-              <w:t>教学</w:t>
-            </w:r>
-          </w:p>
-        </w:tc>
-        <w:tc>
-          <w:tcPr>
-            <w:tcW w:type="dxa" w:w="1872"/>
-          </w:tcPr>
-          <w:p>
-            <w:pPr>
-              <w:spacing w:line="240" w:lineRule="auto"/>
-            </w:pPr>
-            <w:r>
-              <w:rPr>
-                <w:rFonts w:ascii="宋体" w:hAnsi="宋体" w:eastAsia="宋体"/>
-                <w:b w:val="0"/>
-                <w:i w:val="0"/>
-                <w:sz w:val="21"/>
-              </w:rPr>
-              <w:t>—</w:t>
-            </w:r>
-          </w:p>
-        </w:tc>
-      </w:tr>
-      <w:tr>
-        <w:tc>
-          <w:tcPr>
-            <w:tcW w:type="dxa" w:w="1872"/>
-          </w:tcPr>
-          <w:p>
-            <w:pPr>
-              <w:spacing w:line="240" w:lineRule="auto"/>
-            </w:pPr>
-            <w:r>
-              <w:rPr>
-                <w:rFonts w:ascii="宋体" w:hAnsi="宋体" w:eastAsia="宋体"/>
-                <w:b w:val="0"/>
-                <w:i w:val="0"/>
-                <w:sz w:val="21"/>
-              </w:rPr>
-              <w:t>一</w:t>
-            </w:r>
-          </w:p>
-        </w:tc>
-        <w:tc>
-          <w:tcPr>
-            <w:tcW w:type="dxa" w:w="1872"/>
-          </w:tcPr>
-          <w:p>
-            <w:pPr>
-              <w:spacing w:line="240" w:lineRule="auto"/>
-            </w:pPr>
-            <w:r>
-              <w:rPr>
-                <w:rFonts w:ascii="宋体" w:hAnsi="宋体" w:eastAsia="宋体"/>
-                <w:b w:val="0"/>
-                <w:i w:val="0"/>
                 <w:sz w:val="21"/>
               </w:rPr>
               <w:t>社庙</w:t>
@@ -2775,58 +306,65 @@
         </w:tc>
         <w:tc>
           <w:tcPr>
-            <w:tcW w:type="dxa" w:w="1872"/>
+            <w:tcW w:type="dxa" w:w="3009"/>
+            <w:vAlign w:val="center"/>
+            <w:tcBorders>
+              <w:top w:val="single" w:sz="4" w:color="D9D9D9"/>
+              <w:left w:val="single" w:sz="4" w:color="D9D9D9"/>
+              <w:bottom w:val="single" w:sz="4" w:color="D9D9D9"/>
+              <w:right w:val="single" w:sz="4" w:color="D9D9D9"/>
+            </w:tcBorders>
+            <w:shd w:fill="FFFFFF"/>
+            <w:tcMar>
+              <w:top w:w="100" w:type="dxa"/>
+              <w:left w:w="100" w:type="dxa"/>
+              <w:bottom w:w="100" w:type="dxa"/>
+              <w:right w:w="100" w:type="dxa"/>
+            </w:tcMar>
           </w:tcPr>
           <w:p>
             <w:pPr>
-              <w:spacing w:line="240" w:lineRule="auto"/>
+              <w:keepNext w:val="0"/>
+              <w:spacing w:line="276" w:lineRule="auto" w:after="60"/>
             </w:pPr>
             <w:r>
               <w:rPr>
-                <w:rFonts w:ascii="宋体" w:hAnsi="宋体" w:eastAsia="宋体"/>
                 <w:b w:val="0"/>
-                <w:i w:val="0"/>
                 <w:sz w:val="21"/>
               </w:rPr>
-              <w:t>香火记忆、修复主梁</w:t>
+              <w:t>香火断、檐下客、社鼓声</w:t>
             </w:r>
           </w:p>
         </w:tc>
         <w:tc>
           <w:tcPr>
-            <w:tcW w:type="dxa" w:w="1872"/>
+            <w:tcW w:type="dxa" w:w="3009"/>
+            <w:vAlign w:val="center"/>
+            <w:tcBorders>
+              <w:top w:val="single" w:sz="4" w:color="D9D9D9"/>
+              <w:left w:val="single" w:sz="4" w:color="D9D9D9"/>
+              <w:bottom w:val="single" w:sz="4" w:color="D9D9D9"/>
+              <w:right w:val="single" w:sz="4" w:color="D9D9D9"/>
+            </w:tcBorders>
+            <w:shd w:fill="FFFFFF"/>
+            <w:tcMar>
+              <w:top w:w="100" w:type="dxa"/>
+              <w:left w:w="100" w:type="dxa"/>
+              <w:bottom w:w="100" w:type="dxa"/>
+              <w:right w:w="100" w:type="dxa"/>
+            </w:tcMar>
           </w:tcPr>
           <w:p>
             <w:pPr>
-              <w:spacing w:line="240" w:lineRule="auto"/>
+              <w:keepNext w:val="0"/>
+              <w:spacing w:line="276" w:lineRule="auto" w:after="60"/>
             </w:pPr>
             <w:r>
               <w:rPr>
-                <w:rFonts w:ascii="宋体" w:hAnsi="宋体" w:eastAsia="宋体"/>
                 <w:b w:val="0"/>
-                <w:i w:val="0"/>
                 <w:sz w:val="21"/>
               </w:rPr>
-              <w:t>斗拱</w:t>
-            </w:r>
-          </w:p>
-        </w:tc>
-        <w:tc>
-          <w:tcPr>
-            <w:tcW w:type="dxa" w:w="1872"/>
-          </w:tcPr>
-          <w:p>
-            <w:pPr>
-              <w:spacing w:line="240" w:lineRule="auto"/>
-            </w:pPr>
-            <w:r>
-              <w:rPr>
-                <w:rFonts w:ascii="宋体" w:hAnsi="宋体" w:eastAsia="宋体"/>
-                <w:b w:val="0"/>
-                <w:i w:val="0"/>
-                <w:sz w:val="21"/>
-              </w:rPr>
-              <w:t>教学性小抉择</w:t>
+              <w:t>归位、补字、净化；由合力修梁走向接纳陌生人和共同节庆；学习藻井</w:t>
             </w:r>
           </w:p>
         </w:tc>
@@ -2834,36 +372,30 @@
       <w:tr>
         <w:tc>
           <w:tcPr>
-            <w:tcW w:type="dxa" w:w="1872"/>
+            <w:tcW w:type="dxa" w:w="3009"/>
+            <w:vAlign w:val="center"/>
+            <w:tcBorders>
+              <w:top w:val="single" w:sz="4" w:color="D9D9D9"/>
+              <w:left w:val="single" w:sz="4" w:color="D9D9D9"/>
+              <w:bottom w:val="single" w:sz="4" w:color="D9D9D9"/>
+              <w:right w:val="single" w:sz="4" w:color="D9D9D9"/>
+            </w:tcBorders>
+            <w:shd w:fill="FFFFFF"/>
+            <w:tcMar>
+              <w:top w:w="100" w:type="dxa"/>
+              <w:left w:w="100" w:type="dxa"/>
+              <w:bottom w:w="100" w:type="dxa"/>
+              <w:right w:w="100" w:type="dxa"/>
+            </w:tcMar>
           </w:tcPr>
           <w:p>
             <w:pPr>
-              <w:spacing w:line="240" w:lineRule="auto"/>
+              <w:keepNext w:val="0"/>
+              <w:spacing w:line="276" w:lineRule="auto" w:after="60"/>
             </w:pPr>
             <w:r>
               <w:rPr>
-                <w:rFonts w:ascii="宋体" w:hAnsi="宋体" w:eastAsia="宋体"/>
                 <w:b w:val="0"/>
-                <w:i w:val="0"/>
-                <w:sz w:val="21"/>
-              </w:rPr>
-              <w:t>二</w:t>
-            </w:r>
-          </w:p>
-        </w:tc>
-        <w:tc>
-          <w:tcPr>
-            <w:tcW w:type="dxa" w:w="1872"/>
-          </w:tcPr>
-          <w:p>
-            <w:pPr>
-              <w:spacing w:line="240" w:lineRule="auto"/>
-            </w:pPr>
-            <w:r>
-              <w:rPr>
-                <w:rFonts w:ascii="宋体" w:hAnsi="宋体" w:eastAsia="宋体"/>
-                <w:b w:val="0"/>
-                <w:i w:val="0"/>
                 <w:sz w:val="21"/>
               </w:rPr>
               <w:t>戏楼</w:t>
@@ -2872,58 +404,65 @@
         </w:tc>
         <w:tc>
           <w:tcPr>
-            <w:tcW w:type="dxa" w:w="1872"/>
+            <w:tcW w:type="dxa" w:w="3009"/>
+            <w:vAlign w:val="center"/>
+            <w:tcBorders>
+              <w:top w:val="single" w:sz="4" w:color="D9D9D9"/>
+              <w:left w:val="single" w:sz="4" w:color="D9D9D9"/>
+              <w:bottom w:val="single" w:sz="4" w:color="D9D9D9"/>
+              <w:right w:val="single" w:sz="4" w:color="D9D9D9"/>
+            </w:tcBorders>
+            <w:shd w:fill="FFFFFF"/>
+            <w:tcMar>
+              <w:top w:w="100" w:type="dxa"/>
+              <w:left w:w="100" w:type="dxa"/>
+              <w:bottom w:w="100" w:type="dxa"/>
+              <w:right w:w="100" w:type="dxa"/>
+            </w:tcMar>
           </w:tcPr>
           <w:p>
             <w:pPr>
-              <w:spacing w:line="240" w:lineRule="auto"/>
+              <w:keepNext w:val="0"/>
+              <w:spacing w:line="276" w:lineRule="auto" w:after="60"/>
             </w:pPr>
             <w:r>
               <w:rPr>
-                <w:rFonts w:ascii="宋体" w:hAnsi="宋体" w:eastAsia="宋体"/>
                 <w:b w:val="0"/>
-                <w:i w:val="0"/>
                 <w:sz w:val="21"/>
               </w:rPr>
-              <w:t>戏班绝响（地方戏记忆）</w:t>
+              <w:t>开场锣、名角儿</w:t>
             </w:r>
           </w:p>
         </w:tc>
         <w:tc>
           <w:tcPr>
-            <w:tcW w:type="dxa" w:w="1872"/>
+            <w:tcW w:type="dxa" w:w="3009"/>
+            <w:vAlign w:val="center"/>
+            <w:tcBorders>
+              <w:top w:val="single" w:sz="4" w:color="D9D9D9"/>
+              <w:left w:val="single" w:sz="4" w:color="D9D9D9"/>
+              <w:bottom w:val="single" w:sz="4" w:color="D9D9D9"/>
+              <w:right w:val="single" w:sz="4" w:color="D9D9D9"/>
+            </w:tcBorders>
+            <w:shd w:fill="FFFFFF"/>
+            <w:tcMar>
+              <w:top w:w="100" w:type="dxa"/>
+              <w:left w:w="100" w:type="dxa"/>
+              <w:bottom w:w="100" w:type="dxa"/>
+              <w:right w:w="100" w:type="dxa"/>
+            </w:tcMar>
           </w:tcPr>
           <w:p>
             <w:pPr>
-              <w:spacing w:line="240" w:lineRule="auto"/>
+              <w:keepNext w:val="0"/>
+              <w:spacing w:line="276" w:lineRule="auto" w:after="60"/>
             </w:pPr>
             <w:r>
               <w:rPr>
-                <w:rFonts w:ascii="宋体" w:hAnsi="宋体" w:eastAsia="宋体"/>
                 <w:b w:val="0"/>
-                <w:i w:val="0"/>
                 <w:sz w:val="21"/>
               </w:rPr>
-              <w:t>飞檐</w:t>
-            </w:r>
-          </w:p>
-        </w:tc>
-        <w:tc>
-          <w:tcPr>
-            <w:tcW w:type="dxa" w:w="1872"/>
-          </w:tcPr>
-          <w:p>
-            <w:pPr>
-              <w:spacing w:line="240" w:lineRule="auto"/>
-            </w:pPr>
-            <w:r>
-              <w:rPr>
-                <w:rFonts w:ascii="宋体" w:hAnsi="宋体" w:eastAsia="宋体"/>
-                <w:b w:val="0"/>
-                <w:i w:val="0"/>
-                <w:sz w:val="21"/>
-              </w:rPr>
-              <w:t>为拓印「戏班绝响」，须抹去「童年社戏」记忆</w:t>
+              <w:t>行头辨认、描摹、台步与布景归位；保存尚未完美的传承；学习飞檐</w:t>
             </w:r>
           </w:p>
         </w:tc>
@@ -2931,36 +470,30 @@
       <w:tr>
         <w:tc>
           <w:tcPr>
-            <w:tcW w:type="dxa" w:w="1872"/>
+            <w:tcW w:type="dxa" w:w="3009"/>
+            <w:vAlign w:val="center"/>
+            <w:tcBorders>
+              <w:top w:val="single" w:sz="4" w:color="D9D9D9"/>
+              <w:left w:val="single" w:sz="4" w:color="D9D9D9"/>
+              <w:bottom w:val="single" w:sz="4" w:color="D9D9D9"/>
+              <w:right w:val="single" w:sz="4" w:color="D9D9D9"/>
+            </w:tcBorders>
+            <w:shd w:fill="FFFFFF"/>
+            <w:tcMar>
+              <w:top w:w="100" w:type="dxa"/>
+              <w:left w:w="100" w:type="dxa"/>
+              <w:bottom w:w="100" w:type="dxa"/>
+              <w:right w:w="100" w:type="dxa"/>
+            </w:tcMar>
           </w:tcPr>
           <w:p>
             <w:pPr>
-              <w:spacing w:line="240" w:lineRule="auto"/>
+              <w:keepNext w:val="0"/>
+              <w:spacing w:line="276" w:lineRule="auto" w:after="60"/>
             </w:pPr>
             <w:r>
               <w:rPr>
-                <w:rFonts w:ascii="宋体" w:hAnsi="宋体" w:eastAsia="宋体"/>
                 <w:b w:val="0"/>
-                <w:i w:val="0"/>
-                <w:sz w:val="21"/>
-              </w:rPr>
-              <w:t>三</w:t>
-            </w:r>
-          </w:p>
-        </w:tc>
-        <w:tc>
-          <w:tcPr>
-            <w:tcW w:type="dxa" w:w="1872"/>
-          </w:tcPr>
-          <w:p>
-            <w:pPr>
-              <w:spacing w:line="240" w:lineRule="auto"/>
-            </w:pPr>
-            <w:r>
-              <w:rPr>
-                <w:rFonts w:ascii="宋体" w:hAnsi="宋体" w:eastAsia="宋体"/>
-                <w:b w:val="0"/>
-                <w:i w:val="0"/>
                 <w:sz w:val="21"/>
               </w:rPr>
               <w:t>牌坊</w:t>
@@ -2969,58 +502,65 @@
         </w:tc>
         <w:tc>
           <w:tcPr>
-            <w:tcW w:type="dxa" w:w="1872"/>
+            <w:tcW w:type="dxa" w:w="3009"/>
+            <w:vAlign w:val="center"/>
+            <w:tcBorders>
+              <w:top w:val="single" w:sz="4" w:color="D9D9D9"/>
+              <w:left w:val="single" w:sz="4" w:color="D9D9D9"/>
+              <w:bottom w:val="single" w:sz="4" w:color="D9D9D9"/>
+              <w:right w:val="single" w:sz="4" w:color="D9D9D9"/>
+            </w:tcBorders>
+            <w:shd w:fill="FFFFFF"/>
+            <w:tcMar>
+              <w:top w:w="100" w:type="dxa"/>
+              <w:left w:w="100" w:type="dxa"/>
+              <w:bottom w:w="100" w:type="dxa"/>
+              <w:right w:w="100" w:type="dxa"/>
+            </w:tcMar>
           </w:tcPr>
           <w:p>
             <w:pPr>
-              <w:spacing w:line="240" w:lineRule="auto"/>
+              <w:keepNext w:val="0"/>
+              <w:spacing w:line="276" w:lineRule="auto" w:after="60"/>
             </w:pPr>
             <w:r>
               <w:rPr>
-                <w:rFonts w:ascii="宋体" w:hAnsi="宋体" w:eastAsia="宋体"/>
                 <w:b w:val="0"/>
-                <w:i w:val="0"/>
                 <w:sz w:val="21"/>
               </w:rPr>
-              <w:t>「名」与「实」：功名、家族与无名匠人</w:t>
+              <w:t>四柱三间、无名匠</w:t>
             </w:r>
           </w:p>
         </w:tc>
         <w:tc>
           <w:tcPr>
-            <w:tcW w:type="dxa" w:w="1872"/>
+            <w:tcW w:type="dxa" w:w="3009"/>
+            <w:vAlign w:val="center"/>
+            <w:tcBorders>
+              <w:top w:val="single" w:sz="4" w:color="D9D9D9"/>
+              <w:left w:val="single" w:sz="4" w:color="D9D9D9"/>
+              <w:bottom w:val="single" w:sz="4" w:color="D9D9D9"/>
+              <w:right w:val="single" w:sz="4" w:color="D9D9D9"/>
+            </w:tcBorders>
+            <w:shd w:fill="FFFFFF"/>
+            <w:tcMar>
+              <w:top w:w="100" w:type="dxa"/>
+              <w:left w:w="100" w:type="dxa"/>
+              <w:bottom w:w="100" w:type="dxa"/>
+              <w:right w:w="100" w:type="dxa"/>
+            </w:tcMar>
           </w:tcPr>
           <w:p>
             <w:pPr>
-              <w:spacing w:line="240" w:lineRule="auto"/>
+              <w:keepNext w:val="0"/>
+              <w:spacing w:line="276" w:lineRule="auto" w:after="60"/>
             </w:pPr>
             <w:r>
               <w:rPr>
-                <w:rFonts w:ascii="宋体" w:hAnsi="宋体" w:eastAsia="宋体"/>
                 <w:b w:val="0"/>
-                <w:i w:val="0"/>
                 <w:sz w:val="21"/>
               </w:rPr>
-              <w:t>共鸣连携（藻井已在社庙获得）</w:t>
-            </w:r>
-          </w:p>
-        </w:tc>
-        <w:tc>
-          <w:tcPr>
-            <w:tcW w:type="dxa" w:w="1872"/>
-          </w:tcPr>
-          <w:p>
-            <w:pPr>
-              <w:spacing w:line="240" w:lineRule="auto"/>
-            </w:pPr>
-            <w:r>
-              <w:rPr>
-                <w:rFonts w:ascii="宋体" w:hAnsi="宋体" w:eastAsia="宋体"/>
-                <w:b w:val="0"/>
-                <w:i w:val="0"/>
-                <w:sz w:val="21"/>
-              </w:rPr>
-              <w:t>抹去无名匠人之忆以保全大匠之名？</w:t>
+              <w:t>规制辨认、构件归位、技能组合；让无名工匠的劳动被看见</w:t>
             </w:r>
           </w:p>
         </w:tc>
@@ -3028,114 +568,97 @@
       <w:tr>
         <w:tc>
           <w:tcPr>
-            <w:tcW w:type="dxa" w:w="1872"/>
+            <w:tcW w:type="dxa" w:w="3009"/>
+            <w:vAlign w:val="center"/>
+            <w:tcBorders>
+              <w:top w:val="single" w:sz="4" w:color="D9D9D9"/>
+              <w:left w:val="single" w:sz="4" w:color="D9D9D9"/>
+              <w:bottom w:val="single" w:sz="4" w:color="D9D9D9"/>
+              <w:right w:val="single" w:sz="4" w:color="D9D9D9"/>
+            </w:tcBorders>
+            <w:shd w:fill="FFFFFF"/>
+            <w:tcMar>
+              <w:top w:w="100" w:type="dxa"/>
+              <w:left w:w="100" w:type="dxa"/>
+              <w:bottom w:w="100" w:type="dxa"/>
+              <w:right w:w="100" w:type="dxa"/>
+            </w:tcMar>
           </w:tcPr>
           <w:p>
             <w:pPr>
-              <w:spacing w:line="240" w:lineRule="auto"/>
+              <w:keepNext w:val="0"/>
+              <w:spacing w:line="276" w:lineRule="auto" w:after="60"/>
             </w:pPr>
             <w:r>
               <w:rPr>
-                <w:rFonts w:ascii="宋体" w:hAnsi="宋体" w:eastAsia="宋体"/>
                 <w:b w:val="0"/>
-                <w:i w:val="0"/>
                 <w:sz w:val="21"/>
               </w:rPr>
-              <w:t>四</w:t>
+              <w:t>墨塔</w:t>
             </w:r>
           </w:p>
         </w:tc>
         <w:tc>
           <w:tcPr>
-            <w:tcW w:type="dxa" w:w="1872"/>
+            <w:tcW w:type="dxa" w:w="3009"/>
+            <w:vAlign w:val="center"/>
+            <w:tcBorders>
+              <w:top w:val="single" w:sz="4" w:color="D9D9D9"/>
+              <w:left w:val="single" w:sz="4" w:color="D9D9D9"/>
+              <w:bottom w:val="single" w:sz="4" w:color="D9D9D9"/>
+              <w:right w:val="single" w:sz="4" w:color="D9D9D9"/>
+            </w:tcBorders>
+            <w:shd w:fill="FFFFFF"/>
+            <w:tcMar>
+              <w:top w:w="100" w:type="dxa"/>
+              <w:left w:w="100" w:type="dxa"/>
+              <w:bottom w:w="100" w:type="dxa"/>
+              <w:right w:w="100" w:type="dxa"/>
+            </w:tcMar>
           </w:tcPr>
           <w:p>
             <w:pPr>
-              <w:spacing w:line="240" w:lineRule="auto"/>
+              <w:keepNext w:val="0"/>
+              <w:spacing w:line="276" w:lineRule="auto" w:after="60"/>
             </w:pPr>
             <w:r>
               <w:rPr>
-                <w:rFonts w:ascii="宋体" w:hAnsi="宋体" w:eastAsia="宋体"/>
                 <w:b w:val="0"/>
-                <w:i w:val="0"/>
                 <w:sz w:val="21"/>
               </w:rPr>
-              <w:t>通天塔</w:t>
+              <w:t>登塔、千层墨</w:t>
             </w:r>
           </w:p>
         </w:tc>
         <w:tc>
           <w:tcPr>
-            <w:tcW w:type="dxa" w:w="1872"/>
+            <w:tcW w:type="dxa" w:w="3009"/>
+            <w:vAlign w:val="center"/>
+            <w:tcBorders>
+              <w:top w:val="single" w:sz="4" w:color="D9D9D9"/>
+              <w:left w:val="single" w:sz="4" w:color="D9D9D9"/>
+              <w:bottom w:val="single" w:sz="4" w:color="D9D9D9"/>
+              <w:right w:val="single" w:sz="4" w:color="D9D9D9"/>
+            </w:tcBorders>
+            <w:shd w:fill="FFFFFF"/>
+            <w:tcMar>
+              <w:top w:w="100" w:type="dxa"/>
+              <w:left w:w="100" w:type="dxa"/>
+              <w:bottom w:w="100" w:type="dxa"/>
+              <w:right w:w="100" w:type="dxa"/>
+            </w:tcMar>
           </w:tcPr>
           <w:p>
             <w:pPr>
-              <w:spacing w:line="240" w:lineRule="auto"/>
+              <w:keepNext w:val="0"/>
+              <w:spacing w:line="276" w:lineRule="auto" w:after="60"/>
             </w:pPr>
             <w:r>
               <w:rPr>
-                <w:rFonts w:ascii="宋体" w:hAnsi="宋体" w:eastAsia="宋体"/>
                 <w:b w:val="0"/>
-                <w:i w:val="0"/>
                 <w:sz w:val="21"/>
               </w:rPr>
-              <w:t>白蚀源头=初代拓印师的「终极记忆」——他为建立永恒秩序抹去所有战乱与悲痛记忆并封存于塔；</w:t>
-            </w:r>
-            <w:r>
-              <w:rPr>
-                <w:rFonts w:ascii="宋体" w:hAnsi="宋体" w:eastAsia="宋体"/>
-                <w:b w:val="0"/>
-                <w:i w:val="0"/>
-                <w:sz w:val="21"/>
-              </w:rPr>
-              <w:t>塔最终被遗忘、整体逆结晶</w:t>
-            </w:r>
-            <w:r>
-              <w:rPr>
-                <w:rFonts w:ascii="宋体" w:hAnsi="宋体" w:eastAsia="宋体"/>
-                <w:b w:val="0"/>
-                <w:i w:val="0"/>
-                <w:sz w:val="21"/>
-              </w:rPr>
-              <w:t>，成为白蚀源头（补丁·建议采纳：两说合一）</w:t>
-            </w:r>
-          </w:p>
-        </w:tc>
-        <w:tc>
-          <w:tcPr>
-            <w:tcW w:type="dxa" w:w="1872"/>
-          </w:tcPr>
-          <w:p>
-            <w:pPr>
-              <w:spacing w:line="240" w:lineRule="auto"/>
-            </w:pPr>
-            <w:r>
-              <w:rPr>
-                <w:rFonts w:ascii="宋体" w:hAnsi="宋体" w:eastAsia="宋体"/>
-                <w:b w:val="0"/>
-                <w:i w:val="0"/>
-                <w:sz w:val="21"/>
-              </w:rPr>
-              <w:t>全机制</w:t>
-            </w:r>
-          </w:p>
-        </w:tc>
-        <w:tc>
-          <w:tcPr>
-            <w:tcW w:type="dxa" w:w="1872"/>
-          </w:tcPr>
-          <w:p>
-            <w:pPr>
-              <w:spacing w:line="240" w:lineRule="auto"/>
-            </w:pPr>
-            <w:r>
-              <w:rPr>
-                <w:rFonts w:ascii="宋体" w:hAnsi="宋体" w:eastAsia="宋体"/>
-                <w:b w:val="0"/>
-                <w:i w:val="0"/>
-                <w:sz w:val="21"/>
-              </w:rPr>
-              <w:t>终极抉择：将哪些记忆拓印回世界</w:t>
+              <w:t>综合修复与守护；追溯初代抹除记忆的代价；选择把什么交给后来的人</w:t>
             </w:r>
           </w:p>
         </w:tc>
@@ -3143,207 +666,446 @@
     </w:tbl>
     <w:p>
       <w:pPr>
-        <w:spacing w:line="360" w:lineRule="auto"/>
+        <w:spacing w:after="0"/>
+      </w:pPr>
+    </w:p>
+    <w:p>
+      <w:pPr>
+        <w:pStyle w:val="Heading1"/>
       </w:pPr>
       <w:r>
-        <w:rPr>
-          <w:rFonts w:ascii="宋体" w:hAnsi="宋体" w:eastAsia="宋体"/>
-          <w:b/>
-          <w:i w:val="0"/>
-          <w:sz w:val="24"/>
-        </w:rPr>
-        <w:t>结局设计（建议 3 个，【待确认】）</w:t>
+        <w:t>对话与任务功能</w:t>
       </w:r>
+    </w:p>
+    <w:p>
       <w:r>
-        <w:rPr>
-          <w:rFonts w:ascii="宋体" w:hAnsi="宋体" w:eastAsia="宋体"/>
-          <w:b w:val="0"/>
-          <w:i w:val="0"/>
-          <w:sz w:val="24"/>
-        </w:rPr>
-        <w:t>：</w:t>
+        <w:t>每个任务包含六句开场对话、三条调查线索、保留回应、遗忘回应与完成结语。带战斗的任务增加守护前台词。共 60 句开场对话、30 条调查线索。角色以“拓印师”“廊桥”“社庙”等具名发言；客声、童声、匠人回声均是古建存留的记忆。</w:t>
+      </w:r>
+    </w:p>
+    <w:p>
+      <w:r>
+        <w:t>对话以全屏背景、台词淡入及逐字显现呈现。点击窗口任意非功能入口区域直接进入下一句，无需等待文字显示完毕；空格/回车同样推进。保留上一句、跳过、返回与阅读位置保存，上一句、跳过和返回入口只执行各自操作，不同时推进。回到地图再进入同一任务时，恢复正在阅读的句子；读完或跳过后记为已读，重访显示“已读 · 跳过”；仍可从开头回看。跳过不跳过调查、谜题、取舍或战斗。剧情文本无阅读倒计时。</w:t>
+      </w:r>
+    </w:p>
+    <w:p>
+      <w:r>
+        <w:t>地图顶部与底部“剧情”页呈现当前任务目标。完成任务后加入剧情回顾，按篇章顺序列出；回顾展示开场、结语、实际发生的遗忘回应与终章选择，不能重新领取奖励，也不能改写已经确认的选择。查看图录、设置、剧情册时暂停当前描摹和战斗。</w:t>
+      </w:r>
+    </w:p>
+    <w:p>
+      <w:r>
+        <w:t>调查点由任务数据提供，玩家靠近或点击调查。每条线索解释一个场景物件与相关修复动作：例如供桌残纸提示“宁”，戏单与水袖提示“旦”，石柱与开间提示“四柱三间”。不得只显示调查点名称而不给剧情信息。</w:t>
       </w:r>
     </w:p>
     <w:p>
       <w:pPr>
-        <w:pStyle w:val="ListNumber"/>
-        <w:spacing w:line="360" w:lineRule="auto"/>
+        <w:pStyle w:val="Heading2"/>
       </w:pPr>
       <w:r>
-        <w:rPr>
-          <w:rFonts w:ascii="宋体" w:hAnsi="宋体" w:eastAsia="宋体"/>
-          <w:b w:val="0"/>
-          <w:i w:val="0"/>
-          <w:sz w:val="24"/>
-        </w:rPr>
-        <w:t>「千秋尽墨」——拓印回所有记忆，世界恢复完整但重回伤痛；</w:t>
+        <w:t>通关呓语</w:t>
+      </w:r>
+    </w:p>
+    <w:p>
+      <w:r>
+        <w:t>戏楼的两个任务各有一次额外的通关呓语：结算界面出现时，古建在结语之下再追加一句。开场锣一句指向，名角儿一句收束。它不属于六句开场对话，也不替换结语。</w:t>
+      </w:r>
+    </w:p>
+    <w:p>
+      <w:r>
+        <w:t>• 只在任务首次通关出现；重玩、剧情回顾与重新结算都不再出现。是否需要新增一个“该任务是否已播过通关呓语”的存档字段，由实现方按现有存档结构决定，但判定必须以首次通关为准，不能每进一次结算界面就播一次。</w:t>
+      </w:r>
+    </w:p>
+    <w:p>
+      <w:r>
+        <w:t>• 不影响星级、墨痕、结算指标与记忆账册，也不改变任何任务的完成条件；不可领取任何奖励。</w:t>
+      </w:r>
+    </w:p>
+    <w:p>
+      <w:r>
+        <w:t>• 文本演出，当前无配音。台词全文见《剧情任务与对话脚本》的〈通关呓语〉一节。</w:t>
       </w:r>
     </w:p>
     <w:p>
       <w:pPr>
-        <w:pStyle w:val="ListNumber"/>
-        <w:spacing w:line="360" w:lineRule="auto"/>
+        <w:pStyle w:val="Heading1"/>
       </w:pPr>
       <w:r>
-        <w:rPr>
-          <w:rFonts w:ascii="宋体" w:hAnsi="宋体" w:eastAsia="宋体"/>
-          <w:b w:val="0"/>
-          <w:i w:val="0"/>
-          <w:sz w:val="24"/>
-        </w:rPr>
-        <w:t>「无垢之城」——保持遗忘，秩序永恒但世界苍白；</w:t>
+        <w:t>拓印与心舍</w:t>
+      </w:r>
+    </w:p>
+    <w:p>
+      <w:r>
+        <w:t>墨线拓印保留逐笔手绘操作，支持查看起收笔、容差提示与单笔重描。最终收藏图采用提前生成并打包的 PNG；显影、图录、对照、结算与墨灵详情引用同一稳定图片路径。游戏运行时不请求生图 API，不根据轨迹生成收藏图，也不靠实时几何绘制伪造拓印成品。</w:t>
+      </w:r>
+    </w:p>
+    <w:p>
+      <w:r>
+        <w:t>10 道墨灵各有独立构图和主题：廊桥归来、斗拱承香、檐下分饭、社鼓回春、戏楼行腔、师徒绝唱、四柱三间、匠人双手、墨塔初代、留白续谱。原图与完整提示词放在 output/imagegen/，运行素材放在 客户端/assets/rubbings/。</w:t>
       </w:r>
     </w:p>
     <w:p>
       <w:pPr>
-        <w:pStyle w:val="ListNumber"/>
-        <w:spacing w:line="360" w:lineRule="auto"/>
+        <w:pStyle w:val="Heading2"/>
       </w:pPr>
       <w:r>
-        <w:rPr>
-          <w:rFonts w:ascii="宋体" w:hAnsi="宋体" w:eastAsia="宋体"/>
-          <w:b w:val="0"/>
-          <w:i w:val="0"/>
-          <w:sz w:val="24"/>
-        </w:rPr>
-        <w:t>「檐下折中」——只记住值得记住的（由玩家在抉择中决定，达成隐藏条件）。</w:t>
+        <w:t>静态美术与生图记录</w:t>
+      </w:r>
+    </w:p>
+    <w:p>
+      <w:r>
+        <w:t>拓印收藏图在发布前离线生成并打包为 PNG，运行时只读取静态文件。已使用 DashScope qwen-image-3.0-pro 生成十张独立构图，调用地址为 https://dashscope.aliyuncs.com/api/v1/services/aigc/multimodal-generation/generation（兼容模型列表地址为 https://dashscope.aliyuncs.com/compatible-mode/v1）。运行时不请求 API，也不把生成失败当作玩法依赖；完整提示词、调用记录和重试方式见 output/imagegen/生成记录.md。密钥只允许通过进程环境注入生成脚本，禁止提交到仓库、存档或发布包。</w:t>
+      </w:r>
+    </w:p>
+    <w:p>
+      <w:r>
+        <w:t>心舍初始五格，社庙章末扩为六格，牌坊章末扩为七格。全篇十道记忆会产生有限容量下的真实取舍。抹去旧记忆须确认；色调与回声随之褪去，技艺保留，账册记录“在何时、为何替换”。新台词目前以文字呈现，原有音频继续朗读记忆摘要。</w:t>
       </w:r>
     </w:p>
     <w:p>
       <w:pPr>
-        <w:spacing w:line="360" w:lineRule="auto" w:before="120" w:after="120"/>
+        <w:pStyle w:val="Heading1"/>
       </w:pPr>
       <w:r>
-        <w:rPr>
-          <w:rFonts w:ascii="黑体" w:hAnsi="黑体" w:eastAsia="黑体"/>
-          <w:b/>
-          <w:i w:val="0"/>
-          <w:sz w:val="24"/>
-        </w:rPr>
-        <w:t>3.6 世界观规则补全（场景 1 推演补丁，状态=建议采纳·待团队确认）</w:t>
+        <w:t>结局设计</w:t>
+      </w:r>
+    </w:p>
+    <w:p>
+      <w:r>
+        <w:t>终章不是只有一个标准答案的知识题。三种选择均同分并完成游戏：传下修复的方法、留下所有取舍的记录、留白让后来人续写。三条后日谈分别落到工坊学徒、带批注的记忆册和孩子新画的小棚。玩家首次确认的回答持久保存；重连、重试和回顾均不能覆盖它。</w:t>
+      </w:r>
+    </w:p>
+    <w:p>
+      <w:r>
+        <w:t>保留记忆与遗忘记忆影响个人回声和账册，而非宣称一条道路必然正确。故事强调真实记录与承认缺口，不替无名匠人编造名字，不将未经证实的补白当作历史。</w:t>
+      </w:r>
+    </w:p>
+    <w:p>
+      <w:r>
+        <w:t>终章之外另有一段失败结局。它不是第四种回答，不改变三种终章回答的数量，也不阻断旅程：事件判定失败时，失败页先播放〈失败结局 · 飞鸟山〉的呓语，播完仍显示原有的回溯按钮，回溯后照常继续，已拓印记忆、已学技艺与已确认的取舍全部保留。</w:t>
+      </w:r>
+    </w:p>
+    <w:p>
+      <w:r>
+        <w:t>「飞鸟山」是本次新增的场景，也是全篇唯一不在地图路线上的地方：石阶上落着没能带回去的记忆，阶顶是一座没有匾额的旧亭。它接在侵蚀与回溯机制之后，把原本只有一行判定理由的失败页，换成一次可以被读到的对话。演出停在古建的一句话上，不替玩家判定善恶，也不覆盖已确认的终章回答。</w:t>
       </w:r>
     </w:p>
     <w:p>
       <w:pPr>
-        <w:spacing w:line="360" w:lineRule="auto"/>
+        <w:pStyle w:val="Heading1"/>
       </w:pPr>
       <w:r>
-        <w:rPr>
-          <w:rFonts w:ascii="宋体" w:hAnsi="宋体" w:eastAsia="宋体"/>
-          <w:b w:val="0"/>
-          <w:i/>
-          <w:color w:val="595959"/>
-          <w:sz w:val="24"/>
-        </w:rPr>
-        <w:t>来源：</w:t>
+        <w:t>入口、存档与维护</w:t>
       </w:r>
+    </w:p>
+    <w:p>
       <w:r>
-        <w:rPr>
-          <w:rFonts w:ascii="宋体" w:hAnsi="宋体" w:eastAsia="宋体"/>
-          <w:b w:val="0"/>
-          <w:i/>
-          <w:color w:val="595959"/>
-          <w:sz w:val="24"/>
-        </w:rPr>
-        <w:t>LLM-tmp/03-AI协作留痕/推演-场景1-世界观自洽/02-AI输出-世界观规则补全与自洽性分析.md</w:t>
+        <w:t>打开游戏后直接进入地图，不再注册、登录、输密码或领取登录令牌。配套 Go 程序仅负责本地游戏规则和 JSON 存档。新玩家建立固定本地进度；旧版存档首次使用时选择最近更新的一份玩家进度，其余旧记录完整保留。旧账号字段仅作原样兼容数据保留，不再参与任何认证。</w:t>
       </w:r>
+    </w:p>
+    <w:p>
       <w:r>
-        <w:rPr>
-          <w:rFonts w:ascii="宋体" w:hAnsi="宋体" w:eastAsia="宋体"/>
-          <w:b w:val="0"/>
-          <w:i/>
-          <w:color w:val="595959"/>
-          <w:sz w:val="24"/>
-        </w:rPr>
-        <w:t>（DeepSeek Harness，2026-08-28）。</w:t>
+        <w:t>任务剧情与图片路径统一维护在 服务端/content/chapters.json。公开目录带上调查点、对话、线索和墨灵图路径；技能目标答案保留在服务端，客户端只提交所选技艺和目标 ID。知识谜题答案不下发，终章选项是公开的叙事选择。服务启动时验证对话完整性、调查线索数量、记忆来源和静态图片路径格式。</w:t>
+      </w:r>
+    </w:p>
+    <w:p>
+      <w:pPr>
+        <w:pStyle w:val="Heading1"/>
+      </w:pPr>
+      <w:r>
+        <w:t>验收标准</w:t>
+      </w:r>
+    </w:p>
+    <w:p>
+      <w:r>
+        <w:t>• 无账号可直接游玩；重启后保留已完成任务与当前未完成事件。</w:t>
+      </w:r>
+    </w:p>
+    <w:p>
+      <w:r>
+        <w:t>• 十个任务全部可达，任务按钮按剧情次序开放。</w:t>
+      </w:r>
+    </w:p>
+    <w:p>
+      <w:r>
+        <w:t>• 对话上一句、下一句、跳过、续读和回顾均可使用。</w:t>
+      </w:r>
+    </w:p>
+    <w:p>
+      <w:r>
+        <w:t>• 调查呈现三条实质线索；解谜答案可从剧情推得。</w:t>
+      </w:r>
+    </w:p>
+    <w:p>
+      <w:r>
+        <w:t>• 查看剧情册和心舍不丢失描摹、不消耗战斗时间。</w:t>
+      </w:r>
+    </w:p>
+    <w:p>
+      <w:r>
+        <w:t>• 五章均能按真实技能冷却与伤害完成，结尾三个回答等价有效。</w:t>
+      </w:r>
+    </w:p>
+    <w:p>
+      <w:r>
+        <w:t>• 10 张图片各自绑定一个墨灵；图片缺失明确显示“待装裱”，不伪称已生成。</w:t>
+      </w:r>
+    </w:p>
+    <w:p>
+      <w:r>
+        <w:t>• 客户端、源码、存档和发布包不包含生图密钥；生成脚本从进程环境读取。</w:t>
+      </w:r>
+    </w:p>
+    <w:p>
+      <w:r>
+        <w:t>• 事件失败时先播放〈失败结局 · 飞鸟山〉的呓语，播完仍可选择回溯继续；该演出不改变三种终章回答的数量，也不覆盖已确认的终章回答。</w:t>
+      </w:r>
+    </w:p>
+    <w:p>
+      <w:r>
+        <w:t>• 戏楼两个任务首次通关各出现一次〈通关呓语〉，重玩、回顾与重新结算都不再出现，且不影响星级、墨痕与结算指标。</w:t>
+      </w:r>
+    </w:p>
+    <w:p>
+      <w:pPr>
+        <w:pStyle w:val="Heading1"/>
+      </w:pPr>
+      <w:r>
+        <w:t>平台 受众与操作</w:t>
+      </w:r>
+    </w:p>
+    <w:p>
+      <w:r>
+        <w:t>目标受众为偏好文化叙事、轻解谜与收藏取舍的单人玩家。当前交付技术平台是 Windows x64；Godot 4.5.2 采用 540×960 逻辑竖屏，默认窗口 450×800。窗口可调整，设置提供全屏切换；宽屏居中保留约 540 逻辑像素阅读区。移动端只有触控操作设计，尚未构建手机安装包。</w:t>
+      </w:r>
+    </w:p>
+    <w:p>
+      <w:r>
+        <w:t>鼠标点击菜单和调查点，拖动完成构件归位，按笔顺描摹拓印。WASD、方向键和画布摇杆用于场景移动及预警闪避。底部固定地图、心舍、账册、设置、剧情五个入口；战斗的准备、四种技艺及结算位于独立固定操作栏，滚动正文不会带走技能按钮。</w:t>
+      </w:r>
+    </w:p>
+    <w:p>
+      <w:pPr>
+        <w:pStyle w:val="Heading1"/>
+      </w:pPr>
+      <w:r>
+        <w:t>世界观与角色系统</w:t>
+      </w:r>
+    </w:p>
+    <w:p>
+      <w:r>
+        <w:t>故事发生在架空的墨痕王朝。古建筑储存普通人的经历，白蚀象征在反复修补和选择性记述中逐渐丢失的回应。拓印师通过修复重新听见这些故事；墨灵是建筑记忆的承载方式，不是可抽取、买卖或升级的战斗角色。</w:t>
+      </w:r>
+    </w:p>
+    <w:p>
+      <w:r>
+        <w:t>没有体力、付费货币、随机抽卡、装备背包或等级养成。玩家持有《檐下谱》、墨痕与有限心舍格；已学技艺依据记忆账册保留。古建及回声通过具名对话发言，当前主角为程序绘制的水墨人物示意，未实现独立 NPC 走位、骨骼动画或角色立绘系统。</w:t>
+      </w:r>
+    </w:p>
+    <w:p>
+      <w:pPr>
+        <w:pStyle w:val="Heading1"/>
+      </w:pPr>
+      <w:r>
+        <w:t>谜题与构件协作</w:t>
+      </w:r>
+    </w:p>
+    <w:p>
+      <w:r>
+        <w:t>墨线拓印验证完整笔顺、方向与连续性；单笔错误只标红，不增加侵蚀。榫卯归位需要拖动构件并在榫口释放，落到外侧可以取消。补字仍为有剧情线索的文字选择。</w:t>
+      </w:r>
+    </w:p>
+    <w:p>
+      <w:r>
+        <w:t>图式辨认用于开场锣与四柱三间。选项以生旦净行头特征、不同柱数和开间数的示意图呈现，不直接用答案文字作按钮；图式为玩法表达，不作为古建或戏曲文物测绘依据。水袖与头饰、柱数与开间的答案由任务线索解释。</w:t>
+      </w:r>
+    </w:p>
+    <w:p>
+      <w:r>
+        <w:t>技能场景同时呈现承重斗拱、远端风铃与白蚀碑面。玩家先选技艺，再点击作用位置：斗拱作用于梁架，飞檐触发风铃，藻井净化碑面。无名匠须先承重再触发远端；登塔须先描摹、再承重、最后净化。已完成的承重状态由服务端已接受步骤恢复，画面显示梁架扶正、连杆接通；返回心舍再进入时仍保留。目标错误或顺序错误会被拒绝，不能单点技能按钮完成机关。这是同场景离散条件机关，尚非连续物理承重模拟。</w:t>
+      </w:r>
+    </w:p>
+    <w:p>
+      <w:pPr>
+        <w:pStyle w:val="Heading1"/>
+      </w:pPr>
+      <w:r>
+        <w:t>侵蚀与失败恢复</w:t>
+      </w:r>
+    </w:p>
+    <w:p>
+      <w:r>
+        <w:t>侵蚀为全旅程状态，取值 0–100。0≤侵蚀&lt;40 为浸，40≤侵蚀&lt;70 为蚀，70≤侵蚀≤100 为竭；顶栏常驻进度条，场景褪色、裂纹与回声衰减随状态变化。纹样、归位、技能等非描摹谜题每次错误增加 10，一般三次错误令当前事件失败，登塔为五次。战斗按净受蚀每次增加 5，战败另加 15；读对话、调查、看心舍和战斗准备不计时、不增加侵蚀。</w:t>
+      </w:r>
+    </w:p>
+    <w:p>
+      <w:r>
+        <w:t>侵蚀达到 100 会终止本次事件，暂时阻止开启新事件。失败页先播放〈失败结局 · 飞鸟山〉九句呓语，首句随服务端失败原因变化；完成末句后再解释原因并提供回溯：有墨痕时消耗 1 点，没有墨痕时免费，所有章节一致。回溯恢复本事件起点侵蚀和谜题步骤，清空本场战斗；已经确认的记忆取舍、习得技艺与账册保留。重复网络请求只恢复一次、只扣费一次。失败演出的阅读位置按会话与重试次数独立保存，同一次失败续读或直接返回恢复页，新一次失败重新开始；演出不写入游戏结算或终章回答。</w:t>
+      </w:r>
+    </w:p>
+    <w:p>
+      <w:r>
+        <w:t>当前残迹是可回溯的视觉状态，不再承诺侵蚀满值导致永久消散或不可逆剧情分支。主动抹去的记忆依旧失去图录持有与回声，技艺保留。两种后果应在文案中区分。旧存档若缺少起点侵蚀字段，沿用原兼容行为按 0 恢复；不清空已有玩家存档。</w:t>
+      </w:r>
+    </w:p>
+    <w:p>
+      <w:pPr>
+        <w:pStyle w:val="Heading1"/>
+      </w:pPr>
+      <w:r>
+        <w:t>守护战与数值</w:t>
+      </w:r>
+    </w:p>
+    <w:p>
+      <w:r>
+        <w:t>八场守护战目标为 30–60 秒，最长 60 秒；檐下客与千层墨不设战斗。挥墨 10 伤害、冷却 0.5 秒；斗拱提供 2 次护盾、冷却 6 秒；飞檐 25 伤害、冷却 4 秒；藻井 18 伤害并净化本场 1 次受蚀、冷却 6 秒；闪身提供 1 次护盾、冷却 2.5 秒。护盾取较大值而非相加，藻井不清除进入本场前的侵蚀。</w:t>
+      </w:r>
+    </w:p>
+    <w:p>
+      <w:r>
+        <w:t>白蚀每 3 秒攻击。每场最多容许 12 次净受蚀，第 13 次或累计侵蚀达 100 则失败。玩家可在预警时移动闪身，也可持续补斗拱并适时净化。通关需清完全部波次且至少施展一次本关要求的技能。伤害不跨波溢出。服务端逐条重放客户端动作时间线，验证技能、冷却、伤害、护盾、净化和终止时刻；客户端不能自行声明胜利。</w:t>
       </w:r>
     </w:p>
     <w:tbl>
       <w:tblPr>
-        <w:tblStyle w:val="TableGrid"/>
         <w:tblW w:type="auto" w:w="0"/>
+        <w:tblLayout w:type="fixed"/>
         <w:tblLook w:firstColumn="1" w:firstRow="1" w:lastColumn="0" w:lastRow="0" w:noHBand="0" w:noVBand="1" w:val="04A0"/>
       </w:tblPr>
       <w:tblGrid>
-        <w:gridCol w:w="2340"/>
-        <w:gridCol w:w="2340"/>
-        <w:gridCol w:w="2340"/>
-        <w:gridCol w:w="2340"/>
+        <w:gridCol w:w="2256"/>
+        <w:gridCol w:w="2256"/>
+        <w:gridCol w:w="2256"/>
+        <w:gridCol w:w="2256"/>
       </w:tblGrid>
       <w:tr>
+        <w:trPr>
+          <w:tblHeader/>
+        </w:trPr>
         <w:tc>
           <w:tcPr>
-            <w:tcW w:type="dxa" w:w="2340"/>
+            <w:tcW w:type="dxa" w:w="2256"/>
+            <w:vAlign w:val="center"/>
+            <w:tcBorders>
+              <w:top w:val="single" w:sz="4" w:color="D9D9D9"/>
+              <w:left w:val="single" w:sz="4" w:color="D9D9D9"/>
+              <w:bottom w:val="single" w:sz="4" w:color="D9D9D9"/>
+              <w:right w:val="single" w:sz="4" w:color="D9D9D9"/>
+            </w:tcBorders>
+            <w:shd w:fill="E7ECED"/>
+            <w:tcMar>
+              <w:top w:w="100" w:type="dxa"/>
+              <w:left w:w="100" w:type="dxa"/>
+              <w:bottom w:w="100" w:type="dxa"/>
+              <w:right w:w="100" w:type="dxa"/>
+            </w:tcMar>
           </w:tcPr>
           <w:p>
             <w:pPr>
-              <w:spacing w:line="240" w:lineRule="auto"/>
+              <w:keepNext/>
+              <w:spacing w:line="276" w:lineRule="auto" w:after="60"/>
             </w:pPr>
             <w:r>
               <w:rPr>
-                <w:rFonts w:ascii="宋体" w:hAnsi="宋体" w:eastAsia="宋体"/>
-                <w:b w:val="0"/>
-                <w:i w:val="0"/>
+                <w:b/>
                 <w:sz w:val="21"/>
               </w:rPr>
-              <w:t>#</w:t>
+              <w:t>任务</w:t>
             </w:r>
           </w:p>
         </w:tc>
         <w:tc>
           <w:tcPr>
-            <w:tcW w:type="dxa" w:w="2340"/>
+            <w:tcW w:type="dxa" w:w="2256"/>
+            <w:vAlign w:val="center"/>
+            <w:tcBorders>
+              <w:top w:val="single" w:sz="4" w:color="D9D9D9"/>
+              <w:left w:val="single" w:sz="4" w:color="D9D9D9"/>
+              <w:bottom w:val="single" w:sz="4" w:color="D9D9D9"/>
+              <w:right w:val="single" w:sz="4" w:color="D9D9D9"/>
+            </w:tcBorders>
+            <w:shd w:fill="E7ECED"/>
+            <w:tcMar>
+              <w:top w:w="100" w:type="dxa"/>
+              <w:left w:w="100" w:type="dxa"/>
+              <w:bottom w:w="100" w:type="dxa"/>
+              <w:right w:w="100" w:type="dxa"/>
+            </w:tcMar>
           </w:tcPr>
           <w:p>
             <w:pPr>
-              <w:spacing w:line="240" w:lineRule="auto"/>
+              <w:keepNext/>
+              <w:spacing w:line="276" w:lineRule="auto" w:after="60"/>
             </w:pPr>
             <w:r>
               <w:rPr>
-                <w:rFonts w:ascii="宋体" w:hAnsi="宋体" w:eastAsia="宋体"/>
-                <w:b w:val="0"/>
-                <w:i w:val="0"/>
+                <w:b/>
                 <w:sz w:val="21"/>
               </w:rPr>
-              <w:t>补丁</w:t>
+              <w:t>波数</w:t>
             </w:r>
           </w:p>
         </w:tc>
         <w:tc>
           <w:tcPr>
-            <w:tcW w:type="dxa" w:w="2340"/>
+            <w:tcW w:type="dxa" w:w="2256"/>
+            <w:vAlign w:val="center"/>
+            <w:tcBorders>
+              <w:top w:val="single" w:sz="4" w:color="D9D9D9"/>
+              <w:left w:val="single" w:sz="4" w:color="D9D9D9"/>
+              <w:bottom w:val="single" w:sz="4" w:color="D9D9D9"/>
+              <w:right w:val="single" w:sz="4" w:color="D9D9D9"/>
+            </w:tcBorders>
+            <w:shd w:fill="E7ECED"/>
+            <w:tcMar>
+              <w:top w:w="100" w:type="dxa"/>
+              <w:left w:w="100" w:type="dxa"/>
+              <w:bottom w:w="100" w:type="dxa"/>
+              <w:right w:w="100" w:type="dxa"/>
+            </w:tcMar>
           </w:tcPr>
           <w:p>
             <w:pPr>
-              <w:spacing w:line="240" w:lineRule="auto"/>
+              <w:keepNext/>
+              <w:spacing w:line="276" w:lineRule="auto" w:after="60"/>
             </w:pPr>
             <w:r>
               <w:rPr>
-                <w:rFonts w:ascii="宋体" w:hAnsi="宋体" w:eastAsia="宋体"/>
-                <w:b w:val="0"/>
-                <w:i w:val="0"/>
+                <w:b/>
                 <w:sz w:val="21"/>
               </w:rPr>
-              <w:t>要点</w:t>
+              <w:t>每波生命</w:t>
             </w:r>
           </w:p>
         </w:tc>
         <w:tc>
           <w:tcPr>
-            <w:tcW w:type="dxa" w:w="2340"/>
+            <w:tcW w:type="dxa" w:w="2256"/>
+            <w:vAlign w:val="center"/>
+            <w:tcBorders>
+              <w:top w:val="single" w:sz="4" w:color="D9D9D9"/>
+              <w:left w:val="single" w:sz="4" w:color="D9D9D9"/>
+              <w:bottom w:val="single" w:sz="4" w:color="D9D9D9"/>
+              <w:right w:val="single" w:sz="4" w:color="D9D9D9"/>
+            </w:tcBorders>
+            <w:shd w:fill="E7ECED"/>
+            <w:tcMar>
+              <w:top w:w="100" w:type="dxa"/>
+              <w:left w:w="100" w:type="dxa"/>
+              <w:bottom w:w="100" w:type="dxa"/>
+              <w:right w:w="100" w:type="dxa"/>
+            </w:tcMar>
           </w:tcPr>
           <w:p>
             <w:pPr>
-              <w:spacing w:line="240" w:lineRule="auto"/>
+              <w:keepNext/>
+              <w:spacing w:line="276" w:lineRule="auto" w:after="60"/>
             </w:pPr>
             <w:r>
               <w:rPr>
-                <w:rFonts w:ascii="宋体" w:hAnsi="宋体" w:eastAsia="宋体"/>
-                <w:b w:val="0"/>
-                <w:i w:val="0"/>
+                <w:b/>
                 <w:sz w:val="21"/>
               </w:rPr>
-              <w:t>已回写位置</w:t>
+              <w:t>必用技艺</w:t>
             </w:r>
           </w:p>
         </w:tc>
@@ -3351,3094 +1113,62 @@
       <w:tr>
         <w:tc>
           <w:tcPr>
-            <w:tcW w:type="dxa" w:w="2340"/>
+            <w:tcW w:type="dxa" w:w="2256"/>
+            <w:vAlign w:val="center"/>
+            <w:tcBorders>
+              <w:top w:val="single" w:sz="4" w:color="D9D9D9"/>
+              <w:left w:val="single" w:sz="4" w:color="D9D9D9"/>
+              <w:bottom w:val="single" w:sz="4" w:color="D9D9D9"/>
+              <w:right w:val="single" w:sz="4" w:color="D9D9D9"/>
+            </w:tcBorders>
+            <w:shd w:fill="FFFFFF"/>
+            <w:tcMar>
+              <w:top w:w="100" w:type="dxa"/>
+              <w:left w:w="100" w:type="dxa"/>
+              <w:bottom w:w="100" w:type="dxa"/>
+              <w:right w:w="100" w:type="dxa"/>
+            </w:tcMar>
           </w:tcPr>
           <w:p>
             <w:pPr>
-              <w:spacing w:line="240" w:lineRule="auto"/>
+              <w:keepNext w:val="0"/>
+              <w:spacing w:line="276" w:lineRule="auto" w:after="60"/>
             </w:pPr>
             <w:r>
               <w:rPr>
-                <w:rFonts w:ascii="宋体" w:hAnsi="宋体" w:eastAsia="宋体"/>
                 <w:b w:val="0"/>
-                <w:i w:val="0"/>
                 <w:sz w:val="21"/>
               </w:rPr>
-              <w:t>P1</w:t>
+              <w:t>桥上平安</w:t>
             </w:r>
           </w:p>
         </w:tc>
         <w:tc>
           <w:tcPr>
-            <w:tcW w:type="dxa" w:w="2340"/>
+            <w:tcW w:type="dxa" w:w="2256"/>
+            <w:vAlign w:val="center"/>
+            <w:tcBorders>
+              <w:top w:val="single" w:sz="4" w:color="D9D9D9"/>
+              <w:left w:val="single" w:sz="4" w:color="D9D9D9"/>
+              <w:bottom w:val="single" w:sz="4" w:color="D9D9D9"/>
+              <w:right w:val="single" w:sz="4" w:color="D9D9D9"/>
+            </w:tcBorders>
+            <w:shd w:fill="FFFFFF"/>
+            <w:tcMar>
+              <w:top w:w="100" w:type="dxa"/>
+              <w:left w:w="100" w:type="dxa"/>
+              <w:bottom w:w="100" w:type="dxa"/>
+              <w:right w:w="100" w:type="dxa"/>
+            </w:tcMar>
           </w:tcPr>
           <w:p>
             <w:pPr>
-              <w:spacing w:line="240" w:lineRule="auto"/>
+              <w:keepNext w:val="0"/>
+              <w:spacing w:line="276" w:lineRule="auto" w:after="60"/>
             </w:pPr>
             <w:r>
               <w:rPr>
-                <w:rFonts w:ascii="宋体" w:hAnsi="宋体" w:eastAsia="宋体"/>
                 <w:b w:val="0"/>
-                <w:i w:val="0"/>
-                <w:sz w:val="21"/>
-              </w:rPr>
-              <w:t>建筑意三级结构</w:t>
-            </w:r>
-          </w:p>
-        </w:tc>
-        <w:tc>
-          <w:tcPr>
-            <w:tcW w:type="dxa" w:w="2340"/>
-          </w:tcPr>
-          <w:p>
-            <w:pPr>
-              <w:spacing w:line="240" w:lineRule="auto"/>
-            </w:pPr>
-            <w:r>
-              <w:rPr>
-                <w:rFonts w:ascii="宋体" w:hAnsi="宋体" w:eastAsia="宋体"/>
-                <w:b w:val="0"/>
-                <w:i w:val="0"/>
-                <w:sz w:val="21"/>
-              </w:rPr>
-              <w:t>技艺之忆→构件、仪礼之忆→仪式区、情感之忆→器物（调查点=记忆沉淀点）</w:t>
-            </w:r>
-          </w:p>
-        </w:tc>
-        <w:tc>
-          <w:tcPr>
-            <w:tcW w:type="dxa" w:w="2340"/>
-          </w:tcPr>
-          <w:p>
-            <w:pPr>
-              <w:spacing w:line="240" w:lineRule="auto"/>
-            </w:pPr>
-            <w:r>
-              <w:rPr>
-                <w:rFonts w:ascii="宋体" w:hAnsi="宋体" w:eastAsia="宋体"/>
-                <w:b w:val="0"/>
-                <w:i w:val="0"/>
-                <w:sz w:val="21"/>
-              </w:rPr>
-              <w:t>§3.4、§四</w:t>
-            </w:r>
-          </w:p>
-        </w:tc>
-      </w:tr>
-      <w:tr>
-        <w:tc>
-          <w:tcPr>
-            <w:tcW w:type="dxa" w:w="2340"/>
-          </w:tcPr>
-          <w:p>
-            <w:pPr>
-              <w:spacing w:line="240" w:lineRule="auto"/>
-            </w:pPr>
-            <w:r>
-              <w:rPr>
-                <w:rFonts w:ascii="宋体" w:hAnsi="宋体" w:eastAsia="宋体"/>
-                <w:b w:val="0"/>
-                <w:i w:val="0"/>
-                <w:sz w:val="21"/>
-              </w:rPr>
-              <w:t>P2</w:t>
-            </w:r>
-          </w:p>
-        </w:tc>
-        <w:tc>
-          <w:tcPr>
-            <w:tcW w:type="dxa" w:w="2340"/>
-          </w:tcPr>
-          <w:p>
-            <w:pPr>
-              <w:spacing w:line="240" w:lineRule="auto"/>
-            </w:pPr>
-            <w:r>
-              <w:rPr>
-                <w:rFonts w:ascii="宋体" w:hAnsi="宋体" w:eastAsia="宋体"/>
-                <w:b w:val="0"/>
-                <w:i w:val="0"/>
-                <w:sz w:val="21"/>
-              </w:rPr>
-              <w:t>白蚀成因链</w:t>
-            </w:r>
-          </w:p>
-        </w:tc>
-        <w:tc>
-          <w:tcPr>
-            <w:tcW w:type="dxa" w:w="2340"/>
-          </w:tcPr>
-          <w:p>
-            <w:pPr>
-              <w:spacing w:line="240" w:lineRule="auto"/>
-            </w:pPr>
-            <w:r>
-              <w:rPr>
-                <w:rFonts w:ascii="宋体" w:hAnsi="宋体" w:eastAsia="宋体"/>
-                <w:b w:val="0"/>
-                <w:i w:val="0"/>
-                <w:sz w:val="21"/>
-              </w:rPr>
-              <w:t>遗忘→失载→逆结晶→侵蚀→循环；白蚀=「被遗忘」的具象化</w:t>
-            </w:r>
-          </w:p>
-        </w:tc>
-        <w:tc>
-          <w:tcPr>
-            <w:tcW w:type="dxa" w:w="2340"/>
-          </w:tcPr>
-          <w:p>
-            <w:pPr>
-              <w:spacing w:line="240" w:lineRule="auto"/>
-            </w:pPr>
-            <w:r>
-              <w:rPr>
-                <w:rFonts w:ascii="宋体" w:hAnsi="宋体" w:eastAsia="宋体"/>
-                <w:b w:val="0"/>
-                <w:i w:val="0"/>
-                <w:sz w:val="21"/>
-              </w:rPr>
-              <w:t>§3.4</w:t>
-            </w:r>
-          </w:p>
-        </w:tc>
-      </w:tr>
-      <w:tr>
-        <w:tc>
-          <w:tcPr>
-            <w:tcW w:type="dxa" w:w="2340"/>
-          </w:tcPr>
-          <w:p>
-            <w:pPr>
-              <w:spacing w:line="240" w:lineRule="auto"/>
-            </w:pPr>
-            <w:r>
-              <w:rPr>
-                <w:rFonts w:ascii="宋体" w:hAnsi="宋体" w:eastAsia="宋体"/>
-                <w:b w:val="0"/>
-                <w:i w:val="0"/>
-                <w:sz w:val="21"/>
-              </w:rPr>
-              <w:t>P3</w:t>
-            </w:r>
-          </w:p>
-        </w:tc>
-        <w:tc>
-          <w:tcPr>
-            <w:tcW w:type="dxa" w:w="2340"/>
-          </w:tcPr>
-          <w:p>
-            <w:pPr>
-              <w:spacing w:line="240" w:lineRule="auto"/>
-            </w:pPr>
-            <w:r>
-              <w:rPr>
-                <w:rFonts w:ascii="宋体" w:hAnsi="宋体" w:eastAsia="宋体"/>
-                <w:b w:val="0"/>
-                <w:i w:val="0"/>
-                <w:sz w:val="21"/>
-              </w:rPr>
-              <w:t>侵蚀三阶段</w:t>
-            </w:r>
-          </w:p>
-        </w:tc>
-        <w:tc>
-          <w:tcPr>
-            <w:tcW w:type="dxa" w:w="2340"/>
-          </w:tcPr>
-          <w:p>
-            <w:pPr>
-              <w:spacing w:line="240" w:lineRule="auto"/>
-            </w:pPr>
-            <w:r>
-              <w:rPr>
-                <w:rFonts w:ascii="宋体" w:hAnsi="宋体" w:eastAsia="宋体"/>
-                <w:b w:val="0"/>
-                <w:i w:val="0"/>
-                <w:sz w:val="21"/>
-              </w:rPr>
-              <w:t>浸 0–40 / 蚀 40–70 / 竭 70–100，对应视觉与机制</w:t>
-            </w:r>
-          </w:p>
-        </w:tc>
-        <w:tc>
-          <w:tcPr>
-            <w:tcW w:type="dxa" w:w="2340"/>
-          </w:tcPr>
-          <w:p>
-            <w:pPr>
-              <w:spacing w:line="240" w:lineRule="auto"/>
-            </w:pPr>
-            <w:r>
-              <w:rPr>
-                <w:rFonts w:ascii="宋体" w:hAnsi="宋体" w:eastAsia="宋体"/>
-                <w:b w:val="0"/>
-                <w:i w:val="0"/>
-                <w:sz w:val="21"/>
-              </w:rPr>
-              <w:t>§2.4、§3.2</w:t>
-            </w:r>
-          </w:p>
-        </w:tc>
-      </w:tr>
-      <w:tr>
-        <w:tc>
-          <w:tcPr>
-            <w:tcW w:type="dxa" w:w="2340"/>
-          </w:tcPr>
-          <w:p>
-            <w:pPr>
-              <w:spacing w:line="240" w:lineRule="auto"/>
-            </w:pPr>
-            <w:r>
-              <w:rPr>
-                <w:rFonts w:ascii="宋体" w:hAnsi="宋体" w:eastAsia="宋体"/>
-                <w:b w:val="0"/>
-                <w:i w:val="0"/>
-                <w:sz w:val="21"/>
-              </w:rPr>
-              <w:t>P4</w:t>
-            </w:r>
-          </w:p>
-        </w:tc>
-        <w:tc>
-          <w:tcPr>
-            <w:tcW w:type="dxa" w:w="2340"/>
-          </w:tcPr>
-          <w:p>
-            <w:pPr>
-              <w:spacing w:line="240" w:lineRule="auto"/>
-            </w:pPr>
-            <w:r>
-              <w:rPr>
-                <w:rFonts w:ascii="宋体" w:hAnsi="宋体" w:eastAsia="宋体"/>
-                <w:b w:val="0"/>
-                <w:i w:val="0"/>
-                <w:sz w:val="21"/>
-              </w:rPr>
-              <w:t>拓印资格</w:t>
-            </w:r>
-          </w:p>
-        </w:tc>
-        <w:tc>
-          <w:tcPr>
-            <w:tcW w:type="dxa" w:w="2340"/>
-          </w:tcPr>
-          <w:p>
-            <w:pPr>
-              <w:spacing w:line="240" w:lineRule="auto"/>
-            </w:pPr>
-            <w:r>
-              <w:rPr>
-                <w:rFonts w:ascii="宋体" w:hAnsi="宋体" w:eastAsia="宋体"/>
-                <w:b w:val="0"/>
-                <w:i w:val="0"/>
-                <w:sz w:val="21"/>
-              </w:rPr>
-              <w:t>主角失忆=「无我识海」资格，非漏洞</w:t>
-            </w:r>
-          </w:p>
-        </w:tc>
-        <w:tc>
-          <w:tcPr>
-            <w:tcW w:type="dxa" w:w="2340"/>
-          </w:tcPr>
-          <w:p>
-            <w:pPr>
-              <w:spacing w:line="240" w:lineRule="auto"/>
-            </w:pPr>
-            <w:r>
-              <w:rPr>
-                <w:rFonts w:ascii="宋体" w:hAnsi="宋体" w:eastAsia="宋体"/>
-                <w:b w:val="0"/>
-                <w:i w:val="0"/>
-                <w:sz w:val="21"/>
-              </w:rPr>
-              <w:t>§3.4</w:t>
-            </w:r>
-          </w:p>
-        </w:tc>
-      </w:tr>
-      <w:tr>
-        <w:tc>
-          <w:tcPr>
-            <w:tcW w:type="dxa" w:w="2340"/>
-          </w:tcPr>
-          <w:p>
-            <w:pPr>
-              <w:spacing w:line="240" w:lineRule="auto"/>
-            </w:pPr>
-            <w:r>
-              <w:rPr>
-                <w:rFonts w:ascii="宋体" w:hAnsi="宋体" w:eastAsia="宋体"/>
-                <w:b w:val="0"/>
-                <w:i w:val="0"/>
-                <w:sz w:val="21"/>
-              </w:rPr>
-              <w:t>P5</w:t>
-            </w:r>
-          </w:p>
-        </w:tc>
-        <w:tc>
-          <w:tcPr>
-            <w:tcW w:type="dxa" w:w="2340"/>
-          </w:tcPr>
-          <w:p>
-            <w:pPr>
-              <w:spacing w:line="240" w:lineRule="auto"/>
-            </w:pPr>
-            <w:r>
-              <w:rPr>
-                <w:rFonts w:ascii="宋体" w:hAnsi="宋体" w:eastAsia="宋体"/>
-                <w:b w:val="0"/>
-                <w:i w:val="0"/>
-                <w:sz w:val="21"/>
-              </w:rPr>
-              <w:t>识海容量理由</w:t>
-            </w:r>
-          </w:p>
-        </w:tc>
-        <w:tc>
-          <w:tcPr>
-            <w:tcW w:type="dxa" w:w="2340"/>
-          </w:tcPr>
-          <w:p>
-            <w:pPr>
-              <w:spacing w:line="240" w:lineRule="auto"/>
-            </w:pPr>
-            <w:r>
-              <w:rPr>
-                <w:rFonts w:ascii="宋体" w:hAnsi="宋体" w:eastAsia="宋体"/>
-                <w:b w:val="0"/>
-                <w:i w:val="0"/>
-                <w:sz w:val="21"/>
-              </w:rPr>
-              <w:t>「记别人的事，忘自己的事」共鸣稀释；上限 7 呼应通天塔七层</w:t>
-            </w:r>
-          </w:p>
-        </w:tc>
-        <w:tc>
-          <w:tcPr>
-            <w:tcW w:type="dxa" w:w="2340"/>
-          </w:tcPr>
-          <w:p>
-            <w:pPr>
-              <w:spacing w:line="240" w:lineRule="auto"/>
-            </w:pPr>
-            <w:r>
-              <w:rPr>
-                <w:rFonts w:ascii="宋体" w:hAnsi="宋体" w:eastAsia="宋体"/>
-                <w:b w:val="0"/>
-                <w:i w:val="0"/>
-                <w:sz w:val="21"/>
-              </w:rPr>
-              <w:t>§3.2</w:t>
-            </w:r>
-          </w:p>
-        </w:tc>
-      </w:tr>
-      <w:tr>
-        <w:tc>
-          <w:tcPr>
-            <w:tcW w:type="dxa" w:w="2340"/>
-          </w:tcPr>
-          <w:p>
-            <w:pPr>
-              <w:spacing w:line="240" w:lineRule="auto"/>
-            </w:pPr>
-            <w:r>
-              <w:rPr>
-                <w:rFonts w:ascii="宋体" w:hAnsi="宋体" w:eastAsia="宋体"/>
-                <w:b w:val="0"/>
-                <w:i w:val="0"/>
-                <w:sz w:val="21"/>
-              </w:rPr>
-              <w:t>P6</w:t>
-            </w:r>
-          </w:p>
-        </w:tc>
-        <w:tc>
-          <w:tcPr>
-            <w:tcW w:type="dxa" w:w="2340"/>
-          </w:tcPr>
-          <w:p>
-            <w:pPr>
-              <w:spacing w:line="240" w:lineRule="auto"/>
-            </w:pPr>
-            <w:r>
-              <w:rPr>
-                <w:rFonts w:ascii="宋体" w:hAnsi="宋体" w:eastAsia="宋体"/>
-                <w:b w:val="0"/>
-                <w:i w:val="0"/>
-                <w:sz w:val="21"/>
-              </w:rPr>
-              <w:t>抹除三重代价</w:t>
-            </w:r>
-          </w:p>
-        </w:tc>
-        <w:tc>
-          <w:tcPr>
-            <w:tcW w:type="dxa" w:w="2340"/>
-          </w:tcPr>
-          <w:p>
-            <w:pPr>
-              <w:spacing w:line="240" w:lineRule="auto"/>
-            </w:pPr>
-            <w:r>
-              <w:rPr>
-                <w:rFonts w:ascii="宋体" w:hAnsi="宋体" w:eastAsia="宋体"/>
-                <w:b w:val="0"/>
-                <w:i w:val="0"/>
-                <w:sz w:val="21"/>
-              </w:rPr>
-              <w:t>视听+剧情+技能（技能仅叙事性弱化，防最优解压力）</w:t>
-            </w:r>
-          </w:p>
-        </w:tc>
-        <w:tc>
-          <w:tcPr>
-            <w:tcW w:type="dxa" w:w="2340"/>
-          </w:tcPr>
-          <w:p>
-            <w:pPr>
-              <w:spacing w:line="240" w:lineRule="auto"/>
-            </w:pPr>
-            <w:r>
-              <w:rPr>
-                <w:rFonts w:ascii="宋体" w:hAnsi="宋体" w:eastAsia="宋体"/>
-                <w:b w:val="0"/>
-                <w:i w:val="0"/>
-                <w:sz w:val="21"/>
-              </w:rPr>
-              <w:t>§3.3</w:t>
-            </w:r>
-          </w:p>
-        </w:tc>
-      </w:tr>
-      <w:tr>
-        <w:tc>
-          <w:tcPr>
-            <w:tcW w:type="dxa" w:w="2340"/>
-          </w:tcPr>
-          <w:p>
-            <w:pPr>
-              <w:spacing w:line="240" w:lineRule="auto"/>
-            </w:pPr>
-            <w:r>
-              <w:rPr>
-                <w:rFonts w:ascii="宋体" w:hAnsi="宋体" w:eastAsia="宋体"/>
-                <w:b w:val="0"/>
-                <w:i w:val="0"/>
-                <w:sz w:val="21"/>
-              </w:rPr>
-              <w:t>P7</w:t>
-            </w:r>
-          </w:p>
-        </w:tc>
-        <w:tc>
-          <w:tcPr>
-            <w:tcW w:type="dxa" w:w="2340"/>
-          </w:tcPr>
-          <w:p>
-            <w:pPr>
-              <w:spacing w:line="240" w:lineRule="auto"/>
-            </w:pPr>
-            <w:r>
-              <w:rPr>
-                <w:rFonts w:ascii="宋体" w:hAnsi="宋体" w:eastAsia="宋体"/>
-                <w:b w:val="0"/>
-                <w:i w:val="0"/>
-                <w:sz w:val="21"/>
-              </w:rPr>
-              <w:t>终局统一</w:t>
-            </w:r>
-          </w:p>
-        </w:tc>
-        <w:tc>
-          <w:tcPr>
-            <w:tcW w:type="dxa" w:w="2340"/>
-          </w:tcPr>
-          <w:p>
-            <w:pPr>
-              <w:spacing w:line="240" w:lineRule="auto"/>
-            </w:pPr>
-            <w:r>
-              <w:rPr>
-                <w:rFonts w:ascii="宋体" w:hAnsi="宋体" w:eastAsia="宋体"/>
-                <w:b w:val="0"/>
-                <w:i w:val="0"/>
-                <w:sz w:val="21"/>
-              </w:rPr>
-              <w:t>终极记忆+通天塔整体遗忘，两说合一</w:t>
-            </w:r>
-          </w:p>
-        </w:tc>
-        <w:tc>
-          <w:tcPr>
-            <w:tcW w:type="dxa" w:w="2340"/>
-          </w:tcPr>
-          <w:p>
-            <w:pPr>
-              <w:spacing w:line="240" w:lineRule="auto"/>
-            </w:pPr>
-            <w:r>
-              <w:rPr>
-                <w:rFonts w:ascii="宋体" w:hAnsi="宋体" w:eastAsia="宋体"/>
-                <w:b w:val="0"/>
-                <w:i w:val="0"/>
-                <w:sz w:val="21"/>
-              </w:rPr>
-              <w:t>§3.5</w:t>
-            </w:r>
-          </w:p>
-        </w:tc>
-      </w:tr>
-    </w:tbl>
-    <w:p>
-      <w:pPr>
-        <w:spacing w:line="360" w:lineRule="auto"/>
-      </w:pPr>
-      <w:r>
-        <w:rPr>
-          <w:rFonts w:ascii="宋体" w:hAnsi="宋体" w:eastAsia="宋体"/>
-          <w:b/>
-          <w:i w:val="0"/>
-          <w:sz w:val="24"/>
-        </w:rPr>
-        <w:t>改进建议（4 条，待确认后并入对应章节）</w:t>
-      </w:r>
-      <w:r>
-        <w:rPr>
-          <w:rFonts w:ascii="宋体" w:hAnsi="宋体" w:eastAsia="宋体"/>
-          <w:b w:val="0"/>
-          <w:i w:val="0"/>
-          <w:sz w:val="24"/>
-        </w:rPr>
-        <w:t>：</w:t>
-      </w:r>
-    </w:p>
-    <w:p>
-      <w:pPr>
-        <w:pStyle w:val="ListNumber"/>
-        <w:spacing w:line="360" w:lineRule="auto"/>
-      </w:pPr>
-      <w:r>
-        <w:rPr>
-          <w:rFonts w:ascii="宋体" w:hAnsi="宋体" w:eastAsia="宋体"/>
-          <w:b w:val="0"/>
-          <w:i w:val="0"/>
-          <w:sz w:val="24"/>
-        </w:rPr>
-        <w:t>「遗忘」做成可感知的世界语言：章节间已修复建筑若不再探访，会在地图上缓慢褪色；</w:t>
-      </w:r>
-    </w:p>
-    <w:p>
-      <w:pPr>
-        <w:pStyle w:val="ListNumber"/>
-        <w:spacing w:line="360" w:lineRule="auto"/>
-      </w:pPr>
-      <w:r>
-        <w:rPr>
-          <w:rFonts w:ascii="宋体" w:hAnsi="宋体" w:eastAsia="宋体"/>
-          <w:b w:val="0"/>
-          <w:i w:val="0"/>
-          <w:sz w:val="24"/>
-        </w:rPr>
-        <w:t>「残余回声」机制：被抹去的记忆偶尔碎片回闪（残影/音效），制造情感拉扯，为第四章账册回收埋线；</w:t>
-      </w:r>
-    </w:p>
-    <w:p>
-      <w:pPr>
-        <w:pStyle w:val="ListNumber"/>
-        <w:spacing w:line="360" w:lineRule="auto"/>
-      </w:pPr>
-      <w:r>
-        <w:rPr>
-          <w:rFonts w:ascii="宋体" w:hAnsi="宋体" w:eastAsia="宋体"/>
-          <w:b w:val="0"/>
-          <w:i w:val="0"/>
-          <w:sz w:val="24"/>
-        </w:rPr>
-        <w:t>白蚀三阶段做成可交互视觉（浸/蚀/竭），服务评分点 1.4 与 Task03 演示；</w:t>
-      </w:r>
-    </w:p>
-    <w:p>
-      <w:pPr>
-        <w:pStyle w:val="ListNumber"/>
-        <w:spacing w:line="360" w:lineRule="auto"/>
-      </w:pPr>
-      <w:r>
-        <w:rPr>
-          <w:rFonts w:ascii="宋体" w:hAnsi="宋体" w:eastAsia="宋体"/>
-          <w:b w:val="0"/>
-          <w:i w:val="0"/>
-          <w:sz w:val="24"/>
-        </w:rPr>
-        <w:t>上限 7 与「通天塔七层、七天七夜营建」传说绑定，终局回环。</w:t>
-      </w:r>
-    </w:p>
-    <w:p>
-      <w:pPr>
-        <w:spacing w:line="360" w:lineRule="auto" w:before="240" w:after="120"/>
-      </w:pPr>
-      <w:r>
-        <w:rPr>
-          <w:rFonts w:ascii="黑体" w:hAnsi="黑体" w:eastAsia="黑体"/>
-          <w:b/>
-          <w:i w:val="0"/>
-          <w:sz w:val="28"/>
-        </w:rPr>
-        <w:t>四、解密谜题体系设计（重点展开 ①）</w:t>
-      </w:r>
-    </w:p>
-    <w:p>
-      <w:pPr>
-        <w:spacing w:line="360" w:lineRule="auto" w:before="120" w:after="120"/>
-      </w:pPr>
-      <w:r>
-        <w:rPr>
-          <w:rFonts w:ascii="黑体" w:hAnsi="黑体" w:eastAsia="黑体"/>
-          <w:b/>
-          <w:i w:val="0"/>
-          <w:sz w:val="24"/>
-        </w:rPr>
-        <w:t>4.1 谜题类型清单</w:t>
-      </w:r>
-    </w:p>
-    <w:tbl>
-      <w:tblPr>
-        <w:tblStyle w:val="TableGrid"/>
-        <w:tblW w:type="auto" w:w="0"/>
-        <w:tblLook w:firstColumn="1" w:firstRow="1" w:lastColumn="0" w:lastRow="0" w:noHBand="0" w:noVBand="1" w:val="04A0"/>
-      </w:tblPr>
-      <w:tblGrid>
-        <w:gridCol w:w="3120"/>
-        <w:gridCol w:w="3120"/>
-        <w:gridCol w:w="3120"/>
-      </w:tblGrid>
-      <w:tr>
-        <w:tc>
-          <w:tcPr>
-            <w:tcW w:type="dxa" w:w="3120"/>
-          </w:tcPr>
-          <w:p>
-            <w:pPr>
-              <w:spacing w:line="240" w:lineRule="auto"/>
-            </w:pPr>
-            <w:r>
-              <w:rPr>
-                <w:rFonts w:ascii="宋体" w:hAnsi="宋体" w:eastAsia="宋体"/>
-                <w:b w:val="0"/>
-                <w:i w:val="0"/>
-                <w:sz w:val="21"/>
-              </w:rPr>
-              <w:t>类型</w:t>
-            </w:r>
-          </w:p>
-        </w:tc>
-        <w:tc>
-          <w:tcPr>
-            <w:tcW w:type="dxa" w:w="3120"/>
-          </w:tcPr>
-          <w:p>
-            <w:pPr>
-              <w:spacing w:line="240" w:lineRule="auto"/>
-            </w:pPr>
-            <w:r>
-              <w:rPr>
-                <w:rFonts w:ascii="宋体" w:hAnsi="宋体" w:eastAsia="宋体"/>
-                <w:b w:val="0"/>
-                <w:i w:val="0"/>
-                <w:sz w:val="21"/>
-              </w:rPr>
-              <w:t>玩法描述</w:t>
-            </w:r>
-          </w:p>
-        </w:tc>
-        <w:tc>
-          <w:tcPr>
-            <w:tcW w:type="dxa" w:w="3120"/>
-          </w:tcPr>
-          <w:p>
-            <w:pPr>
-              <w:spacing w:line="240" w:lineRule="auto"/>
-            </w:pPr>
-            <w:r>
-              <w:rPr>
-                <w:rFonts w:ascii="宋体" w:hAnsi="宋体" w:eastAsia="宋体"/>
-                <w:b w:val="0"/>
-                <w:i w:val="0"/>
-                <w:sz w:val="21"/>
-              </w:rPr>
-              <w:t>文化表达点</w:t>
-            </w:r>
-          </w:p>
-        </w:tc>
-      </w:tr>
-      <w:tr>
-        <w:tc>
-          <w:tcPr>
-            <w:tcW w:type="dxa" w:w="3120"/>
-          </w:tcPr>
-          <w:p>
-            <w:pPr>
-              <w:spacing w:line="240" w:lineRule="auto"/>
-            </w:pPr>
-            <w:r>
-              <w:rPr>
-                <w:rFonts w:ascii="宋体" w:hAnsi="宋体" w:eastAsia="宋体"/>
-                <w:b w:val="0"/>
-                <w:i w:val="0"/>
-                <w:sz w:val="21"/>
-              </w:rPr>
-              <w:t>A 墨线拓印</w:t>
-            </w:r>
-          </w:p>
-        </w:tc>
-        <w:tc>
-          <w:tcPr>
-            <w:tcW w:type="dxa" w:w="3120"/>
-          </w:tcPr>
-          <w:p>
-            <w:pPr>
-              <w:spacing w:line="240" w:lineRule="auto"/>
-            </w:pPr>
-            <w:r>
-              <w:rPr>
-                <w:rFonts w:ascii="宋体" w:hAnsi="宋体" w:eastAsia="宋体"/>
-                <w:b w:val="0"/>
-                <w:i w:val="0"/>
-                <w:sz w:val="21"/>
-              </w:rPr>
-              <w:t>跟随/重现墨线轨迹，在正确位置完成拓印</w:t>
-            </w:r>
-          </w:p>
-        </w:tc>
-        <w:tc>
-          <w:tcPr>
-            <w:tcW w:type="dxa" w:w="3120"/>
-          </w:tcPr>
-          <w:p>
-            <w:pPr>
-              <w:spacing w:line="240" w:lineRule="auto"/>
-            </w:pPr>
-            <w:r>
-              <w:rPr>
-                <w:rFonts w:ascii="宋体" w:hAnsi="宋体" w:eastAsia="宋体"/>
-                <w:b w:val="0"/>
-                <w:i w:val="0"/>
-                <w:sz w:val="21"/>
-              </w:rPr>
-              <w:t>传统拓印工艺</w:t>
-            </w:r>
-          </w:p>
-        </w:tc>
-      </w:tr>
-      <w:tr>
-        <w:tc>
-          <w:tcPr>
-            <w:tcW w:type="dxa" w:w="3120"/>
-          </w:tcPr>
-          <w:p>
-            <w:pPr>
-              <w:spacing w:line="240" w:lineRule="auto"/>
-            </w:pPr>
-            <w:r>
-              <w:rPr>
-                <w:rFonts w:ascii="宋体" w:hAnsi="宋体" w:eastAsia="宋体"/>
-                <w:b w:val="0"/>
-                <w:i w:val="0"/>
-                <w:sz w:val="21"/>
-              </w:rPr>
-              <w:t>B 构件归位（榫卯）</w:t>
-            </w:r>
-          </w:p>
-        </w:tc>
-        <w:tc>
-          <w:tcPr>
-            <w:tcW w:type="dxa" w:w="3120"/>
-          </w:tcPr>
-          <w:p>
-            <w:pPr>
-              <w:spacing w:line="240" w:lineRule="auto"/>
-            </w:pPr>
-            <w:r>
-              <w:rPr>
-                <w:rFonts w:ascii="宋体" w:hAnsi="宋体" w:eastAsia="宋体"/>
-                <w:b w:val="0"/>
-                <w:i w:val="0"/>
-                <w:sz w:val="21"/>
-              </w:rPr>
-              <w:t>拖拽斗拱/构件拼合归位，开机关</w:t>
-            </w:r>
-          </w:p>
-        </w:tc>
-        <w:tc>
-          <w:tcPr>
-            <w:tcW w:type="dxa" w:w="3120"/>
-          </w:tcPr>
-          <w:p>
-            <w:pPr>
-              <w:spacing w:line="240" w:lineRule="auto"/>
-            </w:pPr>
-            <w:r>
-              <w:rPr>
-                <w:rFonts w:ascii="宋体" w:hAnsi="宋体" w:eastAsia="宋体"/>
-                <w:b w:val="0"/>
-                <w:i w:val="0"/>
-                <w:sz w:val="21"/>
-              </w:rPr>
-              <w:t>榫卯结构（燕尾榫、斗与拱）</w:t>
-            </w:r>
-          </w:p>
-        </w:tc>
-      </w:tr>
-      <w:tr>
-        <w:tc>
-          <w:tcPr>
-            <w:tcW w:type="dxa" w:w="3120"/>
-          </w:tcPr>
-          <w:p>
-            <w:pPr>
-              <w:spacing w:line="240" w:lineRule="auto"/>
-            </w:pPr>
-            <w:r>
-              <w:rPr>
-                <w:rFonts w:ascii="宋体" w:hAnsi="宋体" w:eastAsia="宋体"/>
-                <w:b w:val="0"/>
-                <w:i w:val="0"/>
-                <w:sz w:val="21"/>
-              </w:rPr>
-              <w:t>C 纹样识别</w:t>
-            </w:r>
-          </w:p>
-        </w:tc>
-        <w:tc>
-          <w:tcPr>
-            <w:tcW w:type="dxa" w:w="3120"/>
-          </w:tcPr>
-          <w:p>
-            <w:pPr>
-              <w:spacing w:line="240" w:lineRule="auto"/>
-            </w:pPr>
-            <w:r>
-              <w:rPr>
-                <w:rFonts w:ascii="宋体" w:hAnsi="宋体" w:eastAsia="宋体"/>
-                <w:b w:val="0"/>
-                <w:i w:val="0"/>
-                <w:sz w:val="21"/>
-              </w:rPr>
-              <w:t>识别藻井/檐角纹样、牌坊形制等级</w:t>
-            </w:r>
-          </w:p>
-        </w:tc>
-        <w:tc>
-          <w:tcPr>
-            <w:tcW w:type="dxa" w:w="3120"/>
-          </w:tcPr>
-          <w:p>
-            <w:pPr>
-              <w:spacing w:line="240" w:lineRule="auto"/>
-            </w:pPr>
-            <w:r>
-              <w:rPr>
-                <w:rFonts w:ascii="宋体" w:hAnsi="宋体" w:eastAsia="宋体"/>
-                <w:b w:val="0"/>
-                <w:i w:val="0"/>
-                <w:sz w:val="21"/>
-              </w:rPr>
-              <w:t>藻井图案、四柱三间等知识</w:t>
-            </w:r>
-          </w:p>
-        </w:tc>
-      </w:tr>
-      <w:tr>
-        <w:tc>
-          <w:tcPr>
-            <w:tcW w:type="dxa" w:w="3120"/>
-          </w:tcPr>
-          <w:p>
-            <w:pPr>
-              <w:spacing w:line="240" w:lineRule="auto"/>
-            </w:pPr>
-            <w:r>
-              <w:rPr>
-                <w:rFonts w:ascii="宋体" w:hAnsi="宋体" w:eastAsia="宋体"/>
-                <w:b w:val="0"/>
-                <w:i w:val="0"/>
-                <w:sz w:val="21"/>
-              </w:rPr>
-              <w:t>D 条件谜题</w:t>
-            </w:r>
-          </w:p>
-        </w:tc>
-        <w:tc>
-          <w:tcPr>
-            <w:tcW w:type="dxa" w:w="3120"/>
-          </w:tcPr>
-          <w:p>
-            <w:pPr>
-              <w:spacing w:line="240" w:lineRule="auto"/>
-            </w:pPr>
-            <w:r>
-              <w:rPr>
-                <w:rFonts w:ascii="宋体" w:hAnsi="宋体" w:eastAsia="宋体"/>
-                <w:b w:val="0"/>
-                <w:i w:val="0"/>
-                <w:sz w:val="21"/>
-              </w:rPr>
-              <w:t>多技能组合：斗拱压住+飞檐远程触发+藻井净化显影</w:t>
-            </w:r>
-          </w:p>
-        </w:tc>
-        <w:tc>
-          <w:tcPr>
-            <w:tcW w:type="dxa" w:w="3120"/>
-          </w:tcPr>
-          <w:p>
-            <w:pPr>
-              <w:spacing w:line="240" w:lineRule="auto"/>
-            </w:pPr>
-            <w:r>
-              <w:rPr>
-                <w:rFonts w:ascii="宋体" w:hAnsi="宋体" w:eastAsia="宋体"/>
-                <w:b w:val="0"/>
-                <w:i w:val="0"/>
-                <w:sz w:val="21"/>
-              </w:rPr>
-              <w:t>建筑构件协作意象</w:t>
-            </w:r>
-          </w:p>
-        </w:tc>
-      </w:tr>
-      <w:tr>
-        <w:tc>
-          <w:tcPr>
-            <w:tcW w:type="dxa" w:w="3120"/>
-          </w:tcPr>
-          <w:p>
-            <w:pPr>
-              <w:spacing w:line="240" w:lineRule="auto"/>
-            </w:pPr>
-            <w:r>
-              <w:rPr>
-                <w:rFonts w:ascii="宋体" w:hAnsi="宋体" w:eastAsia="宋体"/>
-                <w:b w:val="0"/>
-                <w:i w:val="0"/>
-                <w:sz w:val="21"/>
-              </w:rPr>
-              <w:t>E 抉择之问</w:t>
-            </w:r>
-          </w:p>
-        </w:tc>
-        <w:tc>
-          <w:tcPr>
-            <w:tcW w:type="dxa" w:w="3120"/>
-          </w:tcPr>
-          <w:p>
-            <w:pPr>
-              <w:spacing w:line="240" w:lineRule="auto"/>
-            </w:pPr>
-            <w:r>
-              <w:rPr>
-                <w:rFonts w:ascii="宋体" w:hAnsi="宋体" w:eastAsia="宋体"/>
-                <w:b w:val="0"/>
-                <w:i w:val="0"/>
-                <w:sz w:val="21"/>
-              </w:rPr>
-              <w:t>心舍容量抉择（情感机制，非逻辑谜题）</w:t>
-            </w:r>
-          </w:p>
-        </w:tc>
-        <w:tc>
-          <w:tcPr>
-            <w:tcW w:type="dxa" w:w="3120"/>
-          </w:tcPr>
-          <w:p>
-            <w:pPr>
-              <w:spacing w:line="240" w:lineRule="auto"/>
-            </w:pPr>
-            <w:r>
-              <w:rPr>
-                <w:rFonts w:ascii="宋体" w:hAnsi="宋体" w:eastAsia="宋体"/>
-                <w:b w:val="0"/>
-                <w:i w:val="0"/>
-                <w:sz w:val="21"/>
-              </w:rPr>
-              <w:t>记忆伦理主题</w:t>
-            </w:r>
-          </w:p>
-        </w:tc>
-      </w:tr>
-    </w:tbl>
-    <w:p>
-      <w:pPr>
-        <w:spacing w:line="360" w:lineRule="auto" w:before="120" w:after="120"/>
-      </w:pPr>
-      <w:r>
-        <w:rPr>
-          <w:rFonts w:ascii="黑体" w:hAnsi="黑体" w:eastAsia="黑体"/>
-          <w:b/>
-          <w:i w:val="0"/>
-          <w:sz w:val="24"/>
-        </w:rPr>
-        <w:t>4.2 谜题与技能/古建对应表</w:t>
-      </w:r>
-    </w:p>
-    <w:tbl>
-      <w:tblPr>
-        <w:tblStyle w:val="TableGrid"/>
-        <w:tblW w:type="auto" w:w="0"/>
-        <w:tblLook w:firstColumn="1" w:firstRow="1" w:lastColumn="0" w:lastRow="0" w:noHBand="0" w:noVBand="1" w:val="04A0"/>
-      </w:tblPr>
-      <w:tblGrid>
-        <w:gridCol w:w="3120"/>
-        <w:gridCol w:w="3120"/>
-        <w:gridCol w:w="3120"/>
-      </w:tblGrid>
-      <w:tr>
-        <w:tc>
-          <w:tcPr>
-            <w:tcW w:type="dxa" w:w="3120"/>
-          </w:tcPr>
-          <w:p>
-            <w:pPr>
-              <w:spacing w:line="240" w:lineRule="auto"/>
-            </w:pPr>
-            <w:r>
-              <w:rPr>
-                <w:rFonts w:ascii="宋体" w:hAnsi="宋体" w:eastAsia="宋体"/>
-                <w:b w:val="0"/>
-                <w:i w:val="0"/>
-                <w:sz w:val="21"/>
-              </w:rPr>
-              <w:t>章节</w:t>
-            </w:r>
-          </w:p>
-        </w:tc>
-        <w:tc>
-          <w:tcPr>
-            <w:tcW w:type="dxa" w:w="3120"/>
-          </w:tcPr>
-          <w:p>
-            <w:pPr>
-              <w:spacing w:line="240" w:lineRule="auto"/>
-            </w:pPr>
-            <w:r>
-              <w:rPr>
-                <w:rFonts w:ascii="宋体" w:hAnsi="宋体" w:eastAsia="宋体"/>
-                <w:b w:val="0"/>
-                <w:i w:val="0"/>
-                <w:sz w:val="21"/>
-              </w:rPr>
-              <w:t>主要谜题</w:t>
-            </w:r>
-          </w:p>
-        </w:tc>
-        <w:tc>
-          <w:tcPr>
-            <w:tcW w:type="dxa" w:w="3120"/>
-          </w:tcPr>
-          <w:p>
-            <w:pPr>
-              <w:spacing w:line="240" w:lineRule="auto"/>
-            </w:pPr>
-            <w:r>
-              <w:rPr>
-                <w:rFonts w:ascii="宋体" w:hAnsi="宋体" w:eastAsia="宋体"/>
-                <w:b w:val="0"/>
-                <w:i w:val="0"/>
-                <w:sz w:val="21"/>
-              </w:rPr>
-              <w:t>主要技能</w:t>
-            </w:r>
-          </w:p>
-        </w:tc>
-      </w:tr>
-      <w:tr>
-        <w:tc>
-          <w:tcPr>
-            <w:tcW w:type="dxa" w:w="3120"/>
-          </w:tcPr>
-          <w:p>
-            <w:pPr>
-              <w:spacing w:line="240" w:lineRule="auto"/>
-            </w:pPr>
-            <w:r>
-              <w:rPr>
-                <w:rFonts w:ascii="宋体" w:hAnsi="宋体" w:eastAsia="宋体"/>
-                <w:b w:val="0"/>
-                <w:i w:val="0"/>
-                <w:sz w:val="21"/>
-              </w:rPr>
-              <w:t>社庙</w:t>
-            </w:r>
-          </w:p>
-        </w:tc>
-        <w:tc>
-          <w:tcPr>
-            <w:tcW w:type="dxa" w:w="3120"/>
-          </w:tcPr>
-          <w:p>
-            <w:pPr>
-              <w:spacing w:line="240" w:lineRule="auto"/>
-            </w:pPr>
-            <w:r>
-              <w:rPr>
-                <w:rFonts w:ascii="宋体" w:hAnsi="宋体" w:eastAsia="宋体"/>
-                <w:b w:val="0"/>
-                <w:i w:val="0"/>
-                <w:sz w:val="21"/>
-              </w:rPr>
-              <w:t>A 拓印 + B 单步归位</w:t>
-            </w:r>
-          </w:p>
-        </w:tc>
-        <w:tc>
-          <w:tcPr>
-            <w:tcW w:type="dxa" w:w="3120"/>
-          </w:tcPr>
-          <w:p>
-            <w:pPr>
-              <w:spacing w:line="240" w:lineRule="auto"/>
-            </w:pPr>
-            <w:r>
-              <w:rPr>
-                <w:rFonts w:ascii="宋体" w:hAnsi="宋体" w:eastAsia="宋体"/>
-                <w:b w:val="0"/>
-                <w:i w:val="0"/>
-                <w:sz w:val="21"/>
-              </w:rPr>
-              <w:t>斗拱（承重）</w:t>
-            </w:r>
-          </w:p>
-        </w:tc>
-      </w:tr>
-      <w:tr>
-        <w:tc>
-          <w:tcPr>
-            <w:tcW w:type="dxa" w:w="3120"/>
-          </w:tcPr>
-          <w:p>
-            <w:pPr>
-              <w:spacing w:line="240" w:lineRule="auto"/>
-            </w:pPr>
-            <w:r>
-              <w:rPr>
-                <w:rFonts w:ascii="宋体" w:hAnsi="宋体" w:eastAsia="宋体"/>
-                <w:b w:val="0"/>
-                <w:i w:val="0"/>
-                <w:sz w:val="21"/>
-              </w:rPr>
-              <w:t>戏楼</w:t>
-            </w:r>
-          </w:p>
-        </w:tc>
-        <w:tc>
-          <w:tcPr>
-            <w:tcW w:type="dxa" w:w="3120"/>
-          </w:tcPr>
-          <w:p>
-            <w:pPr>
-              <w:spacing w:line="240" w:lineRule="auto"/>
-            </w:pPr>
-            <w:r>
-              <w:rPr>
-                <w:rFonts w:ascii="宋体" w:hAnsi="宋体" w:eastAsia="宋体"/>
-                <w:b w:val="0"/>
-                <w:i w:val="0"/>
-                <w:sz w:val="21"/>
-              </w:rPr>
-              <w:t>B 多步 + C 纹样</w:t>
-            </w:r>
-          </w:p>
-        </w:tc>
-        <w:tc>
-          <w:tcPr>
-            <w:tcW w:type="dxa" w:w="3120"/>
-          </w:tcPr>
-          <w:p>
-            <w:pPr>
-              <w:spacing w:line="240" w:lineRule="auto"/>
-            </w:pPr>
-            <w:r>
-              <w:rPr>
-                <w:rFonts w:ascii="宋体" w:hAnsi="宋体" w:eastAsia="宋体"/>
-                <w:b w:val="0"/>
-                <w:i w:val="0"/>
-                <w:sz w:val="21"/>
-              </w:rPr>
-              <w:t>飞檐（穿透）</w:t>
-            </w:r>
-          </w:p>
-        </w:tc>
-      </w:tr>
-      <w:tr>
-        <w:tc>
-          <w:tcPr>
-            <w:tcW w:type="dxa" w:w="3120"/>
-          </w:tcPr>
-          <w:p>
-            <w:pPr>
-              <w:spacing w:line="240" w:lineRule="auto"/>
-            </w:pPr>
-            <w:r>
-              <w:rPr>
-                <w:rFonts w:ascii="宋体" w:hAnsi="宋体" w:eastAsia="宋体"/>
-                <w:b w:val="0"/>
-                <w:i w:val="0"/>
-                <w:sz w:val="21"/>
-              </w:rPr>
-              <w:t>牌坊</w:t>
-            </w:r>
-          </w:p>
-        </w:tc>
-        <w:tc>
-          <w:tcPr>
-            <w:tcW w:type="dxa" w:w="3120"/>
-          </w:tcPr>
-          <w:p>
-            <w:pPr>
-              <w:spacing w:line="240" w:lineRule="auto"/>
-            </w:pPr>
-            <w:r>
-              <w:rPr>
-                <w:rFonts w:ascii="宋体" w:hAnsi="宋体" w:eastAsia="宋体"/>
-                <w:b w:val="0"/>
-                <w:i w:val="0"/>
-                <w:sz w:val="21"/>
-              </w:rPr>
-              <w:t>C + D 条件谜题</w:t>
-            </w:r>
-          </w:p>
-        </w:tc>
-        <w:tc>
-          <w:tcPr>
-            <w:tcW w:type="dxa" w:w="3120"/>
-          </w:tcPr>
-          <w:p>
-            <w:pPr>
-              <w:spacing w:line="240" w:lineRule="auto"/>
-            </w:pPr>
-            <w:r>
-              <w:rPr>
-                <w:rFonts w:ascii="宋体" w:hAnsi="宋体" w:eastAsia="宋体"/>
-                <w:b w:val="0"/>
-                <w:i w:val="0"/>
-                <w:sz w:val="21"/>
-              </w:rPr>
-              <w:t>藻井（净化）+ 共鸣连携</w:t>
-            </w:r>
-          </w:p>
-        </w:tc>
-      </w:tr>
-      <w:tr>
-        <w:tc>
-          <w:tcPr>
-            <w:tcW w:type="dxa" w:w="3120"/>
-          </w:tcPr>
-          <w:p>
-            <w:pPr>
-              <w:spacing w:line="240" w:lineRule="auto"/>
-            </w:pPr>
-            <w:r>
-              <w:rPr>
-                <w:rFonts w:ascii="宋体" w:hAnsi="宋体" w:eastAsia="宋体"/>
-                <w:b w:val="0"/>
-                <w:i w:val="0"/>
-                <w:sz w:val="21"/>
-              </w:rPr>
-              <w:t>通天塔</w:t>
-            </w:r>
-          </w:p>
-        </w:tc>
-        <w:tc>
-          <w:tcPr>
-            <w:tcW w:type="dxa" w:w="3120"/>
-          </w:tcPr>
-          <w:p>
-            <w:pPr>
-              <w:spacing w:line="240" w:lineRule="auto"/>
-            </w:pPr>
-            <w:r>
-              <w:rPr>
-                <w:rFonts w:ascii="宋体" w:hAnsi="宋体" w:eastAsia="宋体"/>
-                <w:b w:val="0"/>
-                <w:i w:val="0"/>
-                <w:sz w:val="21"/>
-              </w:rPr>
-              <w:t>A–D 综合</w:t>
-            </w:r>
-          </w:p>
-        </w:tc>
-        <w:tc>
-          <w:tcPr>
-            <w:tcW w:type="dxa" w:w="3120"/>
-          </w:tcPr>
-          <w:p>
-            <w:pPr>
-              <w:spacing w:line="240" w:lineRule="auto"/>
-            </w:pPr>
-            <w:r>
-              <w:rPr>
-                <w:rFonts w:ascii="宋体" w:hAnsi="宋体" w:eastAsia="宋体"/>
-                <w:b w:val="0"/>
-                <w:i w:val="0"/>
-                <w:sz w:val="21"/>
-              </w:rPr>
-              <w:t>全技能</w:t>
-            </w:r>
-          </w:p>
-        </w:tc>
-      </w:tr>
-    </w:tbl>
-    <w:p>
-      <w:pPr>
-        <w:spacing w:line="360" w:lineRule="auto" w:before="120" w:after="120"/>
-      </w:pPr>
-      <w:r>
-        <w:rPr>
-          <w:rFonts w:ascii="黑体" w:hAnsi="黑体" w:eastAsia="黑体"/>
-          <w:b/>
-          <w:i w:val="0"/>
-          <w:sz w:val="24"/>
-        </w:rPr>
-        <w:t>4.3 难度曲线</w:t>
-      </w:r>
-    </w:p>
-    <w:p>
-      <w:pPr>
-        <w:spacing w:line="360" w:lineRule="auto"/>
-      </w:pPr>
-      <w:r>
-        <w:rPr>
-          <w:rFonts w:ascii="宋体" w:hAnsi="宋体" w:eastAsia="宋体"/>
-          <w:b w:val="0"/>
-          <w:i w:val="0"/>
-          <w:sz w:val="24"/>
-        </w:rPr>
-        <w:t>单步拼合 → 多步谜题 → 条件谜题（双技能联动）→ 综合谜题（全技能+限时/限次条件）。</w:t>
-      </w:r>
-    </w:p>
-    <w:p>
-      <w:pPr>
-        <w:spacing w:line="360" w:lineRule="auto" w:before="120" w:after="120"/>
-      </w:pPr>
-      <w:r>
-        <w:rPr>
-          <w:rFonts w:ascii="黑体" w:hAnsi="黑体" w:eastAsia="黑体"/>
-          <w:b/>
-          <w:i w:val="0"/>
-          <w:sz w:val="24"/>
-        </w:rPr>
-        <w:t>4.4 数值初版总表（汇总）</w:t>
-      </w:r>
-    </w:p>
-    <w:tbl>
-      <w:tblPr>
-        <w:tblStyle w:val="TableGrid"/>
-        <w:tblW w:type="auto" w:w="0"/>
-        <w:tblLook w:firstColumn="1" w:firstRow="1" w:lastColumn="0" w:lastRow="0" w:noHBand="0" w:noVBand="1" w:val="04A0"/>
-      </w:tblPr>
-      <w:tblGrid>
-        <w:gridCol w:w="3120"/>
-        <w:gridCol w:w="3120"/>
-        <w:gridCol w:w="3120"/>
-      </w:tblGrid>
-      <w:tr>
-        <w:tc>
-          <w:tcPr>
-            <w:tcW w:type="dxa" w:w="3120"/>
-          </w:tcPr>
-          <w:p>
-            <w:pPr>
-              <w:spacing w:line="240" w:lineRule="auto"/>
-            </w:pPr>
-            <w:r>
-              <w:rPr>
-                <w:rFonts w:ascii="宋体" w:hAnsi="宋体" w:eastAsia="宋体"/>
-                <w:b w:val="0"/>
-                <w:i w:val="0"/>
-                <w:sz w:val="21"/>
-              </w:rPr>
-              <w:t>项</w:t>
-            </w:r>
-          </w:p>
-        </w:tc>
-        <w:tc>
-          <w:tcPr>
-            <w:tcW w:type="dxa" w:w="3120"/>
-          </w:tcPr>
-          <w:p>
-            <w:pPr>
-              <w:spacing w:line="240" w:lineRule="auto"/>
-            </w:pPr>
-            <w:r>
-              <w:rPr>
-                <w:rFonts w:ascii="宋体" w:hAnsi="宋体" w:eastAsia="宋体"/>
-                <w:b w:val="0"/>
-                <w:i w:val="0"/>
-                <w:sz w:val="21"/>
-              </w:rPr>
-              <w:t>值</w:t>
-            </w:r>
-          </w:p>
-        </w:tc>
-        <w:tc>
-          <w:tcPr>
-            <w:tcW w:type="dxa" w:w="3120"/>
-          </w:tcPr>
-          <w:p>
-            <w:pPr>
-              <w:spacing w:line="240" w:lineRule="auto"/>
-            </w:pPr>
-            <w:r>
-              <w:rPr>
-                <w:rFonts w:ascii="宋体" w:hAnsi="宋体" w:eastAsia="宋体"/>
-                <w:b w:val="0"/>
-                <w:i w:val="0"/>
-                <w:sz w:val="21"/>
-              </w:rPr>
-              <w:t>备注</w:t>
-            </w:r>
-          </w:p>
-        </w:tc>
-      </w:tr>
-      <w:tr>
-        <w:tc>
-          <w:tcPr>
-            <w:tcW w:type="dxa" w:w="3120"/>
-          </w:tcPr>
-          <w:p>
-            <w:pPr>
-              <w:spacing w:line="240" w:lineRule="auto"/>
-            </w:pPr>
-            <w:r>
-              <w:rPr>
-                <w:rFonts w:ascii="宋体" w:hAnsi="宋体" w:eastAsia="宋体"/>
-                <w:b w:val="0"/>
-                <w:i w:val="0"/>
-                <w:sz w:val="21"/>
-              </w:rPr>
-              <w:t>心舍容量</w:t>
-            </w:r>
-          </w:p>
-        </w:tc>
-        <w:tc>
-          <w:tcPr>
-            <w:tcW w:type="dxa" w:w="3120"/>
-          </w:tcPr>
-          <w:p>
-            <w:pPr>
-              <w:spacing w:line="240" w:lineRule="auto"/>
-            </w:pPr>
-            <w:r>
-              <w:rPr>
-                <w:rFonts w:ascii="宋体" w:hAnsi="宋体" w:eastAsia="宋体"/>
-                <w:b w:val="0"/>
-                <w:i w:val="0"/>
-                <w:sz w:val="21"/>
-              </w:rPr>
-              <w:t>初始 5，上限 7</w:t>
-            </w:r>
-          </w:p>
-        </w:tc>
-        <w:tc>
-          <w:tcPr>
-            <w:tcW w:type="dxa" w:w="3120"/>
-          </w:tcPr>
-          <w:p>
-            <w:pPr>
-              <w:spacing w:line="240" w:lineRule="auto"/>
-            </w:pPr>
-            <w:r>
-              <w:rPr>
-                <w:rFonts w:ascii="宋体" w:hAnsi="宋体" w:eastAsia="宋体"/>
-                <w:b w:val="0"/>
-                <w:i w:val="0"/>
-                <w:sz w:val="21"/>
-              </w:rPr>
-              <w:t>章节末扩充</w:t>
-            </w:r>
-          </w:p>
-        </w:tc>
-      </w:tr>
-      <w:tr>
-        <w:tc>
-          <w:tcPr>
-            <w:tcW w:type="dxa" w:w="3120"/>
-          </w:tcPr>
-          <w:p>
-            <w:pPr>
-              <w:spacing w:line="240" w:lineRule="auto"/>
-            </w:pPr>
-            <w:r>
-              <w:rPr>
-                <w:rFonts w:ascii="宋体" w:hAnsi="宋体" w:eastAsia="宋体"/>
-                <w:b w:val="0"/>
-                <w:i w:val="0"/>
-                <w:sz w:val="21"/>
-              </w:rPr>
-              <w:t>侵蚀度</w:t>
-            </w:r>
-          </w:p>
-        </w:tc>
-        <w:tc>
-          <w:tcPr>
-            <w:tcW w:type="dxa" w:w="3120"/>
-          </w:tcPr>
-          <w:p>
-            <w:pPr>
-              <w:spacing w:line="240" w:lineRule="auto"/>
-            </w:pPr>
-            <w:r>
-              <w:rPr>
-                <w:rFonts w:ascii="宋体" w:hAnsi="宋体" w:eastAsia="宋体"/>
-                <w:b w:val="0"/>
-                <w:i w:val="0"/>
-                <w:sz w:val="21"/>
-              </w:rPr>
-              <w:t>0–100；+10/+15/+5</w:t>
-            </w:r>
-          </w:p>
-        </w:tc>
-        <w:tc>
-          <w:tcPr>
-            <w:tcW w:type="dxa" w:w="3120"/>
-          </w:tcPr>
-          <w:p>
-            <w:pPr>
-              <w:spacing w:line="240" w:lineRule="auto"/>
-            </w:pPr>
-            <w:r>
-              <w:rPr>
-                <w:rFonts w:ascii="宋体" w:hAnsi="宋体" w:eastAsia="宋体"/>
-                <w:b w:val="0"/>
-                <w:i w:val="0"/>
-                <w:sz w:val="21"/>
-              </w:rPr>
-              <w:t>达 100 事件失败（残迹）</w:t>
-            </w:r>
-          </w:p>
-        </w:tc>
-      </w:tr>
-      <w:tr>
-        <w:tc>
-          <w:tcPr>
-            <w:tcW w:type="dxa" w:w="3120"/>
-          </w:tcPr>
-          <w:p>
-            <w:pPr>
-              <w:spacing w:line="240" w:lineRule="auto"/>
-            </w:pPr>
-            <w:r>
-              <w:rPr>
-                <w:rFonts w:ascii="宋体" w:hAnsi="宋体" w:eastAsia="宋体"/>
-                <w:b w:val="0"/>
-                <w:i w:val="0"/>
-                <w:sz w:val="21"/>
-              </w:rPr>
-              <w:t>墨痕</w:t>
-            </w:r>
-          </w:p>
-        </w:tc>
-        <w:tc>
-          <w:tcPr>
-            <w:tcW w:type="dxa" w:w="3120"/>
-          </w:tcPr>
-          <w:p>
-            <w:pPr>
-              <w:spacing w:line="240" w:lineRule="auto"/>
-            </w:pPr>
-            <w:r>
-              <w:rPr>
-                <w:rFonts w:ascii="宋体" w:hAnsi="宋体" w:eastAsia="宋体"/>
-                <w:b w:val="0"/>
-                <w:i w:val="0"/>
-                <w:sz w:val="21"/>
-              </w:rPr>
-              <w:t>星级 1/2/3 → 1/2/3 点</w:t>
-            </w:r>
-          </w:p>
-        </w:tc>
-        <w:tc>
-          <w:tcPr>
-            <w:tcW w:type="dxa" w:w="3120"/>
-          </w:tcPr>
-          <w:p>
-            <w:pPr>
-              <w:spacing w:line="240" w:lineRule="auto"/>
-            </w:pPr>
-            <w:r>
-              <w:rPr>
-                <w:rFonts w:ascii="宋体" w:hAnsi="宋体" w:eastAsia="宋体"/>
-                <w:b w:val="0"/>
-                <w:i w:val="0"/>
-                <w:sz w:val="21"/>
-              </w:rPr>
-              <w:t>回溯耗 1；解锁章节耗墨痕（具体【待确认】）</w:t>
-            </w:r>
-          </w:p>
-        </w:tc>
-      </w:tr>
-      <w:tr>
-        <w:tc>
-          <w:tcPr>
-            <w:tcW w:type="dxa" w:w="3120"/>
-          </w:tcPr>
-          <w:p>
-            <w:pPr>
-              <w:spacing w:line="240" w:lineRule="auto"/>
-            </w:pPr>
-            <w:r>
-              <w:rPr>
-                <w:rFonts w:ascii="宋体" w:hAnsi="宋体" w:eastAsia="宋体"/>
-                <w:b w:val="0"/>
-                <w:i w:val="0"/>
-                <w:sz w:val="21"/>
-              </w:rPr>
-              <w:t>战斗</w:t>
-            </w:r>
-          </w:p>
-        </w:tc>
-        <w:tc>
-          <w:tcPr>
-            <w:tcW w:type="dxa" w:w="3120"/>
-          </w:tcPr>
-          <w:p>
-            <w:pPr>
-              <w:spacing w:line="240" w:lineRule="auto"/>
-            </w:pPr>
-            <w:r>
-              <w:rPr>
-                <w:rFonts w:ascii="宋体" w:hAnsi="宋体" w:eastAsia="宋体"/>
-                <w:b w:val="0"/>
-                <w:i w:val="0"/>
-                <w:sz w:val="21"/>
-              </w:rPr>
-              <w:t>每场 30–60 秒，1–3 波</w:t>
-            </w:r>
-          </w:p>
-        </w:tc>
-        <w:tc>
-          <w:tcPr>
-            <w:tcW w:type="dxa" w:w="3120"/>
-          </w:tcPr>
-          <w:p>
-            <w:pPr>
-              <w:spacing w:line="240" w:lineRule="auto"/>
-            </w:pPr>
-            <w:r>
-              <w:rPr>
-                <w:rFonts w:ascii="宋体" w:hAnsi="宋体" w:eastAsia="宋体"/>
-                <w:b w:val="0"/>
-                <w:i w:val="0"/>
-                <w:sz w:val="21"/>
-              </w:rPr>
-              <w:t>波数随章节递增</w:t>
-            </w:r>
-          </w:p>
-        </w:tc>
-      </w:tr>
-      <w:tr>
-        <w:tc>
-          <w:tcPr>
-            <w:tcW w:type="dxa" w:w="3120"/>
-          </w:tcPr>
-          <w:p>
-            <w:pPr>
-              <w:spacing w:line="240" w:lineRule="auto"/>
-            </w:pPr>
-            <w:r>
-              <w:rPr>
-                <w:rFonts w:ascii="宋体" w:hAnsi="宋体" w:eastAsia="宋体"/>
-                <w:b w:val="0"/>
-                <w:i w:val="0"/>
-                <w:sz w:val="21"/>
-              </w:rPr>
-              <w:t>单事件</w:t>
-            </w:r>
-          </w:p>
-        </w:tc>
-        <w:tc>
-          <w:tcPr>
-            <w:tcW w:type="dxa" w:w="3120"/>
-          </w:tcPr>
-          <w:p>
-            <w:pPr>
-              <w:spacing w:line="240" w:lineRule="auto"/>
-            </w:pPr>
-            <w:r>
-              <w:rPr>
-                <w:rFonts w:ascii="宋体" w:hAnsi="宋体" w:eastAsia="宋体"/>
-                <w:b w:val="0"/>
-                <w:i w:val="0"/>
-                <w:sz w:val="21"/>
-              </w:rPr>
-              <w:t>5–8 分钟</w:t>
-            </w:r>
-          </w:p>
-        </w:tc>
-        <w:tc>
-          <w:tcPr>
-            <w:tcW w:type="dxa" w:w="3120"/>
-          </w:tcPr>
-          <w:p>
-            <w:pPr>
-              <w:spacing w:line="240" w:lineRule="auto"/>
-            </w:pPr>
-            <w:r>
-              <w:rPr>
-                <w:rFonts w:ascii="宋体" w:hAnsi="宋体" w:eastAsia="宋体"/>
-                <w:b w:val="0"/>
-                <w:i w:val="0"/>
-                <w:sz w:val="21"/>
-              </w:rPr>
-              <w:t>解密为主</w:t>
-            </w:r>
-          </w:p>
-        </w:tc>
-      </w:tr>
-      <w:tr>
-        <w:tc>
-          <w:tcPr>
-            <w:tcW w:type="dxa" w:w="3120"/>
-          </w:tcPr>
-          <w:p>
-            <w:pPr>
-              <w:spacing w:line="240" w:lineRule="auto"/>
-            </w:pPr>
-            <w:r>
-              <w:rPr>
-                <w:rFonts w:ascii="宋体" w:hAnsi="宋体" w:eastAsia="宋体"/>
-                <w:b w:val="0"/>
-                <w:i w:val="0"/>
-                <w:sz w:val="21"/>
-              </w:rPr>
-              <w:t>事件星级</w:t>
-            </w:r>
-          </w:p>
-        </w:tc>
-        <w:tc>
-          <w:tcPr>
-            <w:tcW w:type="dxa" w:w="3120"/>
-          </w:tcPr>
-          <w:p>
-            <w:pPr>
-              <w:spacing w:line="240" w:lineRule="auto"/>
-            </w:pPr>
-            <w:r>
-              <w:rPr>
-                <w:rFonts w:ascii="宋体" w:hAnsi="宋体" w:eastAsia="宋体"/>
-                <w:b w:val="0"/>
-                <w:i w:val="0"/>
-                <w:sz w:val="21"/>
-              </w:rPr>
-              <w:t>修复度+白蚀清除度+记忆保留度</w:t>
-            </w:r>
-          </w:p>
-        </w:tc>
-        <w:tc>
-          <w:tcPr>
-            <w:tcW w:type="dxa" w:w="3120"/>
-          </w:tcPr>
-          <w:p>
-            <w:pPr>
-              <w:spacing w:line="240" w:lineRule="auto"/>
-            </w:pPr>
-            <w:r>
-              <w:rPr>
-                <w:rFonts w:ascii="宋体" w:hAnsi="宋体" w:eastAsia="宋体"/>
-                <w:b w:val="0"/>
-                <w:i w:val="0"/>
-                <w:sz w:val="21"/>
-              </w:rPr>
-              <w:t>1–3 星</w:t>
-            </w:r>
-          </w:p>
-        </w:tc>
-      </w:tr>
-    </w:tbl>
-    <w:p>
-      <w:pPr>
-        <w:spacing w:line="360" w:lineRule="auto" w:before="240" w:after="120"/>
-      </w:pPr>
-      <w:r>
-        <w:rPr>
-          <w:rFonts w:ascii="黑体" w:hAnsi="黑体" w:eastAsia="黑体"/>
-          <w:b/>
-          <w:i w:val="0"/>
-          <w:sz w:val="28"/>
-        </w:rPr>
-        <w:t>五、可视化表达【评分点 1.4，7 分】</w:t>
-      </w:r>
-    </w:p>
-    <w:p>
-      <w:pPr>
-        <w:spacing w:line="360" w:lineRule="auto" w:before="120" w:after="120"/>
-      </w:pPr>
-      <w:r>
-        <w:rPr>
-          <w:rFonts w:ascii="黑体" w:hAnsi="黑体" w:eastAsia="黑体"/>
-          <w:b/>
-          <w:i w:val="0"/>
-          <w:sz w:val="24"/>
-        </w:rPr>
-        <w:t>5.1 UI 线框图（文字版，≥3 张；成图可交 AI 生成草图后精修）</w:t>
-      </w:r>
-    </w:p>
-    <w:tbl>
-      <w:tblPr>
-        <w:tblStyle w:val="TableGrid"/>
-        <w:tblW w:type="auto" w:w="0"/>
-        <w:tblLook w:firstColumn="1" w:firstRow="1" w:lastColumn="0" w:lastRow="0" w:noHBand="0" w:noVBand="1" w:val="04A0"/>
-      </w:tblPr>
-      <w:tblGrid>
-        <w:gridCol w:w="4680"/>
-        <w:gridCol w:w="4680"/>
-      </w:tblGrid>
-      <w:tr>
-        <w:tc>
-          <w:tcPr>
-            <w:tcW w:type="dxa" w:w="4680"/>
-          </w:tcPr>
-          <w:p>
-            <w:pPr>
-              <w:spacing w:line="240" w:lineRule="auto"/>
-            </w:pPr>
-            <w:r>
-              <w:rPr>
-                <w:rFonts w:ascii="宋体" w:hAnsi="宋体" w:eastAsia="宋体"/>
-                <w:b w:val="0"/>
-                <w:i w:val="0"/>
-                <w:sz w:val="21"/>
-              </w:rPr>
-              <w:t>页面</w:t>
-            </w:r>
-          </w:p>
-        </w:tc>
-        <w:tc>
-          <w:tcPr>
-            <w:tcW w:type="dxa" w:w="4680"/>
-          </w:tcPr>
-          <w:p>
-            <w:pPr>
-              <w:spacing w:line="240" w:lineRule="auto"/>
-            </w:pPr>
-            <w:r>
-              <w:rPr>
-                <w:rFonts w:ascii="宋体" w:hAnsi="宋体" w:eastAsia="宋体"/>
-                <w:b w:val="0"/>
-                <w:i w:val="0"/>
-                <w:sz w:val="21"/>
-              </w:rPr>
-              <w:t>线框图内容描述</w:t>
-            </w:r>
-          </w:p>
-        </w:tc>
-      </w:tr>
-      <w:tr>
-        <w:tc>
-          <w:tcPr>
-            <w:tcW w:type="dxa" w:w="4680"/>
-          </w:tcPr>
-          <w:p>
-            <w:pPr>
-              <w:spacing w:line="240" w:lineRule="auto"/>
-            </w:pPr>
-            <w:r>
-              <w:rPr>
-                <w:rFonts w:ascii="宋体" w:hAnsi="宋体" w:eastAsia="宋体"/>
-                <w:b w:val="0"/>
-                <w:i w:val="0"/>
-                <w:sz w:val="21"/>
-              </w:rPr>
-              <w:t>① 主界面《檐下谱》</w:t>
-            </w:r>
-          </w:p>
-        </w:tc>
-        <w:tc>
-          <w:tcPr>
-            <w:tcW w:type="dxa" w:w="4680"/>
-          </w:tcPr>
-          <w:p>
-            <w:pPr>
-              <w:spacing w:line="240" w:lineRule="auto"/>
-            </w:pPr>
-            <w:r>
-              <w:rPr>
-                <w:rFonts w:ascii="宋体" w:hAnsi="宋体" w:eastAsia="宋体"/>
-                <w:b w:val="0"/>
-                <w:i w:val="0"/>
-                <w:sz w:val="21"/>
-              </w:rPr>
-              <w:t>水墨古建背景；中央翻开的古卷轴《檐下谱》；顶部状态条（识海容量、墨痕数）；卷轴内入口：章节地图 / 记忆账册 / 心舍 / 设置</w:t>
-            </w:r>
-          </w:p>
-        </w:tc>
-      </w:tr>
-      <w:tr>
-        <w:tc>
-          <w:tcPr>
-            <w:tcW w:type="dxa" w:w="4680"/>
-          </w:tcPr>
-          <w:p>
-            <w:pPr>
-              <w:spacing w:line="240" w:lineRule="auto"/>
-            </w:pPr>
-            <w:r>
-              <w:rPr>
-                <w:rFonts w:ascii="宋体" w:hAnsi="宋体" w:eastAsia="宋体"/>
-                <w:b w:val="0"/>
-                <w:i w:val="0"/>
-                <w:sz w:val="21"/>
-              </w:rPr>
-              <w:t>② 2.5D 调查界面</w:t>
-            </w:r>
-          </w:p>
-        </w:tc>
-        <w:tc>
-          <w:tcPr>
-            <w:tcW w:type="dxa" w:w="4680"/>
-          </w:tcPr>
-          <w:p>
-            <w:pPr>
-              <w:spacing w:line="240" w:lineRule="auto"/>
-            </w:pPr>
-            <w:r>
-              <w:rPr>
-                <w:rFonts w:ascii="宋体" w:hAnsi="宋体" w:eastAsia="宋体"/>
-                <w:b w:val="0"/>
-                <w:i w:val="0"/>
-                <w:sz w:val="21"/>
-              </w:rPr>
-              <w:t>斜 45° 古建场景；角色可移动；可调查物体高亮描边；呓语以墨色波纹+气泡呈现；侵蚀度条常驻</w:t>
-            </w:r>
-          </w:p>
-        </w:tc>
-      </w:tr>
-      <w:tr>
-        <w:tc>
-          <w:tcPr>
-            <w:tcW w:type="dxa" w:w="4680"/>
-          </w:tcPr>
-          <w:p>
-            <w:pPr>
-              <w:spacing w:line="240" w:lineRule="auto"/>
-            </w:pPr>
-            <w:r>
-              <w:rPr>
-                <w:rFonts w:ascii="宋体" w:hAnsi="宋体" w:eastAsia="宋体"/>
-                <w:b w:val="0"/>
-                <w:i w:val="0"/>
-                <w:sz w:val="21"/>
-              </w:rPr>
-              <w:t>③ 解密界面</w:t>
-            </w:r>
-          </w:p>
-        </w:tc>
-        <w:tc>
-          <w:tcPr>
-            <w:tcW w:type="dxa" w:w="4680"/>
-          </w:tcPr>
-          <w:p>
-            <w:pPr>
-              <w:spacing w:line="240" w:lineRule="auto"/>
-            </w:pPr>
-            <w:r>
-              <w:rPr>
-                <w:rFonts w:ascii="宋体" w:hAnsi="宋体" w:eastAsia="宋体"/>
-                <w:b w:val="0"/>
-                <w:i w:val="0"/>
-                <w:sz w:val="21"/>
-              </w:rPr>
-              <w:t>构件/墨线谜题主画面；顶部谜题目标提示；错误操作给予「墨迹扩散」反馈（侵蚀度+）；底部技能栏（斗拱/飞檐/藻井）</w:t>
-            </w:r>
-          </w:p>
-        </w:tc>
-      </w:tr>
-      <w:tr>
-        <w:tc>
-          <w:tcPr>
-            <w:tcW w:type="dxa" w:w="4680"/>
-          </w:tcPr>
-          <w:p>
-            <w:pPr>
-              <w:spacing w:line="240" w:lineRule="auto"/>
-            </w:pPr>
-            <w:r>
-              <w:rPr>
-                <w:rFonts w:ascii="宋体" w:hAnsi="宋体" w:eastAsia="宋体"/>
-                <w:b w:val="0"/>
-                <w:i w:val="0"/>
-                <w:sz w:val="21"/>
-              </w:rPr>
-              <w:t>④ 心舍界面</w:t>
-            </w:r>
-          </w:p>
-        </w:tc>
-        <w:tc>
-          <w:tcPr>
-            <w:tcW w:type="dxa" w:w="4680"/>
-          </w:tcPr>
-          <w:p>
-            <w:pPr>
-              <w:spacing w:line="240" w:lineRule="auto"/>
-            </w:pPr>
-            <w:r>
-              <w:rPr>
-                <w:rFonts w:ascii="宋体" w:hAnsi="宋体" w:eastAsia="宋体"/>
-                <w:b w:val="0"/>
-                <w:i w:val="0"/>
-                <w:sz w:val="21"/>
-              </w:rPr>
-              <w:t>5–7 个符诏格位横排；滑动浏览；选中查看墨灵详情（技能+来历）；「抹去」按钮需二次确认，确认时该符诏褪色+音效消失</w:t>
-            </w:r>
-          </w:p>
-        </w:tc>
-      </w:tr>
-      <w:tr>
-        <w:tc>
-          <w:tcPr>
-            <w:tcW w:type="dxa" w:w="4680"/>
-          </w:tcPr>
-          <w:p>
-            <w:pPr>
-              <w:spacing w:line="240" w:lineRule="auto"/>
-            </w:pPr>
-            <w:r>
-              <w:rPr>
-                <w:rFonts w:ascii="宋体" w:hAnsi="宋体" w:eastAsia="宋体"/>
-                <w:b w:val="0"/>
-                <w:i w:val="0"/>
-                <w:sz w:val="21"/>
-              </w:rPr>
-              <w:t>⑤ 抉择界面</w:t>
-            </w:r>
-          </w:p>
-        </w:tc>
-        <w:tc>
-          <w:tcPr>
-            <w:tcW w:type="dxa" w:w="4680"/>
-          </w:tcPr>
-          <w:p>
-            <w:pPr>
-              <w:spacing w:line="240" w:lineRule="auto"/>
-            </w:pPr>
-            <w:r>
-              <w:rPr>
-                <w:rFonts w:ascii="宋体" w:hAnsi="宋体" w:eastAsia="宋体"/>
-                <w:b w:val="0"/>
-                <w:i w:val="0"/>
-                <w:sz w:val="21"/>
-              </w:rPr>
-              <w:t>新旧两道记忆左右对比（图案+文字摘要）；代价预告（褪色/音效消失标注）；「拓印」与「保留」按钮</w:t>
-            </w:r>
-          </w:p>
-        </w:tc>
-      </w:tr>
-      <w:tr>
-        <w:tc>
-          <w:tcPr>
-            <w:tcW w:type="dxa" w:w="4680"/>
-          </w:tcPr>
-          <w:p>
-            <w:pPr>
-              <w:spacing w:line="240" w:lineRule="auto"/>
-            </w:pPr>
-            <w:r>
-              <w:rPr>
-                <w:rFonts w:ascii="宋体" w:hAnsi="宋体" w:eastAsia="宋体"/>
-                <w:b w:val="0"/>
-                <w:i w:val="0"/>
-                <w:sz w:val="21"/>
-              </w:rPr>
-              <w:t>⑥ 轻战斗界面</w:t>
-            </w:r>
-          </w:p>
-        </w:tc>
-        <w:tc>
-          <w:tcPr>
-            <w:tcW w:type="dxa" w:w="4680"/>
-          </w:tcPr>
-          <w:p>
-            <w:pPr>
-              <w:spacing w:line="240" w:lineRule="auto"/>
-            </w:pPr>
-            <w:r>
-              <w:rPr>
-                <w:rFonts w:ascii="宋体" w:hAnsi="宋体" w:eastAsia="宋体"/>
-                <w:b w:val="0"/>
-                <w:i w:val="0"/>
-                <w:sz w:val="21"/>
-              </w:rPr>
-              <w:t>复用 2.5D 场景；白蚀敌人+技能按钮；侵蚀度条；战斗 30–60 秒快速结算</w:t>
-            </w:r>
-          </w:p>
-        </w:tc>
-      </w:tr>
-      <w:tr>
-        <w:tc>
-          <w:tcPr>
-            <w:tcW w:type="dxa" w:w="4680"/>
-          </w:tcPr>
-          <w:p>
-            <w:pPr>
-              <w:spacing w:line="240" w:lineRule="auto"/>
-            </w:pPr>
-            <w:r>
-              <w:rPr>
-                <w:rFonts w:ascii="宋体" w:hAnsi="宋体" w:eastAsia="宋体"/>
-                <w:b w:val="0"/>
-                <w:i w:val="0"/>
-                <w:sz w:val="21"/>
-              </w:rPr>
-              <w:t>⑦ 事件结算界面</w:t>
-            </w:r>
-          </w:p>
-        </w:tc>
-        <w:tc>
-          <w:tcPr>
-            <w:tcW w:type="dxa" w:w="4680"/>
-          </w:tcPr>
-          <w:p>
-            <w:pPr>
-              <w:spacing w:line="240" w:lineRule="auto"/>
-            </w:pPr>
-            <w:r>
-              <w:rPr>
-                <w:rFonts w:ascii="宋体" w:hAnsi="宋体" w:eastAsia="宋体"/>
-                <w:b w:val="0"/>
-                <w:i w:val="0"/>
-                <w:sz w:val="21"/>
-              </w:rPr>
-              <w:t>星级展示；修复度/白蚀清除度/记忆保留度三项；墨痕奖励；「记忆账册」更新提示</w:t>
-            </w:r>
-          </w:p>
-        </w:tc>
-      </w:tr>
-    </w:tbl>
-    <w:p>
-      <w:pPr>
-        <w:spacing w:line="360" w:lineRule="auto" w:before="120" w:after="120"/>
-      </w:pPr>
-      <w:r>
-        <w:rPr>
-          <w:rFonts w:ascii="黑体" w:hAnsi="黑体" w:eastAsia="黑体"/>
-          <w:b/>
-          <w:i w:val="0"/>
-          <w:sz w:val="24"/>
-        </w:rPr>
-        <w:t>5.2 页面结构图（文字版跳转关系）</w:t>
-      </w:r>
-    </w:p>
-    <w:p>
-      <w:pPr>
-        <w:spacing w:line="360" w:lineRule="auto"/>
-      </w:pPr>
-      <w:r>
-        <w:rPr>
-          <w:rFonts w:ascii="宋体" w:hAnsi="宋体" w:eastAsia="宋体"/>
-          <w:b w:val="0"/>
-          <w:i/>
-          <w:color w:val="595959"/>
-          <w:sz w:val="24"/>
-        </w:rPr>
-        <w:t>主界面《檐下谱》 → 古建地图 → 事件场景（调查⇄解密⇄战斗） → 抉择界面 → 结算界面 → 记忆账册/地图</w:t>
-      </w:r>
-    </w:p>
-    <w:p>
-      <w:pPr>
-        <w:spacing w:line="360" w:lineRule="auto"/>
-      </w:pPr>
-      <w:r>
-        <w:rPr>
-          <w:rFonts w:ascii="宋体" w:hAnsi="宋体" w:eastAsia="宋体"/>
-          <w:b w:val="0"/>
-          <w:i/>
-          <w:color w:val="595959"/>
-          <w:sz w:val="24"/>
-        </w:rPr>
-        <w:t>心舍可从主界面与事件中随时打开（暂停性质）；设置从主界面进入。</w:t>
-      </w:r>
-    </w:p>
-    <w:p>
-      <w:pPr>
-        <w:spacing w:line="360" w:lineRule="auto" w:before="120" w:after="120"/>
-      </w:pPr>
-      <w:r>
-        <w:rPr>
-          <w:rFonts w:ascii="黑体" w:hAnsi="黑体" w:eastAsia="黑体"/>
-          <w:b/>
-          <w:i w:val="0"/>
-          <w:sz w:val="24"/>
-        </w:rPr>
-        <w:t>5.3 核心玩法流程图（文字版步骤）</w:t>
-      </w:r>
-    </w:p>
-    <w:p>
-      <w:pPr>
-        <w:spacing w:line="360" w:lineRule="auto"/>
-      </w:pPr>
-      <w:r>
-        <w:rPr>
-          <w:rFonts w:ascii="宋体" w:hAnsi="宋体" w:eastAsia="宋体"/>
-          <w:b w:val="0"/>
-          <w:i/>
-          <w:color w:val="595959"/>
-          <w:sz w:val="24"/>
-        </w:rPr>
-        <w:t>进入古建 → 调查/聆听呓语（接取事件）→ 解密（拓印/归位/纹样）→ 获得墨灵符诏 → 心舍抉择（保留/抹去）→ 轻战斗对抗白蚀 → 修复古建 → 结算（星级/墨痕）→ 推进地图 → 循环</w:t>
-      </w:r>
-    </w:p>
-    <w:p>
-      <w:pPr>
-        <w:spacing w:line="360" w:lineRule="auto" w:before="120" w:after="120"/>
-      </w:pPr>
-      <w:r>
-        <w:rPr>
-          <w:rFonts w:ascii="黑体" w:hAnsi="黑体" w:eastAsia="黑体"/>
-          <w:b/>
-          <w:i w:val="0"/>
-          <w:sz w:val="24"/>
-        </w:rPr>
-        <w:t>5.4 其他图稿（可选加分）</w:t>
-      </w:r>
-    </w:p>
-    <w:p>
-      <w:pPr>
-        <w:pStyle w:val="ListNumber"/>
-        <w:spacing w:line="360" w:lineRule="auto"/>
-      </w:pPr>
-      <w:r>
-        <w:rPr>
-          <w:rFonts w:ascii="宋体" w:hAnsi="宋体" w:eastAsia="宋体"/>
-          <w:b w:val="0"/>
-          <w:i w:val="0"/>
-          <w:sz w:val="24"/>
-        </w:rPr>
-        <w:t>墨痕王朝地图（社庙—戏楼—牌坊—通天塔）；</w:t>
-      </w:r>
-    </w:p>
-    <w:p>
-      <w:pPr>
-        <w:pStyle w:val="ListNumber"/>
-        <w:spacing w:line="360" w:lineRule="auto"/>
-      </w:pPr>
-      <w:r>
-        <w:rPr>
-          <w:rFonts w:ascii="宋体" w:hAnsi="宋体" w:eastAsia="宋体"/>
-          <w:b w:val="0"/>
-          <w:i w:val="0"/>
-          <w:sz w:val="24"/>
-        </w:rPr>
-        <w:t>拓印师立绘（灵画师风格）；</w:t>
-      </w:r>
-    </w:p>
-    <w:p>
-      <w:pPr>
-        <w:pStyle w:val="ListNumber"/>
-        <w:spacing w:line="360" w:lineRule="auto"/>
-      </w:pPr>
-      <w:r>
-        <w:rPr>
-          <w:rFonts w:ascii="宋体" w:hAnsi="宋体" w:eastAsia="宋体"/>
-          <w:b w:val="0"/>
-          <w:i w:val="0"/>
-          <w:sz w:val="24"/>
-        </w:rPr>
-        <w:t>白蚀侵蚀前后古建对比图（强调「褪色失忆」主题）。</w:t>
-      </w:r>
-    </w:p>
-    <w:p>
-      <w:pPr>
-        <w:spacing w:line="360" w:lineRule="auto" w:before="240" w:after="120"/>
-      </w:pPr>
-      <w:r>
-        <w:rPr>
-          <w:rFonts w:ascii="黑体" w:hAnsi="黑体" w:eastAsia="黑体"/>
-          <w:b/>
-          <w:i w:val="0"/>
-          <w:sz w:val="28"/>
-        </w:rPr>
-        <w:t>六、AI 协作记录框架【评分点 1.6，7 分】</w:t>
-      </w:r>
-    </w:p>
-    <w:p>
-      <w:pPr>
-        <w:spacing w:line="360" w:lineRule="auto" w:before="120" w:after="120"/>
-      </w:pPr>
-      <w:r>
-        <w:rPr>
-          <w:rFonts w:ascii="黑体" w:hAnsi="黑体" w:eastAsia="黑体"/>
-          <w:b/>
-          <w:i w:val="0"/>
-          <w:sz w:val="24"/>
-        </w:rPr>
-        <w:t>6.1 工具清单与分工（2026-08-28 已确认）</w:t>
-      </w:r>
-    </w:p>
-    <w:tbl>
-      <w:tblPr>
-        <w:tblStyle w:val="TableGrid"/>
-        <w:tblW w:type="auto" w:w="0"/>
-        <w:tblLook w:firstColumn="1" w:firstRow="1" w:lastColumn="0" w:lastRow="0" w:noHBand="0" w:noVBand="1" w:val="04A0"/>
-      </w:tblPr>
-      <w:tblGrid>
-        <w:gridCol w:w="3120"/>
-        <w:gridCol w:w="3120"/>
-        <w:gridCol w:w="3120"/>
-      </w:tblGrid>
-      <w:tr>
-        <w:tc>
-          <w:tcPr>
-            <w:tcW w:type="dxa" w:w="3120"/>
-          </w:tcPr>
-          <w:p>
-            <w:pPr>
-              <w:spacing w:line="240" w:lineRule="auto"/>
-            </w:pPr>
-            <w:r>
-              <w:rPr>
-                <w:rFonts w:ascii="宋体" w:hAnsi="宋体" w:eastAsia="宋体"/>
-                <w:b w:val="0"/>
-                <w:i w:val="0"/>
-                <w:sz w:val="21"/>
-              </w:rPr>
-              <w:t>工具</w:t>
-            </w:r>
-          </w:p>
-        </w:tc>
-        <w:tc>
-          <w:tcPr>
-            <w:tcW w:type="dxa" w:w="3120"/>
-          </w:tcPr>
-          <w:p>
-            <w:pPr>
-              <w:spacing w:line="240" w:lineRule="auto"/>
-            </w:pPr>
-            <w:r>
-              <w:rPr>
-                <w:rFonts w:ascii="宋体" w:hAnsi="宋体" w:eastAsia="宋体"/>
-                <w:b w:val="0"/>
-                <w:i w:val="0"/>
-                <w:sz w:val="21"/>
-              </w:rPr>
-              <w:t>账号归属</w:t>
-            </w:r>
-          </w:p>
-        </w:tc>
-        <w:tc>
-          <w:tcPr>
-            <w:tcW w:type="dxa" w:w="3120"/>
-          </w:tcPr>
-          <w:p>
-            <w:pPr>
-              <w:spacing w:line="240" w:lineRule="auto"/>
-            </w:pPr>
-            <w:r>
-              <w:rPr>
-                <w:rFonts w:ascii="宋体" w:hAnsi="宋体" w:eastAsia="宋体"/>
-                <w:b w:val="0"/>
-                <w:i w:val="0"/>
-                <w:sz w:val="21"/>
-              </w:rPr>
-              <w:t>负责内容</w:t>
-            </w:r>
-          </w:p>
-        </w:tc>
-      </w:tr>
-      <w:tr>
-        <w:tc>
-          <w:tcPr>
-            <w:tcW w:type="dxa" w:w="3120"/>
-          </w:tcPr>
-          <w:p>
-            <w:pPr>
-              <w:spacing w:line="240" w:lineRule="auto"/>
-            </w:pPr>
-            <w:r>
-              <w:rPr>
-                <w:rFonts w:ascii="宋体" w:hAnsi="宋体" w:eastAsia="宋体"/>
-                <w:b w:val="0"/>
-                <w:i w:val="0"/>
-                <w:sz w:val="21"/>
-              </w:rPr>
-              <w:t>DeepSeek Harness</w:t>
-            </w:r>
-          </w:p>
-        </w:tc>
-        <w:tc>
-          <w:tcPr>
-            <w:tcW w:type="dxa" w:w="3120"/>
-          </w:tcPr>
-          <w:p>
-            <w:pPr>
-              <w:spacing w:line="240" w:lineRule="auto"/>
-            </w:pPr>
-            <w:r>
-              <w:rPr>
-                <w:rFonts w:ascii="宋体" w:hAnsi="宋体" w:eastAsia="宋体"/>
-                <w:b w:val="0"/>
-                <w:i w:val="0"/>
-                <w:sz w:val="21"/>
-              </w:rPr>
-              <w:t>【账号待补】</w:t>
-            </w:r>
-          </w:p>
-        </w:tc>
-        <w:tc>
-          <w:tcPr>
-            <w:tcW w:type="dxa" w:w="3120"/>
-          </w:tcPr>
-          <w:p>
-            <w:pPr>
-              <w:spacing w:line="240" w:lineRule="auto"/>
-            </w:pPr>
-            <w:r>
-              <w:rPr>
-                <w:rFonts w:ascii="宋体" w:hAnsi="宋体" w:eastAsia="宋体"/>
-                <w:b w:val="0"/>
-                <w:i w:val="0"/>
-                <w:sz w:val="21"/>
-              </w:rPr>
-              <w:t>世界观/规则/数值/叙事脚本推演</w:t>
-            </w:r>
-          </w:p>
-        </w:tc>
-      </w:tr>
-      <w:tr>
-        <w:tc>
-          <w:tcPr>
-            <w:tcW w:type="dxa" w:w="3120"/>
-          </w:tcPr>
-          <w:p>
-            <w:pPr>
-              <w:spacing w:line="240" w:lineRule="auto"/>
-            </w:pPr>
-            <w:r>
-              <w:rPr>
-                <w:rFonts w:ascii="宋体" w:hAnsi="宋体" w:eastAsia="宋体"/>
-                <w:b w:val="0"/>
-                <w:i w:val="0"/>
-                <w:sz w:val="21"/>
-              </w:rPr>
-              <w:t>Codex</w:t>
-            </w:r>
-          </w:p>
-        </w:tc>
-        <w:tc>
-          <w:tcPr>
-            <w:tcW w:type="dxa" w:w="3120"/>
-          </w:tcPr>
-          <w:p>
-            <w:pPr>
-              <w:spacing w:line="240" w:lineRule="auto"/>
-            </w:pPr>
-            <w:r>
-              <w:rPr>
-                <w:rFonts w:ascii="宋体" w:hAnsi="宋体" w:eastAsia="宋体"/>
-                <w:b w:val="0"/>
-                <w:i w:val="0"/>
-                <w:sz w:val="21"/>
-              </w:rPr>
-              <w:t>【账号待补】</w:t>
-            </w:r>
-          </w:p>
-        </w:tc>
-        <w:tc>
-          <w:tcPr>
-            <w:tcW w:type="dxa" w:w="3120"/>
-          </w:tcPr>
-          <w:p>
-            <w:pPr>
-              <w:spacing w:line="240" w:lineRule="auto"/>
-            </w:pPr>
-            <w:r>
-              <w:rPr>
-                <w:rFonts w:ascii="宋体" w:hAnsi="宋体" w:eastAsia="宋体"/>
-                <w:b w:val="0"/>
-                <w:i w:val="0"/>
-                <w:sz w:val="21"/>
-              </w:rPr>
-              <w:t>技术验证与规则模拟</w:t>
-            </w:r>
-          </w:p>
-        </w:tc>
-      </w:tr>
-      <w:tr>
-        <w:tc>
-          <w:tcPr>
-            <w:tcW w:type="dxa" w:w="3120"/>
-          </w:tcPr>
-          <w:p>
-            <w:pPr>
-              <w:spacing w:line="240" w:lineRule="auto"/>
-            </w:pPr>
-            <w:r>
-              <w:rPr>
-                <w:rFonts w:ascii="宋体" w:hAnsi="宋体" w:eastAsia="宋体"/>
-                <w:b w:val="0"/>
-                <w:i w:val="0"/>
-                <w:sz w:val="21"/>
-              </w:rPr>
-              <w:t>截图</w:t>
-            </w:r>
-          </w:p>
-        </w:tc>
-        <w:tc>
-          <w:tcPr>
-            <w:tcW w:type="dxa" w:w="3120"/>
-          </w:tcPr>
-          <w:p>
-            <w:pPr>
-              <w:spacing w:line="240" w:lineRule="auto"/>
-            </w:pPr>
-            <w:r>
-              <w:rPr>
-                <w:rFonts w:ascii="宋体" w:hAnsi="宋体" w:eastAsia="宋体"/>
-                <w:b w:val="0"/>
-                <w:i w:val="0"/>
-                <w:sz w:val="21"/>
-              </w:rPr>
-              <w:t>—</w:t>
-            </w:r>
-          </w:p>
-        </w:tc>
-        <w:tc>
-          <w:tcPr>
-            <w:tcW w:type="dxa" w:w="3120"/>
-          </w:tcPr>
-          <w:p>
-            <w:pPr>
-              <w:spacing w:line="240" w:lineRule="auto"/>
-            </w:pPr>
-            <w:r>
-              <w:rPr>
-                <w:rFonts w:ascii="宋体" w:hAnsi="宋体" w:eastAsia="宋体"/>
-                <w:b w:val="0"/>
-                <w:i w:val="0"/>
-                <w:sz w:val="21"/>
-              </w:rPr>
-              <w:t>留痕辅证</w:t>
-            </w:r>
-          </w:p>
-        </w:tc>
-      </w:tr>
-    </w:tbl>
-    <w:p>
-      <w:pPr>
-        <w:spacing w:line="360" w:lineRule="auto"/>
-      </w:pPr>
-      <w:r>
-        <w:rPr>
-          <w:rFonts w:ascii="宋体" w:hAnsi="宋体" w:eastAsia="宋体"/>
-          <w:b w:val="0"/>
-          <w:i/>
-          <w:color w:val="595959"/>
-          <w:sz w:val="24"/>
-        </w:rPr>
-        <w:t>场景 1 推演已完成并留痕：</w:t>
-      </w:r>
-      <w:r>
-        <w:rPr>
-          <w:rFonts w:ascii="宋体" w:hAnsi="宋体" w:eastAsia="宋体"/>
-          <w:b w:val="0"/>
-          <w:i/>
-          <w:color w:val="595959"/>
-          <w:sz w:val="24"/>
-        </w:rPr>
-        <w:t>LLM-tmp/03-AI协作留痕/推演-场景1-世界观自洽/</w:t>
-      </w:r>
-      <w:r>
-        <w:rPr>
-          <w:rFonts w:ascii="宋体" w:hAnsi="宋体" w:eastAsia="宋体"/>
-          <w:b w:val="0"/>
-          <w:i/>
-          <w:color w:val="595959"/>
-          <w:sz w:val="24"/>
-        </w:rPr>
-        <w:t>。</w:t>
-      </w:r>
-    </w:p>
-    <w:p>
-      <w:pPr>
-        <w:spacing w:line="360" w:lineRule="auto" w:before="120" w:after="120"/>
-      </w:pPr>
-      <w:r>
-        <w:rPr>
-          <w:rFonts w:ascii="黑体" w:hAnsi="黑体" w:eastAsia="黑体"/>
-          <w:b/>
-          <w:i w:val="0"/>
-          <w:sz w:val="24"/>
-        </w:rPr>
-        <w:t>6.2 五个推演场景（每场景附可直接使用的提示词模板）</w:t>
-      </w:r>
-    </w:p>
-    <w:p>
-      <w:pPr>
-        <w:spacing w:line="360" w:lineRule="auto"/>
-      </w:pPr>
-      <w:r>
-        <w:rPr>
-          <w:rFonts w:ascii="宋体" w:hAnsi="宋体" w:eastAsia="宋体"/>
-          <w:b/>
-          <w:i w:val="0"/>
-          <w:sz w:val="24"/>
-        </w:rPr>
-        <w:t>场景 1：世界观自洽</w:t>
-      </w:r>
-    </w:p>
-    <w:p>
-      <w:pPr>
-        <w:pStyle w:val="ListBullet"/>
-        <w:spacing w:line="360" w:lineRule="auto"/>
-      </w:pPr>
-      <w:r>
-        <w:rPr>
-          <w:rFonts w:ascii="宋体" w:hAnsi="宋体" w:eastAsia="宋体"/>
-          <w:b w:val="0"/>
-          <w:i w:val="0"/>
-          <w:sz w:val="24"/>
-        </w:rPr>
-        <w:t>推演目标：补全「建筑意」体系（记忆如何承载、墨灵形成与消散、白蚀传播机制）。</w:t>
-      </w:r>
-    </w:p>
-    <w:p>
-      <w:pPr>
-        <w:pStyle w:val="ListBullet"/>
-        <w:spacing w:line="360" w:lineRule="auto"/>
-      </w:pPr>
-      <w:r>
-        <w:rPr>
-          <w:rFonts w:ascii="宋体" w:hAnsi="宋体" w:eastAsia="宋体"/>
-          <w:b w:val="0"/>
-          <w:i w:val="0"/>
-          <w:sz w:val="24"/>
-        </w:rPr>
-        <w:t>提示词模板：</w:t>
-      </w:r>
-      <w:r>
-        <w:rPr>
-          <w:rFonts w:ascii="宋体" w:hAnsi="宋体" w:eastAsia="宋体"/>
-          <w:b w:val="0"/>
-          <w:i w:val="0"/>
-          <w:sz w:val="24"/>
-        </w:rPr>
-        <w:t>我正在设计一款国风解密游戏《檐下千秋》，世界观如下：【粘贴背景故事】。请以世界观架构师身份，检查该设定的逻辑漏洞并补全规则：建筑如何承载记忆？墨灵如何形成与消散？白蚀如何传播？给出自洽性分析与 3 条改进建议。</w:t>
-      </w:r>
-    </w:p>
-    <w:p>
-      <w:pPr>
-        <w:spacing w:line="360" w:lineRule="auto"/>
-      </w:pPr>
-      <w:r>
-        <w:rPr>
-          <w:rFonts w:ascii="宋体" w:hAnsi="宋体" w:eastAsia="宋体"/>
-          <w:b/>
-          <w:i w:val="0"/>
-          <w:sz w:val="24"/>
-        </w:rPr>
-        <w:t>场景 2：核心规则（心舍抉择）</w:t>
-      </w:r>
-    </w:p>
-    <w:p>
-      <w:pPr>
-        <w:pStyle w:val="ListBullet"/>
-        <w:spacing w:line="360" w:lineRule="auto"/>
-      </w:pPr>
-      <w:r>
-        <w:rPr>
-          <w:rFonts w:ascii="宋体" w:hAnsi="宋体" w:eastAsia="宋体"/>
-          <w:b w:val="0"/>
-          <w:i w:val="0"/>
-          <w:sz w:val="24"/>
-        </w:rPr>
-        <w:t>推演目标：识海容量上限与「抹除记忆」的惩罚/补偿设计，如何不劝退玩家。</w:t>
-      </w:r>
-    </w:p>
-    <w:p>
-      <w:pPr>
-        <w:pStyle w:val="ListBullet"/>
-        <w:spacing w:line="360" w:lineRule="auto"/>
-      </w:pPr>
-      <w:r>
-        <w:rPr>
-          <w:rFonts w:ascii="宋体" w:hAnsi="宋体" w:eastAsia="宋体"/>
-          <w:b w:val="0"/>
-          <w:i w:val="0"/>
-          <w:sz w:val="24"/>
-        </w:rPr>
-        <w:t>提示词模板：</w:t>
-      </w:r>
-      <w:r>
-        <w:rPr>
-          <w:rFonts w:ascii="宋体" w:hAnsi="宋体" w:eastAsia="宋体"/>
-          <w:b w:val="0"/>
-          <w:i w:val="0"/>
-          <w:sz w:val="24"/>
-        </w:rPr>
-        <w:t>我的游戏核心机制是：识海容量有限（初始5上限7），拓印新记忆必须抹去一道旧记忆，抹除有视听代价。请推演该机制的玩家体验风险（挫败感/选择瘫痪），并给出 2-3 版惩罚与补偿方案及推荐。</w:t>
-      </w:r>
-    </w:p>
-    <w:p>
-      <w:pPr>
-        <w:spacing w:line="360" w:lineRule="auto"/>
-      </w:pPr>
-      <w:r>
-        <w:rPr>
-          <w:rFonts w:ascii="宋体" w:hAnsi="宋体" w:eastAsia="宋体"/>
-          <w:b/>
-          <w:i w:val="0"/>
-          <w:sz w:val="24"/>
-        </w:rPr>
-        <w:t>场景 3：技能平衡</w:t>
-      </w:r>
-    </w:p>
-    <w:p>
-      <w:pPr>
-        <w:pStyle w:val="ListBullet"/>
-        <w:spacing w:line="360" w:lineRule="auto"/>
-      </w:pPr>
-      <w:r>
-        <w:rPr>
-          <w:rFonts w:ascii="宋体" w:hAnsi="宋体" w:eastAsia="宋体"/>
-          <w:b w:val="0"/>
-          <w:i w:val="0"/>
-          <w:sz w:val="24"/>
-        </w:rPr>
-        <w:t>推演目标：斗拱（防御）/飞檐（远程）/藻井（治疗）对白蚀敌人的克制关系与数值。</w:t>
-      </w:r>
-    </w:p>
-    <w:p>
-      <w:pPr>
-        <w:pStyle w:val="ListBullet"/>
-        <w:spacing w:line="360" w:lineRule="auto"/>
-      </w:pPr>
-      <w:r>
-        <w:rPr>
-          <w:rFonts w:ascii="宋体" w:hAnsi="宋体" w:eastAsia="宋体"/>
-          <w:b w:val="0"/>
-          <w:i w:val="0"/>
-          <w:sz w:val="24"/>
-        </w:rPr>
-        <w:t>提示词模板：</w:t>
-      </w:r>
-      <w:r>
-        <w:rPr>
-          <w:rFonts w:ascii="宋体" w:hAnsi="宋体" w:eastAsia="宋体"/>
-          <w:b w:val="0"/>
-          <w:i w:val="0"/>
-          <w:sz w:val="24"/>
-        </w:rPr>
-        <w:t>我设计了三技能双用途体系：斗拱=承重/防御，飞檐=穿透/远程攻击，藻井=净化/治疗。请设计白蚀敌人类型（1-3 波递增）与技能克制关系表，并给出战斗时长 30-60 秒内的数值建议。</w:t>
-      </w:r>
-    </w:p>
-    <w:p>
-      <w:pPr>
-        <w:spacing w:line="360" w:lineRule="auto"/>
-      </w:pPr>
-      <w:r>
-        <w:rPr>
-          <w:rFonts w:ascii="宋体" w:hAnsi="宋体" w:eastAsia="宋体"/>
-          <w:b/>
-          <w:i w:val="0"/>
-          <w:sz w:val="24"/>
-        </w:rPr>
-        <w:t>场景 4：关卡结构</w:t>
-      </w:r>
-    </w:p>
-    <w:p>
-      <w:pPr>
-        <w:pStyle w:val="ListBullet"/>
-        <w:spacing w:line="360" w:lineRule="auto"/>
-      </w:pPr>
-      <w:r>
-        <w:rPr>
-          <w:rFonts w:ascii="宋体" w:hAnsi="宋体" w:eastAsia="宋体"/>
-          <w:b w:val="0"/>
-          <w:i w:val="0"/>
-          <w:sz w:val="24"/>
-        </w:rPr>
-        <w:t>推演目标：四章节奏、叙事节点与记忆抉择点分布。</w:t>
-      </w:r>
-    </w:p>
-    <w:p>
-      <w:pPr>
-        <w:pStyle w:val="ListBullet"/>
-        <w:spacing w:line="360" w:lineRule="auto"/>
-      </w:pPr>
-      <w:r>
-        <w:rPr>
-          <w:rFonts w:ascii="宋体" w:hAnsi="宋体" w:eastAsia="宋体"/>
-          <w:b w:val="0"/>
-          <w:i w:val="0"/>
-          <w:sz w:val="24"/>
-        </w:rPr>
-        <w:t>提示词模板：</w:t>
-      </w:r>
-      <w:r>
-        <w:rPr>
-          <w:rFonts w:ascii="宋体" w:hAnsi="宋体" w:eastAsia="宋体"/>
-          <w:b w:val="0"/>
-          <w:i w:val="0"/>
-          <w:sz w:val="24"/>
-        </w:rPr>
-        <w:t>请为四章结构（社庙→戏楼→牌坊→通天塔）设计关卡节奏表：每章 2-3 个事件、谜题类型分配、叙事节点与记忆抉择点位置，确保每 5-8 分钟有一个情绪高点。</w:t>
-      </w:r>
-    </w:p>
-    <w:p>
-      <w:pPr>
-        <w:spacing w:line="360" w:lineRule="auto"/>
-      </w:pPr>
-      <w:r>
-        <w:rPr>
-          <w:rFonts w:ascii="宋体" w:hAnsi="宋体" w:eastAsia="宋体"/>
-          <w:b/>
-          <w:i w:val="0"/>
-          <w:sz w:val="24"/>
-        </w:rPr>
-        <w:t>场景 5：解密谜题</w:t>
-      </w:r>
-    </w:p>
-    <w:p>
-      <w:pPr>
-        <w:pStyle w:val="ListBullet"/>
-        <w:spacing w:line="360" w:lineRule="auto"/>
-      </w:pPr>
-      <w:r>
-        <w:rPr>
-          <w:rFonts w:ascii="宋体" w:hAnsi="宋体" w:eastAsia="宋体"/>
-          <w:b w:val="0"/>
-          <w:i w:val="0"/>
-          <w:sz w:val="24"/>
-        </w:rPr>
-        <w:t>推演目标：谜题类型与难度曲线适配 2.5D 场景。</w:t>
-      </w:r>
-    </w:p>
-    <w:p>
-      <w:pPr>
-        <w:pStyle w:val="ListBullet"/>
-        <w:spacing w:line="360" w:lineRule="auto"/>
-      </w:pPr>
-      <w:r>
-        <w:rPr>
-          <w:rFonts w:ascii="宋体" w:hAnsi="宋体" w:eastAsia="宋体"/>
-          <w:b w:val="0"/>
-          <w:i w:val="0"/>
-          <w:sz w:val="24"/>
-        </w:rPr>
-        <w:t>提示词模板：</w:t>
-      </w:r>
-      <w:r>
-        <w:rPr>
-          <w:rFonts w:ascii="宋体" w:hAnsi="宋体" w:eastAsia="宋体"/>
-          <w:b w:val="0"/>
-          <w:i w:val="0"/>
-          <w:sz w:val="24"/>
-        </w:rPr>
-        <w:t>请基于中国传统建筑元素（榫卯、斗拱、飞檐、藻井、墨线拓印）设计 10 个解密谜题，难度从单步到条件组合递增，并标注每个谜题的文化知识点。</w:t>
-      </w:r>
-    </w:p>
-    <w:p>
-      <w:pPr>
-        <w:spacing w:line="360" w:lineRule="auto" w:before="120" w:after="120"/>
-      </w:pPr>
-      <w:r>
-        <w:rPr>
-          <w:rFonts w:ascii="黑体" w:hAnsi="黑体" w:eastAsia="黑体"/>
-          <w:b/>
-          <w:i w:val="0"/>
-          <w:sz w:val="24"/>
-        </w:rPr>
-        <w:t>6.3 逐轮互动记录模板（做一轮填一行）</w:t>
-      </w:r>
-    </w:p>
-    <w:tbl>
-      <w:tblPr>
-        <w:tblStyle w:val="TableGrid"/>
-        <w:tblW w:type="auto" w:w="0"/>
-        <w:tblLook w:firstColumn="1" w:firstRow="1" w:lastColumn="0" w:lastRow="0" w:noHBand="0" w:noVBand="1" w:val="04A0"/>
-      </w:tblPr>
-      <w:tblGrid>
-        <w:gridCol w:w="1170"/>
-        <w:gridCol w:w="1170"/>
-        <w:gridCol w:w="1170"/>
-        <w:gridCol w:w="1170"/>
-        <w:gridCol w:w="1170"/>
-        <w:gridCol w:w="1170"/>
-        <w:gridCol w:w="1170"/>
-        <w:gridCol w:w="1170"/>
-      </w:tblGrid>
-      <w:tr>
-        <w:tc>
-          <w:tcPr>
-            <w:tcW w:type="dxa" w:w="1170"/>
-          </w:tcPr>
-          <w:p>
-            <w:pPr>
-              <w:spacing w:line="240" w:lineRule="auto"/>
-            </w:pPr>
-            <w:r>
-              <w:rPr>
-                <w:rFonts w:ascii="宋体" w:hAnsi="宋体" w:eastAsia="宋体"/>
-                <w:b w:val="0"/>
-                <w:i w:val="0"/>
-                <w:sz w:val="21"/>
-              </w:rPr>
-              <w:t>轮次</w:t>
-            </w:r>
-          </w:p>
-        </w:tc>
-        <w:tc>
-          <w:tcPr>
-            <w:tcW w:type="dxa" w:w="1170"/>
-          </w:tcPr>
-          <w:p>
-            <w:pPr>
-              <w:spacing w:line="240" w:lineRule="auto"/>
-            </w:pPr>
-            <w:r>
-              <w:rPr>
-                <w:rFonts w:ascii="宋体" w:hAnsi="宋体" w:eastAsia="宋体"/>
-                <w:b w:val="0"/>
-                <w:i w:val="0"/>
-                <w:sz w:val="21"/>
-              </w:rPr>
-              <w:t>日期</w:t>
-            </w:r>
-          </w:p>
-        </w:tc>
-        <w:tc>
-          <w:tcPr>
-            <w:tcW w:type="dxa" w:w="1170"/>
-          </w:tcPr>
-          <w:p>
-            <w:pPr>
-              <w:spacing w:line="240" w:lineRule="auto"/>
-            </w:pPr>
-            <w:r>
-              <w:rPr>
-                <w:rFonts w:ascii="宋体" w:hAnsi="宋体" w:eastAsia="宋体"/>
-                <w:b w:val="0"/>
-                <w:i w:val="0"/>
-                <w:sz w:val="21"/>
-              </w:rPr>
-              <w:t>工具</w:t>
-            </w:r>
-          </w:p>
-        </w:tc>
-        <w:tc>
-          <w:tcPr>
-            <w:tcW w:type="dxa" w:w="1170"/>
-          </w:tcPr>
-          <w:p>
-            <w:pPr>
-              <w:spacing w:line="240" w:lineRule="auto"/>
-            </w:pPr>
-            <w:r>
-              <w:rPr>
-                <w:rFonts w:ascii="宋体" w:hAnsi="宋体" w:eastAsia="宋体"/>
-                <w:b w:val="0"/>
-                <w:i w:val="0"/>
-                <w:sz w:val="21"/>
-              </w:rPr>
-              <w:t>本轮目标</w:t>
-            </w:r>
-          </w:p>
-        </w:tc>
-        <w:tc>
-          <w:tcPr>
-            <w:tcW w:type="dxa" w:w="1170"/>
-          </w:tcPr>
-          <w:p>
-            <w:pPr>
-              <w:spacing w:line="240" w:lineRule="auto"/>
-            </w:pPr>
-            <w:r>
-              <w:rPr>
-                <w:rFonts w:ascii="宋体" w:hAnsi="宋体" w:eastAsia="宋体"/>
-                <w:b w:val="0"/>
-                <w:i w:val="0"/>
-                <w:sz w:val="21"/>
-              </w:rPr>
-              <w:t>提示词原文（粘贴）</w:t>
-            </w:r>
-          </w:p>
-        </w:tc>
-        <w:tc>
-          <w:tcPr>
-            <w:tcW w:type="dxa" w:w="1170"/>
-          </w:tcPr>
-          <w:p>
-            <w:pPr>
-              <w:spacing w:line="240" w:lineRule="auto"/>
-            </w:pPr>
-            <w:r>
-              <w:rPr>
-                <w:rFonts w:ascii="宋体" w:hAnsi="宋体" w:eastAsia="宋体"/>
-                <w:b w:val="0"/>
-                <w:i w:val="0"/>
-                <w:sz w:val="21"/>
-              </w:rPr>
-              <w:t>AI 输出摘要</w:t>
-            </w:r>
-          </w:p>
-        </w:tc>
-        <w:tc>
-          <w:tcPr>
-            <w:tcW w:type="dxa" w:w="1170"/>
-          </w:tcPr>
-          <w:p>
-            <w:pPr>
-              <w:spacing w:line="240" w:lineRule="auto"/>
-            </w:pPr>
-            <w:r>
-              <w:rPr>
-                <w:rFonts w:ascii="宋体" w:hAnsi="宋体" w:eastAsia="宋体"/>
-                <w:b w:val="0"/>
-                <w:i w:val="0"/>
-                <w:sz w:val="21"/>
-              </w:rPr>
-              <w:t>人工修订了什么</w:t>
-            </w:r>
-          </w:p>
-        </w:tc>
-        <w:tc>
-          <w:tcPr>
-            <w:tcW w:type="dxa" w:w="1170"/>
-          </w:tcPr>
-          <w:p>
-            <w:pPr>
-              <w:spacing w:line="240" w:lineRule="auto"/>
-            </w:pPr>
-            <w:r>
-              <w:rPr>
-                <w:rFonts w:ascii="宋体" w:hAnsi="宋体" w:eastAsia="宋体"/>
-                <w:b w:val="0"/>
-                <w:i w:val="0"/>
-                <w:sz w:val="21"/>
-              </w:rPr>
-              <w:t>是否回流再迭代</w:t>
-            </w:r>
-          </w:p>
-        </w:tc>
-      </w:tr>
-      <w:tr>
-        <w:tc>
-          <w:tcPr>
-            <w:tcW w:type="dxa" w:w="1170"/>
-          </w:tcPr>
-          <w:p>
-            <w:pPr>
-              <w:spacing w:line="240" w:lineRule="auto"/>
-            </w:pPr>
-            <w:r>
-              <w:rPr>
-                <w:rFonts w:ascii="宋体" w:hAnsi="宋体" w:eastAsia="宋体"/>
-                <w:b w:val="0"/>
-                <w:i w:val="0"/>
                 <w:sz w:val="21"/>
               </w:rPr>
               <w:t>1</w:t>
@@ -6447,89 +1177,648 @@
         </w:tc>
         <w:tc>
           <w:tcPr>
-            <w:tcW w:type="dxa" w:w="1170"/>
+            <w:tcW w:type="dxa" w:w="2256"/>
+            <w:vAlign w:val="center"/>
+            <w:tcBorders>
+              <w:top w:val="single" w:sz="4" w:color="D9D9D9"/>
+              <w:left w:val="single" w:sz="4" w:color="D9D9D9"/>
+              <w:bottom w:val="single" w:sz="4" w:color="D9D9D9"/>
+              <w:right w:val="single" w:sz="4" w:color="D9D9D9"/>
+            </w:tcBorders>
+            <w:shd w:fill="FFFFFF"/>
+            <w:tcMar>
+              <w:top w:w="100" w:type="dxa"/>
+              <w:left w:w="100" w:type="dxa"/>
+              <w:bottom w:w="100" w:type="dxa"/>
+              <w:right w:w="100" w:type="dxa"/>
+            </w:tcMar>
           </w:tcPr>
           <w:p>
             <w:pPr>
-              <w:spacing w:line="240" w:lineRule="auto"/>
+              <w:keepNext w:val="0"/>
+              <w:spacing w:line="276" w:lineRule="auto" w:after="60"/>
             </w:pPr>
+            <w:r>
+              <w:rPr>
+                <w:b w:val="0"/>
+                <w:sz w:val="21"/>
+              </w:rPr>
+              <w:t>640</w:t>
+            </w:r>
           </w:p>
         </w:tc>
         <w:tc>
           <w:tcPr>
-            <w:tcW w:type="dxa" w:w="1170"/>
+            <w:tcW w:type="dxa" w:w="2256"/>
+            <w:vAlign w:val="center"/>
+            <w:tcBorders>
+              <w:top w:val="single" w:sz="4" w:color="D9D9D9"/>
+              <w:left w:val="single" w:sz="4" w:color="D9D9D9"/>
+              <w:bottom w:val="single" w:sz="4" w:color="D9D9D9"/>
+              <w:right w:val="single" w:sz="4" w:color="D9D9D9"/>
+            </w:tcBorders>
+            <w:shd w:fill="FFFFFF"/>
+            <w:tcMar>
+              <w:top w:w="100" w:type="dxa"/>
+              <w:left w:w="100" w:type="dxa"/>
+              <w:bottom w:w="100" w:type="dxa"/>
+              <w:right w:w="100" w:type="dxa"/>
+            </w:tcMar>
           </w:tcPr>
           <w:p>
             <w:pPr>
-              <w:spacing w:line="240" w:lineRule="auto"/>
+              <w:keepNext w:val="0"/>
+              <w:spacing w:line="276" w:lineRule="auto" w:after="60"/>
             </w:pPr>
-          </w:p>
-        </w:tc>
-        <w:tc>
-          <w:tcPr>
-            <w:tcW w:type="dxa" w:w="1170"/>
-          </w:tcPr>
-          <w:p>
-            <w:pPr>
-              <w:spacing w:line="240" w:lineRule="auto"/>
-            </w:pPr>
-          </w:p>
-        </w:tc>
-        <w:tc>
-          <w:tcPr>
-            <w:tcW w:type="dxa" w:w="1170"/>
-          </w:tcPr>
-          <w:p>
-            <w:pPr>
-              <w:spacing w:line="240" w:lineRule="auto"/>
-            </w:pPr>
-          </w:p>
-        </w:tc>
-        <w:tc>
-          <w:tcPr>
-            <w:tcW w:type="dxa" w:w="1170"/>
-          </w:tcPr>
-          <w:p>
-            <w:pPr>
-              <w:spacing w:line="240" w:lineRule="auto"/>
-            </w:pPr>
-          </w:p>
-        </w:tc>
-        <w:tc>
-          <w:tcPr>
-            <w:tcW w:type="dxa" w:w="1170"/>
-          </w:tcPr>
-          <w:p>
-            <w:pPr>
-              <w:spacing w:line="240" w:lineRule="auto"/>
-            </w:pPr>
-          </w:p>
-        </w:tc>
-        <w:tc>
-          <w:tcPr>
-            <w:tcW w:type="dxa" w:w="1170"/>
-          </w:tcPr>
-          <w:p>
-            <w:pPr>
-              <w:spacing w:line="240" w:lineRule="auto"/>
-            </w:pPr>
+            <w:r>
+              <w:rPr>
+                <w:b w:val="0"/>
+                <w:sz w:val="21"/>
+              </w:rPr>
+              <w:t>斗拱</w:t>
+            </w:r>
           </w:p>
         </w:tc>
       </w:tr>
       <w:tr>
         <w:tc>
           <w:tcPr>
-            <w:tcW w:type="dxa" w:w="1170"/>
+            <w:tcW w:type="dxa" w:w="2256"/>
+            <w:vAlign w:val="center"/>
+            <w:tcBorders>
+              <w:top w:val="single" w:sz="4" w:color="D9D9D9"/>
+              <w:left w:val="single" w:sz="4" w:color="D9D9D9"/>
+              <w:bottom w:val="single" w:sz="4" w:color="D9D9D9"/>
+              <w:right w:val="single" w:sz="4" w:color="D9D9D9"/>
+            </w:tcBorders>
+            <w:shd w:fill="FFFFFF"/>
+            <w:tcMar>
+              <w:top w:w="100" w:type="dxa"/>
+              <w:left w:w="100" w:type="dxa"/>
+              <w:bottom w:w="100" w:type="dxa"/>
+              <w:right w:w="100" w:type="dxa"/>
+            </w:tcMar>
           </w:tcPr>
           <w:p>
             <w:pPr>
-              <w:spacing w:line="240" w:lineRule="auto"/>
+              <w:keepNext w:val="0"/>
+              <w:spacing w:line="276" w:lineRule="auto" w:after="60"/>
             </w:pPr>
             <w:r>
               <w:rPr>
-                <w:rFonts w:ascii="宋体" w:hAnsi="宋体" w:eastAsia="宋体"/>
                 <w:b w:val="0"/>
-                <w:i w:val="0"/>
+                <w:sz w:val="21"/>
+              </w:rPr>
+              <w:t>香火断</w:t>
+            </w:r>
+          </w:p>
+        </w:tc>
+        <w:tc>
+          <w:tcPr>
+            <w:tcW w:type="dxa" w:w="2256"/>
+            <w:vAlign w:val="center"/>
+            <w:tcBorders>
+              <w:top w:val="single" w:sz="4" w:color="D9D9D9"/>
+              <w:left w:val="single" w:sz="4" w:color="D9D9D9"/>
+              <w:bottom w:val="single" w:sz="4" w:color="D9D9D9"/>
+              <w:right w:val="single" w:sz="4" w:color="D9D9D9"/>
+            </w:tcBorders>
+            <w:shd w:fill="FFFFFF"/>
+            <w:tcMar>
+              <w:top w:w="100" w:type="dxa"/>
+              <w:left w:w="100" w:type="dxa"/>
+              <w:bottom w:w="100" w:type="dxa"/>
+              <w:right w:w="100" w:type="dxa"/>
+            </w:tcMar>
+          </w:tcPr>
+          <w:p>
+            <w:pPr>
+              <w:keepNext w:val="0"/>
+              <w:spacing w:line="276" w:lineRule="auto" w:after="60"/>
+            </w:pPr>
+            <w:r>
+              <w:rPr>
+                <w:b w:val="0"/>
+                <w:sz w:val="21"/>
+              </w:rPr>
+              <w:t>1</w:t>
+            </w:r>
+          </w:p>
+        </w:tc>
+        <w:tc>
+          <w:tcPr>
+            <w:tcW w:type="dxa" w:w="2256"/>
+            <w:vAlign w:val="center"/>
+            <w:tcBorders>
+              <w:top w:val="single" w:sz="4" w:color="D9D9D9"/>
+              <w:left w:val="single" w:sz="4" w:color="D9D9D9"/>
+              <w:bottom w:val="single" w:sz="4" w:color="D9D9D9"/>
+              <w:right w:val="single" w:sz="4" w:color="D9D9D9"/>
+            </w:tcBorders>
+            <w:shd w:fill="FFFFFF"/>
+            <w:tcMar>
+              <w:top w:w="100" w:type="dxa"/>
+              <w:left w:w="100" w:type="dxa"/>
+              <w:bottom w:w="100" w:type="dxa"/>
+              <w:right w:w="100" w:type="dxa"/>
+            </w:tcMar>
+          </w:tcPr>
+          <w:p>
+            <w:pPr>
+              <w:keepNext w:val="0"/>
+              <w:spacing w:line="276" w:lineRule="auto" w:after="60"/>
+            </w:pPr>
+            <w:r>
+              <w:rPr>
+                <w:b w:val="0"/>
+                <w:sz w:val="21"/>
+              </w:rPr>
+              <w:t>680</w:t>
+            </w:r>
+          </w:p>
+        </w:tc>
+        <w:tc>
+          <w:tcPr>
+            <w:tcW w:type="dxa" w:w="2256"/>
+            <w:vAlign w:val="center"/>
+            <w:tcBorders>
+              <w:top w:val="single" w:sz="4" w:color="D9D9D9"/>
+              <w:left w:val="single" w:sz="4" w:color="D9D9D9"/>
+              <w:bottom w:val="single" w:sz="4" w:color="D9D9D9"/>
+              <w:right w:val="single" w:sz="4" w:color="D9D9D9"/>
+            </w:tcBorders>
+            <w:shd w:fill="FFFFFF"/>
+            <w:tcMar>
+              <w:top w:w="100" w:type="dxa"/>
+              <w:left w:w="100" w:type="dxa"/>
+              <w:bottom w:w="100" w:type="dxa"/>
+              <w:right w:w="100" w:type="dxa"/>
+            </w:tcMar>
+          </w:tcPr>
+          <w:p>
+            <w:pPr>
+              <w:keepNext w:val="0"/>
+              <w:spacing w:line="276" w:lineRule="auto" w:after="60"/>
+            </w:pPr>
+            <w:r>
+              <w:rPr>
+                <w:b w:val="0"/>
+                <w:sz w:val="21"/>
+              </w:rPr>
+              <w:t>斗拱</w:t>
+            </w:r>
+          </w:p>
+        </w:tc>
+      </w:tr>
+      <w:tr>
+        <w:tc>
+          <w:tcPr>
+            <w:tcW w:type="dxa" w:w="2256"/>
+            <w:vAlign w:val="center"/>
+            <w:tcBorders>
+              <w:top w:val="single" w:sz="4" w:color="D9D9D9"/>
+              <w:left w:val="single" w:sz="4" w:color="D9D9D9"/>
+              <w:bottom w:val="single" w:sz="4" w:color="D9D9D9"/>
+              <w:right w:val="single" w:sz="4" w:color="D9D9D9"/>
+            </w:tcBorders>
+            <w:shd w:fill="FFFFFF"/>
+            <w:tcMar>
+              <w:top w:w="100" w:type="dxa"/>
+              <w:left w:w="100" w:type="dxa"/>
+              <w:bottom w:w="100" w:type="dxa"/>
+              <w:right w:w="100" w:type="dxa"/>
+            </w:tcMar>
+          </w:tcPr>
+          <w:p>
+            <w:pPr>
+              <w:keepNext w:val="0"/>
+              <w:spacing w:line="276" w:lineRule="auto" w:after="60"/>
+            </w:pPr>
+            <w:r>
+              <w:rPr>
+                <w:b w:val="0"/>
+                <w:sz w:val="21"/>
+              </w:rPr>
+              <w:t>社鼓声</w:t>
+            </w:r>
+          </w:p>
+        </w:tc>
+        <w:tc>
+          <w:tcPr>
+            <w:tcW w:type="dxa" w:w="2256"/>
+            <w:vAlign w:val="center"/>
+            <w:tcBorders>
+              <w:top w:val="single" w:sz="4" w:color="D9D9D9"/>
+              <w:left w:val="single" w:sz="4" w:color="D9D9D9"/>
+              <w:bottom w:val="single" w:sz="4" w:color="D9D9D9"/>
+              <w:right w:val="single" w:sz="4" w:color="D9D9D9"/>
+            </w:tcBorders>
+            <w:shd w:fill="FFFFFF"/>
+            <w:tcMar>
+              <w:top w:w="100" w:type="dxa"/>
+              <w:left w:w="100" w:type="dxa"/>
+              <w:bottom w:w="100" w:type="dxa"/>
+              <w:right w:w="100" w:type="dxa"/>
+            </w:tcMar>
+          </w:tcPr>
+          <w:p>
+            <w:pPr>
+              <w:keepNext w:val="0"/>
+              <w:spacing w:line="276" w:lineRule="auto" w:after="60"/>
+            </w:pPr>
+            <w:r>
+              <w:rPr>
+                <w:b w:val="0"/>
+                <w:sz w:val="21"/>
+              </w:rPr>
+              <w:t>1</w:t>
+            </w:r>
+          </w:p>
+        </w:tc>
+        <w:tc>
+          <w:tcPr>
+            <w:tcW w:type="dxa" w:w="2256"/>
+            <w:vAlign w:val="center"/>
+            <w:tcBorders>
+              <w:top w:val="single" w:sz="4" w:color="D9D9D9"/>
+              <w:left w:val="single" w:sz="4" w:color="D9D9D9"/>
+              <w:bottom w:val="single" w:sz="4" w:color="D9D9D9"/>
+              <w:right w:val="single" w:sz="4" w:color="D9D9D9"/>
+            </w:tcBorders>
+            <w:shd w:fill="FFFFFF"/>
+            <w:tcMar>
+              <w:top w:w="100" w:type="dxa"/>
+              <w:left w:w="100" w:type="dxa"/>
+              <w:bottom w:w="100" w:type="dxa"/>
+              <w:right w:w="100" w:type="dxa"/>
+            </w:tcMar>
+          </w:tcPr>
+          <w:p>
+            <w:pPr>
+              <w:keepNext w:val="0"/>
+              <w:spacing w:line="276" w:lineRule="auto" w:after="60"/>
+            </w:pPr>
+            <w:r>
+              <w:rPr>
+                <w:b w:val="0"/>
+                <w:sz w:val="21"/>
+              </w:rPr>
+              <w:t>740</w:t>
+            </w:r>
+          </w:p>
+        </w:tc>
+        <w:tc>
+          <w:tcPr>
+            <w:tcW w:type="dxa" w:w="2256"/>
+            <w:vAlign w:val="center"/>
+            <w:tcBorders>
+              <w:top w:val="single" w:sz="4" w:color="D9D9D9"/>
+              <w:left w:val="single" w:sz="4" w:color="D9D9D9"/>
+              <w:bottom w:val="single" w:sz="4" w:color="D9D9D9"/>
+              <w:right w:val="single" w:sz="4" w:color="D9D9D9"/>
+            </w:tcBorders>
+            <w:shd w:fill="FFFFFF"/>
+            <w:tcMar>
+              <w:top w:w="100" w:type="dxa"/>
+              <w:left w:w="100" w:type="dxa"/>
+              <w:bottom w:w="100" w:type="dxa"/>
+              <w:right w:w="100" w:type="dxa"/>
+            </w:tcMar>
+          </w:tcPr>
+          <w:p>
+            <w:pPr>
+              <w:keepNext w:val="0"/>
+              <w:spacing w:line="276" w:lineRule="auto" w:after="60"/>
+            </w:pPr>
+            <w:r>
+              <w:rPr>
+                <w:b w:val="0"/>
+                <w:sz w:val="21"/>
+              </w:rPr>
+              <w:t>藻井</w:t>
+            </w:r>
+          </w:p>
+        </w:tc>
+      </w:tr>
+      <w:tr>
+        <w:tc>
+          <w:tcPr>
+            <w:tcW w:type="dxa" w:w="2256"/>
+            <w:vAlign w:val="center"/>
+            <w:tcBorders>
+              <w:top w:val="single" w:sz="4" w:color="D9D9D9"/>
+              <w:left w:val="single" w:sz="4" w:color="D9D9D9"/>
+              <w:bottom w:val="single" w:sz="4" w:color="D9D9D9"/>
+              <w:right w:val="single" w:sz="4" w:color="D9D9D9"/>
+            </w:tcBorders>
+            <w:shd w:fill="FFFFFF"/>
+            <w:tcMar>
+              <w:top w:w="100" w:type="dxa"/>
+              <w:left w:w="100" w:type="dxa"/>
+              <w:bottom w:w="100" w:type="dxa"/>
+              <w:right w:w="100" w:type="dxa"/>
+            </w:tcMar>
+          </w:tcPr>
+          <w:p>
+            <w:pPr>
+              <w:keepNext w:val="0"/>
+              <w:spacing w:line="276" w:lineRule="auto" w:after="60"/>
+            </w:pPr>
+            <w:r>
+              <w:rPr>
+                <w:b w:val="0"/>
+                <w:sz w:val="21"/>
+              </w:rPr>
+              <w:t>开场锣</w:t>
+            </w:r>
+          </w:p>
+        </w:tc>
+        <w:tc>
+          <w:tcPr>
+            <w:tcW w:type="dxa" w:w="2256"/>
+            <w:vAlign w:val="center"/>
+            <w:tcBorders>
+              <w:top w:val="single" w:sz="4" w:color="D9D9D9"/>
+              <w:left w:val="single" w:sz="4" w:color="D9D9D9"/>
+              <w:bottom w:val="single" w:sz="4" w:color="D9D9D9"/>
+              <w:right w:val="single" w:sz="4" w:color="D9D9D9"/>
+            </w:tcBorders>
+            <w:shd w:fill="FFFFFF"/>
+            <w:tcMar>
+              <w:top w:w="100" w:type="dxa"/>
+              <w:left w:w="100" w:type="dxa"/>
+              <w:bottom w:w="100" w:type="dxa"/>
+              <w:right w:w="100" w:type="dxa"/>
+            </w:tcMar>
+          </w:tcPr>
+          <w:p>
+            <w:pPr>
+              <w:keepNext w:val="0"/>
+              <w:spacing w:line="276" w:lineRule="auto" w:after="60"/>
+            </w:pPr>
+            <w:r>
+              <w:rPr>
+                <w:b w:val="0"/>
+                <w:sz w:val="21"/>
+              </w:rPr>
+              <w:t>1</w:t>
+            </w:r>
+          </w:p>
+        </w:tc>
+        <w:tc>
+          <w:tcPr>
+            <w:tcW w:type="dxa" w:w="2256"/>
+            <w:vAlign w:val="center"/>
+            <w:tcBorders>
+              <w:top w:val="single" w:sz="4" w:color="D9D9D9"/>
+              <w:left w:val="single" w:sz="4" w:color="D9D9D9"/>
+              <w:bottom w:val="single" w:sz="4" w:color="D9D9D9"/>
+              <w:right w:val="single" w:sz="4" w:color="D9D9D9"/>
+            </w:tcBorders>
+            <w:shd w:fill="FFFFFF"/>
+            <w:tcMar>
+              <w:top w:w="100" w:type="dxa"/>
+              <w:left w:w="100" w:type="dxa"/>
+              <w:bottom w:w="100" w:type="dxa"/>
+              <w:right w:w="100" w:type="dxa"/>
+            </w:tcMar>
+          </w:tcPr>
+          <w:p>
+            <w:pPr>
+              <w:keepNext w:val="0"/>
+              <w:spacing w:line="276" w:lineRule="auto" w:after="60"/>
+            </w:pPr>
+            <w:r>
+              <w:rPr>
+                <w:b w:val="0"/>
+                <w:sz w:val="21"/>
+              </w:rPr>
+              <w:t>920</w:t>
+            </w:r>
+          </w:p>
+        </w:tc>
+        <w:tc>
+          <w:tcPr>
+            <w:tcW w:type="dxa" w:w="2256"/>
+            <w:vAlign w:val="center"/>
+            <w:tcBorders>
+              <w:top w:val="single" w:sz="4" w:color="D9D9D9"/>
+              <w:left w:val="single" w:sz="4" w:color="D9D9D9"/>
+              <w:bottom w:val="single" w:sz="4" w:color="D9D9D9"/>
+              <w:right w:val="single" w:sz="4" w:color="D9D9D9"/>
+            </w:tcBorders>
+            <w:shd w:fill="FFFFFF"/>
+            <w:tcMar>
+              <w:top w:w="100" w:type="dxa"/>
+              <w:left w:w="100" w:type="dxa"/>
+              <w:bottom w:w="100" w:type="dxa"/>
+              <w:right w:w="100" w:type="dxa"/>
+            </w:tcMar>
+          </w:tcPr>
+          <w:p>
+            <w:pPr>
+              <w:keepNext w:val="0"/>
+              <w:spacing w:line="276" w:lineRule="auto" w:after="60"/>
+            </w:pPr>
+            <w:r>
+              <w:rPr>
+                <w:b w:val="0"/>
+                <w:sz w:val="21"/>
+              </w:rPr>
+              <w:t>飞檐</w:t>
+            </w:r>
+          </w:p>
+        </w:tc>
+      </w:tr>
+      <w:tr>
+        <w:tc>
+          <w:tcPr>
+            <w:tcW w:type="dxa" w:w="2256"/>
+            <w:vAlign w:val="center"/>
+            <w:tcBorders>
+              <w:top w:val="single" w:sz="4" w:color="D9D9D9"/>
+              <w:left w:val="single" w:sz="4" w:color="D9D9D9"/>
+              <w:bottom w:val="single" w:sz="4" w:color="D9D9D9"/>
+              <w:right w:val="single" w:sz="4" w:color="D9D9D9"/>
+            </w:tcBorders>
+            <w:shd w:fill="FFFFFF"/>
+            <w:tcMar>
+              <w:top w:w="100" w:type="dxa"/>
+              <w:left w:w="100" w:type="dxa"/>
+              <w:bottom w:w="100" w:type="dxa"/>
+              <w:right w:w="100" w:type="dxa"/>
+            </w:tcMar>
+          </w:tcPr>
+          <w:p>
+            <w:pPr>
+              <w:keepNext w:val="0"/>
+              <w:spacing w:line="276" w:lineRule="auto" w:after="60"/>
+            </w:pPr>
+            <w:r>
+              <w:rPr>
+                <w:b w:val="0"/>
+                <w:sz w:val="21"/>
+              </w:rPr>
+              <w:t>名角儿</w:t>
+            </w:r>
+          </w:p>
+        </w:tc>
+        <w:tc>
+          <w:tcPr>
+            <w:tcW w:type="dxa" w:w="2256"/>
+            <w:vAlign w:val="center"/>
+            <w:tcBorders>
+              <w:top w:val="single" w:sz="4" w:color="D9D9D9"/>
+              <w:left w:val="single" w:sz="4" w:color="D9D9D9"/>
+              <w:bottom w:val="single" w:sz="4" w:color="D9D9D9"/>
+              <w:right w:val="single" w:sz="4" w:color="D9D9D9"/>
+            </w:tcBorders>
+            <w:shd w:fill="FFFFFF"/>
+            <w:tcMar>
+              <w:top w:w="100" w:type="dxa"/>
+              <w:left w:w="100" w:type="dxa"/>
+              <w:bottom w:w="100" w:type="dxa"/>
+              <w:right w:w="100" w:type="dxa"/>
+            </w:tcMar>
+          </w:tcPr>
+          <w:p>
+            <w:pPr>
+              <w:keepNext w:val="0"/>
+              <w:spacing w:line="276" w:lineRule="auto" w:after="60"/>
+            </w:pPr>
+            <w:r>
+              <w:rPr>
+                <w:b w:val="0"/>
+                <w:sz w:val="21"/>
+              </w:rPr>
+              <w:t>1</w:t>
+            </w:r>
+          </w:p>
+        </w:tc>
+        <w:tc>
+          <w:tcPr>
+            <w:tcW w:type="dxa" w:w="2256"/>
+            <w:vAlign w:val="center"/>
+            <w:tcBorders>
+              <w:top w:val="single" w:sz="4" w:color="D9D9D9"/>
+              <w:left w:val="single" w:sz="4" w:color="D9D9D9"/>
+              <w:bottom w:val="single" w:sz="4" w:color="D9D9D9"/>
+              <w:right w:val="single" w:sz="4" w:color="D9D9D9"/>
+            </w:tcBorders>
+            <w:shd w:fill="FFFFFF"/>
+            <w:tcMar>
+              <w:top w:w="100" w:type="dxa"/>
+              <w:left w:w="100" w:type="dxa"/>
+              <w:bottom w:w="100" w:type="dxa"/>
+              <w:right w:w="100" w:type="dxa"/>
+            </w:tcMar>
+          </w:tcPr>
+          <w:p>
+            <w:pPr>
+              <w:keepNext w:val="0"/>
+              <w:spacing w:line="276" w:lineRule="auto" w:after="60"/>
+            </w:pPr>
+            <w:r>
+              <w:rPr>
+                <w:b w:val="0"/>
+                <w:sz w:val="21"/>
+              </w:rPr>
+              <w:t>1000</w:t>
+            </w:r>
+          </w:p>
+        </w:tc>
+        <w:tc>
+          <w:tcPr>
+            <w:tcW w:type="dxa" w:w="2256"/>
+            <w:vAlign w:val="center"/>
+            <w:tcBorders>
+              <w:top w:val="single" w:sz="4" w:color="D9D9D9"/>
+              <w:left w:val="single" w:sz="4" w:color="D9D9D9"/>
+              <w:bottom w:val="single" w:sz="4" w:color="D9D9D9"/>
+              <w:right w:val="single" w:sz="4" w:color="D9D9D9"/>
+            </w:tcBorders>
+            <w:shd w:fill="FFFFFF"/>
+            <w:tcMar>
+              <w:top w:w="100" w:type="dxa"/>
+              <w:left w:w="100" w:type="dxa"/>
+              <w:bottom w:w="100" w:type="dxa"/>
+              <w:right w:w="100" w:type="dxa"/>
+            </w:tcMar>
+          </w:tcPr>
+          <w:p>
+            <w:pPr>
+              <w:keepNext w:val="0"/>
+              <w:spacing w:line="276" w:lineRule="auto" w:after="60"/>
+            </w:pPr>
+            <w:r>
+              <w:rPr>
+                <w:b w:val="0"/>
+                <w:sz w:val="21"/>
+              </w:rPr>
+              <w:t>飞檐</w:t>
+            </w:r>
+          </w:p>
+        </w:tc>
+      </w:tr>
+      <w:tr>
+        <w:tc>
+          <w:tcPr>
+            <w:tcW w:type="dxa" w:w="2256"/>
+            <w:vAlign w:val="center"/>
+            <w:tcBorders>
+              <w:top w:val="single" w:sz="4" w:color="D9D9D9"/>
+              <w:left w:val="single" w:sz="4" w:color="D9D9D9"/>
+              <w:bottom w:val="single" w:sz="4" w:color="D9D9D9"/>
+              <w:right w:val="single" w:sz="4" w:color="D9D9D9"/>
+            </w:tcBorders>
+            <w:shd w:fill="FFFFFF"/>
+            <w:tcMar>
+              <w:top w:w="100" w:type="dxa"/>
+              <w:left w:w="100" w:type="dxa"/>
+              <w:bottom w:w="100" w:type="dxa"/>
+              <w:right w:w="100" w:type="dxa"/>
+            </w:tcMar>
+          </w:tcPr>
+          <w:p>
+            <w:pPr>
+              <w:keepNext w:val="0"/>
+              <w:spacing w:line="276" w:lineRule="auto" w:after="60"/>
+            </w:pPr>
+            <w:r>
+              <w:rPr>
+                <w:b w:val="0"/>
+                <w:sz w:val="21"/>
+              </w:rPr>
+              <w:t>四柱三间</w:t>
+            </w:r>
+          </w:p>
+        </w:tc>
+        <w:tc>
+          <w:tcPr>
+            <w:tcW w:type="dxa" w:w="2256"/>
+            <w:vAlign w:val="center"/>
+            <w:tcBorders>
+              <w:top w:val="single" w:sz="4" w:color="D9D9D9"/>
+              <w:left w:val="single" w:sz="4" w:color="D9D9D9"/>
+              <w:bottom w:val="single" w:sz="4" w:color="D9D9D9"/>
+              <w:right w:val="single" w:sz="4" w:color="D9D9D9"/>
+            </w:tcBorders>
+            <w:shd w:fill="FFFFFF"/>
+            <w:tcMar>
+              <w:top w:w="100" w:type="dxa"/>
+              <w:left w:w="100" w:type="dxa"/>
+              <w:bottom w:w="100" w:type="dxa"/>
+              <w:right w:w="100" w:type="dxa"/>
+            </w:tcMar>
+          </w:tcPr>
+          <w:p>
+            <w:pPr>
+              <w:keepNext w:val="0"/>
+              <w:spacing w:line="276" w:lineRule="auto" w:after="60"/>
+            </w:pPr>
+            <w:r>
+              <w:rPr>
+                <w:b w:val="0"/>
                 <w:sz w:val="21"/>
               </w:rPr>
               <w:t>2</w:t>
@@ -6538,392 +1827,65 @@
         </w:tc>
         <w:tc>
           <w:tcPr>
-            <w:tcW w:type="dxa" w:w="1170"/>
+            <w:tcW w:type="dxa" w:w="2256"/>
+            <w:vAlign w:val="center"/>
+            <w:tcBorders>
+              <w:top w:val="single" w:sz="4" w:color="D9D9D9"/>
+              <w:left w:val="single" w:sz="4" w:color="D9D9D9"/>
+              <w:bottom w:val="single" w:sz="4" w:color="D9D9D9"/>
+              <w:right w:val="single" w:sz="4" w:color="D9D9D9"/>
+            </w:tcBorders>
+            <w:shd w:fill="FFFFFF"/>
+            <w:tcMar>
+              <w:top w:w="100" w:type="dxa"/>
+              <w:left w:w="100" w:type="dxa"/>
+              <w:bottom w:w="100" w:type="dxa"/>
+              <w:right w:w="100" w:type="dxa"/>
+            </w:tcMar>
           </w:tcPr>
           <w:p>
             <w:pPr>
-              <w:spacing w:line="240" w:lineRule="auto"/>
-            </w:pPr>
-          </w:p>
-        </w:tc>
-        <w:tc>
-          <w:tcPr>
-            <w:tcW w:type="dxa" w:w="1170"/>
-          </w:tcPr>
-          <w:p>
-            <w:pPr>
-              <w:spacing w:line="240" w:lineRule="auto"/>
-            </w:pPr>
-          </w:p>
-        </w:tc>
-        <w:tc>
-          <w:tcPr>
-            <w:tcW w:type="dxa" w:w="1170"/>
-          </w:tcPr>
-          <w:p>
-            <w:pPr>
-              <w:spacing w:line="240" w:lineRule="auto"/>
-            </w:pPr>
-          </w:p>
-        </w:tc>
-        <w:tc>
-          <w:tcPr>
-            <w:tcW w:type="dxa" w:w="1170"/>
-          </w:tcPr>
-          <w:p>
-            <w:pPr>
-              <w:spacing w:line="240" w:lineRule="auto"/>
-            </w:pPr>
-          </w:p>
-        </w:tc>
-        <w:tc>
-          <w:tcPr>
-            <w:tcW w:type="dxa" w:w="1170"/>
-          </w:tcPr>
-          <w:p>
-            <w:pPr>
-              <w:spacing w:line="240" w:lineRule="auto"/>
-            </w:pPr>
-          </w:p>
-        </w:tc>
-        <w:tc>
-          <w:tcPr>
-            <w:tcW w:type="dxa" w:w="1170"/>
-          </w:tcPr>
-          <w:p>
-            <w:pPr>
-              <w:spacing w:line="240" w:lineRule="auto"/>
-            </w:pPr>
-          </w:p>
-        </w:tc>
-        <w:tc>
-          <w:tcPr>
-            <w:tcW w:type="dxa" w:w="1170"/>
-          </w:tcPr>
-          <w:p>
-            <w:pPr>
-              <w:spacing w:line="240" w:lineRule="auto"/>
-            </w:pPr>
-          </w:p>
-        </w:tc>
-      </w:tr>
-    </w:tbl>
-    <w:p>
-      <w:pPr>
-        <w:spacing w:line="360" w:lineRule="auto" w:before="120" w:after="120"/>
-      </w:pPr>
-      <w:r>
-        <w:rPr>
-          <w:rFonts w:ascii="黑体" w:hAnsi="黑体" w:eastAsia="黑体"/>
-          <w:b/>
-          <w:i w:val="0"/>
-          <w:sz w:val="24"/>
-        </w:rPr>
-        <w:t>6.4 留痕规范</w:t>
-      </w:r>
-    </w:p>
-    <w:p>
-      <w:pPr>
-        <w:spacing w:line="360" w:lineRule="auto"/>
-      </w:pPr>
-      <w:r>
-        <w:rPr>
-          <w:rFonts w:ascii="宋体" w:hAnsi="宋体" w:eastAsia="宋体"/>
-          <w:b w:val="0"/>
-          <w:i w:val="0"/>
-          <w:sz w:val="24"/>
-        </w:rPr>
-        <w:t xml:space="preserve">详见 </w:t>
-      </w:r>
-      <w:r>
-        <w:rPr>
-          <w:rFonts w:ascii="宋体" w:hAnsi="宋体" w:eastAsia="宋体"/>
-          <w:b w:val="0"/>
-          <w:i w:val="0"/>
-          <w:sz w:val="24"/>
-        </w:rPr>
-        <w:t>LLM-tmp/03-AI协作留痕/AI协作记录留痕方案.md</w:t>
-      </w:r>
-      <w:r>
-        <w:rPr>
-          <w:rFonts w:ascii="宋体" w:hAnsi="宋体" w:eastAsia="宋体"/>
-          <w:b w:val="0"/>
-          <w:i w:val="0"/>
-          <w:sz w:val="24"/>
-        </w:rPr>
-        <w:t xml:space="preserve">（DSH </w:t>
-      </w:r>
-      <w:r>
-        <w:rPr>
-          <w:rFonts w:ascii="宋体" w:hAnsi="宋体" w:eastAsia="宋体"/>
-          <w:b w:val="0"/>
-          <w:i w:val="0"/>
-          <w:sz w:val="24"/>
-        </w:rPr>
-        <w:t>/export</w:t>
-      </w:r>
-      <w:r>
-        <w:rPr>
-          <w:rFonts w:ascii="宋体" w:hAnsi="宋体" w:eastAsia="宋体"/>
-          <w:b w:val="0"/>
-          <w:i w:val="0"/>
-          <w:sz w:val="24"/>
-        </w:rPr>
-        <w:t xml:space="preserve"> + Codex </w:t>
-      </w:r>
-      <w:r>
-        <w:rPr>
-          <w:rFonts w:ascii="宋体" w:hAnsi="宋体" w:eastAsia="宋体"/>
-          <w:b w:val="0"/>
-          <w:i w:val="0"/>
-          <w:sz w:val="24"/>
-        </w:rPr>
-        <w:t>codex export</w:t>
-      </w:r>
-      <w:r>
-        <w:rPr>
-          <w:rFonts w:ascii="宋体" w:hAnsi="宋体" w:eastAsia="宋体"/>
-          <w:b w:val="0"/>
-          <w:i w:val="0"/>
-          <w:sz w:val="24"/>
-        </w:rPr>
-        <w:t xml:space="preserve"> + 截图/版本保留/来源标注，支撑「可追溯、体现人机协同」）。</w:t>
-      </w:r>
-    </w:p>
-    <w:p>
-      <w:pPr>
-        <w:spacing w:line="360" w:lineRule="auto"/>
-      </w:pPr>
-      <w:r>
-        <w:rPr>
-          <w:rFonts w:ascii="宋体" w:hAnsi="宋体" w:eastAsia="宋体"/>
-          <w:b w:val="0"/>
-          <w:i/>
-          <w:color w:val="595959"/>
-          <w:sz w:val="24"/>
-        </w:rPr>
-        <w:t>说明：官方 PDF 未明确「70% AI 占比」数字，但留痕越完整越安全；AI 输出与人工修订的对比记录本身就是得分点。</w:t>
-      </w:r>
-    </w:p>
-    <w:p>
-      <w:pPr>
-        <w:spacing w:line="360" w:lineRule="auto" w:before="240" w:after="120"/>
-      </w:pPr>
-      <w:r>
-        <w:rPr>
-          <w:rFonts w:ascii="黑体" w:hAnsi="黑体" w:eastAsia="黑体"/>
-          <w:b/>
-          <w:i w:val="0"/>
-          <w:sz w:val="28"/>
-        </w:rPr>
-        <w:t>七、文档规范与提交自查清单【评分点 1.5，5 分】</w:t>
-      </w:r>
-    </w:p>
-    <w:p>
-      <w:pPr>
-        <w:spacing w:line="360" w:lineRule="auto"/>
-      </w:pPr>
-      <w:r>
-        <w:rPr>
-          <w:rFonts w:ascii="宋体" w:hAnsi="宋体" w:eastAsia="宋体"/>
-          <w:b w:val="0"/>
-          <w:i w:val="0"/>
-          <w:sz w:val="24"/>
-        </w:rPr>
-        <w:t>☐ 封面：作品名称 + 队伍 ID + 日期</w:t>
-      </w:r>
-    </w:p>
-    <w:p>
-      <w:pPr>
-        <w:spacing w:line="360" w:lineRule="auto"/>
-      </w:pPr>
-      <w:r>
-        <w:rPr>
-          <w:rFonts w:ascii="宋体" w:hAnsi="宋体" w:eastAsia="宋体"/>
-          <w:b w:val="0"/>
-          <w:i w:val="0"/>
-          <w:sz w:val="24"/>
-        </w:rPr>
-        <w:t>☐ 标题黑体三号加粗；正文宋体小四、1.5 倍行距；页边距 2.54cm</w:t>
-      </w:r>
-    </w:p>
-    <w:p>
-      <w:pPr>
-        <w:spacing w:line="360" w:lineRule="auto"/>
-      </w:pPr>
-      <w:r>
-        <w:rPr>
-          <w:rFonts w:ascii="宋体" w:hAnsi="宋体" w:eastAsia="宋体"/>
-          <w:b w:val="0"/>
-          <w:i w:val="0"/>
-          <w:sz w:val="24"/>
-        </w:rPr>
-        <w:t>☐ 关键词蓝色高亮 + 脚注解释</w:t>
-      </w:r>
-    </w:p>
-    <w:p>
-      <w:pPr>
-        <w:spacing w:line="360" w:lineRule="auto"/>
-      </w:pPr>
-      <w:r>
-        <w:rPr>
-          <w:rFonts w:ascii="宋体" w:hAnsi="宋体" w:eastAsia="宋体"/>
-          <w:b w:val="0"/>
-          <w:i w:val="0"/>
-          <w:sz w:val="24"/>
-        </w:rPr>
-        <w:t>☐ 四个文件（策划案 PDF/docx + AI 协作记录 PDF/docx）命名合规：</w:t>
-      </w:r>
-    </w:p>
-    <w:p>
-      <w:pPr>
-        <w:spacing w:line="360" w:lineRule="auto"/>
-      </w:pPr>
-      <w:r>
-        <w:rPr>
-          <w:rFonts w:ascii="宋体" w:hAnsi="宋体" w:eastAsia="宋体"/>
-          <w:b w:val="0"/>
-          <w:i w:val="0"/>
-          <w:sz w:val="24"/>
-        </w:rPr>
-        <w:t>Track01_Task01_&lt;队伍ID后五位数字&gt;_&lt;作品名称&gt;_游戏策划案.pdf/.docx</w:t>
-      </w:r>
-    </w:p>
-    <w:p>
-      <w:pPr>
-        <w:spacing w:line="360" w:lineRule="auto"/>
-      </w:pPr>
-      <w:r>
-        <w:rPr>
-          <w:rFonts w:ascii="宋体" w:hAnsi="宋体" w:eastAsia="宋体"/>
-          <w:b w:val="0"/>
-          <w:i w:val="0"/>
-          <w:sz w:val="24"/>
-        </w:rPr>
-        <w:t>Track01_Task01_&lt;队伍ID后五位数字&gt;_&lt;作品名称&gt;_AI协作记录.pdf/.docx</w:t>
-      </w:r>
-    </w:p>
-    <w:p>
-      <w:pPr>
-        <w:spacing w:line="360" w:lineRule="auto"/>
-      </w:pPr>
-      <w:r>
-        <w:rPr>
-          <w:rFonts w:ascii="宋体" w:hAnsi="宋体" w:eastAsia="宋体"/>
-          <w:b w:val="0"/>
-          <w:i w:val="0"/>
-          <w:sz w:val="24"/>
-        </w:rPr>
-        <w:t xml:space="preserve">☐ 最终文件存 </w:t>
-      </w:r>
-      <w:r>
-        <w:rPr>
-          <w:rFonts w:ascii="宋体" w:hAnsi="宋体" w:eastAsia="宋体"/>
-          <w:b w:val="0"/>
-          <w:i w:val="0"/>
-          <w:sz w:val="24"/>
-        </w:rPr>
-        <w:t>Task01/Final/</w:t>
-      </w:r>
-      <w:r>
-        <w:rPr>
-          <w:rFonts w:ascii="宋体" w:hAnsi="宋体" w:eastAsia="宋体"/>
-          <w:b w:val="0"/>
-          <w:i w:val="0"/>
-          <w:sz w:val="24"/>
-        </w:rPr>
-        <w:t xml:space="preserve">；过程文件（本稿、提示词、截图）存 </w:t>
-      </w:r>
-      <w:r>
-        <w:rPr>
-          <w:rFonts w:ascii="宋体" w:hAnsi="宋体" w:eastAsia="宋体"/>
-          <w:b w:val="0"/>
-          <w:i w:val="0"/>
-          <w:sz w:val="24"/>
-        </w:rPr>
-        <w:t>Task01/Original/</w:t>
-      </w:r>
-    </w:p>
-    <w:p>
-      <w:pPr>
-        <w:spacing w:line="360" w:lineRule="auto" w:before="240" w:after="120"/>
-      </w:pPr>
-      <w:r>
-        <w:rPr>
-          <w:rFonts w:ascii="黑体" w:hAnsi="黑体" w:eastAsia="黑体"/>
-          <w:b/>
-          <w:i w:val="0"/>
-          <w:sz w:val="28"/>
-        </w:rPr>
-        <w:t>八、待确认事项汇总</w:t>
-      </w:r>
-    </w:p>
-    <w:tbl>
-      <w:tblPr>
-        <w:tblStyle w:val="TableGrid"/>
-        <w:tblW w:type="auto" w:w="0"/>
-        <w:tblLook w:firstColumn="1" w:firstRow="1" w:lastColumn="0" w:lastRow="0" w:noHBand="0" w:noVBand="1" w:val="04A0"/>
-      </w:tblPr>
-      <w:tblGrid>
-        <w:gridCol w:w="3120"/>
-        <w:gridCol w:w="3120"/>
-        <w:gridCol w:w="3120"/>
-      </w:tblGrid>
-      <w:tr>
-        <w:tc>
-          <w:tcPr>
-            <w:tcW w:type="dxa" w:w="3120"/>
-          </w:tcPr>
-          <w:p>
-            <w:pPr>
-              <w:spacing w:line="240" w:lineRule="auto"/>
+              <w:keepNext w:val="0"/>
+              <w:spacing w:line="276" w:lineRule="auto" w:after="60"/>
             </w:pPr>
             <w:r>
               <w:rPr>
-                <w:rFonts w:ascii="宋体" w:hAnsi="宋体" w:eastAsia="宋体"/>
                 <w:b w:val="0"/>
-                <w:i w:val="0"/>
                 <w:sz w:val="21"/>
               </w:rPr>
-              <w:t>#</w:t>
+              <w:t>520</w:t>
             </w:r>
           </w:p>
         </w:tc>
         <w:tc>
           <w:tcPr>
-            <w:tcW w:type="dxa" w:w="3120"/>
+            <w:tcW w:type="dxa" w:w="2256"/>
+            <w:vAlign w:val="center"/>
+            <w:tcBorders>
+              <w:top w:val="single" w:sz="4" w:color="D9D9D9"/>
+              <w:left w:val="single" w:sz="4" w:color="D9D9D9"/>
+              <w:bottom w:val="single" w:sz="4" w:color="D9D9D9"/>
+              <w:right w:val="single" w:sz="4" w:color="D9D9D9"/>
+            </w:tcBorders>
+            <w:shd w:fill="FFFFFF"/>
+            <w:tcMar>
+              <w:top w:w="100" w:type="dxa"/>
+              <w:left w:w="100" w:type="dxa"/>
+              <w:bottom w:w="100" w:type="dxa"/>
+              <w:right w:w="100" w:type="dxa"/>
+            </w:tcMar>
           </w:tcPr>
           <w:p>
             <w:pPr>
-              <w:spacing w:line="240" w:lineRule="auto"/>
+              <w:keepNext w:val="0"/>
+              <w:spacing w:line="276" w:lineRule="auto" w:after="60"/>
             </w:pPr>
             <w:r>
               <w:rPr>
-                <w:rFonts w:ascii="宋体" w:hAnsi="宋体" w:eastAsia="宋体"/>
                 <w:b w:val="0"/>
-                <w:i w:val="0"/>
                 <w:sz w:val="21"/>
               </w:rPr>
-              <w:t>事项</w:t>
-            </w:r>
-          </w:p>
-        </w:tc>
-        <w:tc>
-          <w:tcPr>
-            <w:tcW w:type="dxa" w:w="3120"/>
-          </w:tcPr>
-          <w:p>
-            <w:pPr>
-              <w:spacing w:line="240" w:lineRule="auto"/>
-            </w:pPr>
-            <w:r>
-              <w:rPr>
-                <w:rFonts w:ascii="宋体" w:hAnsi="宋体" w:eastAsia="宋体"/>
-                <w:b w:val="0"/>
-                <w:i w:val="0"/>
-                <w:sz w:val="21"/>
-              </w:rPr>
-              <w:t>建议默认值</w:t>
+              <w:t>飞檐</w:t>
             </w:r>
           </w:p>
         </w:tc>
@@ -6931,76 +1893,62 @@
       <w:tr>
         <w:tc>
           <w:tcPr>
-            <w:tcW w:type="dxa" w:w="3120"/>
+            <w:tcW w:type="dxa" w:w="2256"/>
+            <w:vAlign w:val="center"/>
+            <w:tcBorders>
+              <w:top w:val="single" w:sz="4" w:color="D9D9D9"/>
+              <w:left w:val="single" w:sz="4" w:color="D9D9D9"/>
+              <w:bottom w:val="single" w:sz="4" w:color="D9D9D9"/>
+              <w:right w:val="single" w:sz="4" w:color="D9D9D9"/>
+            </w:tcBorders>
+            <w:shd w:fill="FFFFFF"/>
+            <w:tcMar>
+              <w:top w:w="100" w:type="dxa"/>
+              <w:left w:w="100" w:type="dxa"/>
+              <w:bottom w:w="100" w:type="dxa"/>
+              <w:right w:w="100" w:type="dxa"/>
+            </w:tcMar>
           </w:tcPr>
           <w:p>
             <w:pPr>
-              <w:spacing w:line="240" w:lineRule="auto"/>
+              <w:keepNext w:val="0"/>
+              <w:spacing w:line="276" w:lineRule="auto" w:after="60"/>
             </w:pPr>
             <w:r>
               <w:rPr>
-                <w:rFonts w:ascii="宋体" w:hAnsi="宋体" w:eastAsia="宋体"/>
                 <w:b w:val="0"/>
-                <w:i w:val="0"/>
                 <w:sz w:val="21"/>
               </w:rPr>
-              <w:t>1</w:t>
+              <w:t>无名匠</w:t>
             </w:r>
           </w:p>
         </w:tc>
         <w:tc>
           <w:tcPr>
-            <w:tcW w:type="dxa" w:w="3120"/>
+            <w:tcW w:type="dxa" w:w="2256"/>
+            <w:vAlign w:val="center"/>
+            <w:tcBorders>
+              <w:top w:val="single" w:sz="4" w:color="D9D9D9"/>
+              <w:left w:val="single" w:sz="4" w:color="D9D9D9"/>
+              <w:bottom w:val="single" w:sz="4" w:color="D9D9D9"/>
+              <w:right w:val="single" w:sz="4" w:color="D9D9D9"/>
+            </w:tcBorders>
+            <w:shd w:fill="FFFFFF"/>
+            <w:tcMar>
+              <w:top w:w="100" w:type="dxa"/>
+              <w:left w:w="100" w:type="dxa"/>
+              <w:bottom w:w="100" w:type="dxa"/>
+              <w:right w:w="100" w:type="dxa"/>
+            </w:tcMar>
           </w:tcPr>
           <w:p>
             <w:pPr>
-              <w:spacing w:line="240" w:lineRule="auto"/>
+              <w:keepNext w:val="0"/>
+              <w:spacing w:line="276" w:lineRule="auto" w:after="60"/>
             </w:pPr>
             <w:r>
               <w:rPr>
-                <w:rFonts w:ascii="宋体" w:hAnsi="宋体" w:eastAsia="宋体"/>
                 <w:b w:val="0"/>
-                <w:i w:val="0"/>
-                <w:sz w:val="21"/>
-              </w:rPr>
-              <w:t>队伍 ID（后五位）、组别、提交日期、成员分工</w:t>
-            </w:r>
-          </w:p>
-        </w:tc>
-        <w:tc>
-          <w:tcPr>
-            <w:tcW w:type="dxa" w:w="3120"/>
-          </w:tcPr>
-          <w:p>
-            <w:pPr>
-              <w:spacing w:line="240" w:lineRule="auto"/>
-            </w:pPr>
-            <w:r>
-              <w:rPr>
-                <w:rFonts w:ascii="宋体" w:hAnsi="宋体" w:eastAsia="宋体"/>
-                <w:b w:val="0"/>
-                <w:i w:val="0"/>
-                <w:sz w:val="21"/>
-              </w:rPr>
-              <w:t>拿到后填入封面即可</w:t>
-            </w:r>
-          </w:p>
-        </w:tc>
-      </w:tr>
-      <w:tr>
-        <w:tc>
-          <w:tcPr>
-            <w:tcW w:type="dxa" w:w="3120"/>
-          </w:tcPr>
-          <w:p>
-            <w:pPr>
-              <w:spacing w:line="240" w:lineRule="auto"/>
-            </w:pPr>
-            <w:r>
-              <w:rPr>
-                <w:rFonts w:ascii="宋体" w:hAnsi="宋体" w:eastAsia="宋体"/>
-                <w:b w:val="0"/>
-                <w:i w:val="0"/>
                 <w:sz w:val="21"/>
               </w:rPr>
               <w:t>2</w:t>
@@ -7009,39 +1957,65 @@
         </w:tc>
         <w:tc>
           <w:tcPr>
-            <w:tcW w:type="dxa" w:w="3120"/>
+            <w:tcW w:type="dxa" w:w="2256"/>
+            <w:vAlign w:val="center"/>
+            <w:tcBorders>
+              <w:top w:val="single" w:sz="4" w:color="D9D9D9"/>
+              <w:left w:val="single" w:sz="4" w:color="D9D9D9"/>
+              <w:bottom w:val="single" w:sz="4" w:color="D9D9D9"/>
+              <w:right w:val="single" w:sz="4" w:color="D9D9D9"/>
+            </w:tcBorders>
+            <w:shd w:fill="FFFFFF"/>
+            <w:tcMar>
+              <w:top w:w="100" w:type="dxa"/>
+              <w:left w:w="100" w:type="dxa"/>
+              <w:bottom w:w="100" w:type="dxa"/>
+              <w:right w:w="100" w:type="dxa"/>
+            </w:tcMar>
           </w:tcPr>
           <w:p>
             <w:pPr>
-              <w:spacing w:line="240" w:lineRule="auto"/>
+              <w:keepNext w:val="0"/>
+              <w:spacing w:line="276" w:lineRule="auto" w:after="60"/>
             </w:pPr>
             <w:r>
               <w:rPr>
-                <w:rFonts w:ascii="宋体" w:hAnsi="宋体" w:eastAsia="宋体"/>
                 <w:b w:val="0"/>
-                <w:i w:val="0"/>
                 <w:sz w:val="21"/>
               </w:rPr>
-              <w:t>AI 工具清单已确认（DSH+Codex+截图）；账号归属待补</w:t>
+              <w:t>540</w:t>
             </w:r>
           </w:p>
         </w:tc>
         <w:tc>
           <w:tcPr>
-            <w:tcW w:type="dxa" w:w="3120"/>
+            <w:tcW w:type="dxa" w:w="2256"/>
+            <w:vAlign w:val="center"/>
+            <w:tcBorders>
+              <w:top w:val="single" w:sz="4" w:color="D9D9D9"/>
+              <w:left w:val="single" w:sz="4" w:color="D9D9D9"/>
+              <w:bottom w:val="single" w:sz="4" w:color="D9D9D9"/>
+              <w:right w:val="single" w:sz="4" w:color="D9D9D9"/>
+            </w:tcBorders>
+            <w:shd w:fill="FFFFFF"/>
+            <w:tcMar>
+              <w:top w:w="100" w:type="dxa"/>
+              <w:left w:w="100" w:type="dxa"/>
+              <w:bottom w:w="100" w:type="dxa"/>
+              <w:right w:w="100" w:type="dxa"/>
+            </w:tcMar>
           </w:tcPr>
           <w:p>
             <w:pPr>
-              <w:spacing w:line="240" w:lineRule="auto"/>
+              <w:keepNext w:val="0"/>
+              <w:spacing w:line="276" w:lineRule="auto" w:after="60"/>
             </w:pPr>
             <w:r>
               <w:rPr>
-                <w:rFonts w:ascii="宋体" w:hAnsi="宋体" w:eastAsia="宋体"/>
                 <w:b w:val="0"/>
-                <w:i w:val="0"/>
                 <w:sz w:val="21"/>
               </w:rPr>
-              <w:t>填 §6.1 账号列即可</w:t>
+              <w:t>斗拱、飞檐</w:t>
             </w:r>
           </w:p>
         </w:tc>
@@ -7049,17 +2023,62 @@
       <w:tr>
         <w:tc>
           <w:tcPr>
-            <w:tcW w:type="dxa" w:w="3120"/>
+            <w:tcW w:type="dxa" w:w="2256"/>
+            <w:vAlign w:val="center"/>
+            <w:tcBorders>
+              <w:top w:val="single" w:sz="4" w:color="D9D9D9"/>
+              <w:left w:val="single" w:sz="4" w:color="D9D9D9"/>
+              <w:bottom w:val="single" w:sz="4" w:color="D9D9D9"/>
+              <w:right w:val="single" w:sz="4" w:color="D9D9D9"/>
+            </w:tcBorders>
+            <w:shd w:fill="FFFFFF"/>
+            <w:tcMar>
+              <w:top w:w="100" w:type="dxa"/>
+              <w:left w:w="100" w:type="dxa"/>
+              <w:bottom w:w="100" w:type="dxa"/>
+              <w:right w:w="100" w:type="dxa"/>
+            </w:tcMar>
           </w:tcPr>
           <w:p>
             <w:pPr>
-              <w:spacing w:line="240" w:lineRule="auto"/>
+              <w:keepNext w:val="0"/>
+              <w:spacing w:line="276" w:lineRule="auto" w:after="60"/>
             </w:pPr>
             <w:r>
               <w:rPr>
-                <w:rFonts w:ascii="宋体" w:hAnsi="宋体" w:eastAsia="宋体"/>
                 <w:b w:val="0"/>
-                <w:i w:val="0"/>
+                <w:sz w:val="21"/>
+              </w:rPr>
+              <w:t>登塔</w:t>
+            </w:r>
+          </w:p>
+        </w:tc>
+        <w:tc>
+          <w:tcPr>
+            <w:tcW w:type="dxa" w:w="2256"/>
+            <w:vAlign w:val="center"/>
+            <w:tcBorders>
+              <w:top w:val="single" w:sz="4" w:color="D9D9D9"/>
+              <w:left w:val="single" w:sz="4" w:color="D9D9D9"/>
+              <w:bottom w:val="single" w:sz="4" w:color="D9D9D9"/>
+              <w:right w:val="single" w:sz="4" w:color="D9D9D9"/>
+            </w:tcBorders>
+            <w:shd w:fill="FFFFFF"/>
+            <w:tcMar>
+              <w:top w:w="100" w:type="dxa"/>
+              <w:left w:w="100" w:type="dxa"/>
+              <w:bottom w:w="100" w:type="dxa"/>
+              <w:right w:w="100" w:type="dxa"/>
+            </w:tcMar>
+          </w:tcPr>
+          <w:p>
+            <w:pPr>
+              <w:keepNext w:val="0"/>
+              <w:spacing w:line="276" w:lineRule="auto" w:after="60"/>
+            </w:pPr>
+            <w:r>
+              <w:rPr>
+                <w:b w:val="0"/>
                 <w:sz w:val="21"/>
               </w:rPr>
               <w:t>3</w:t>
@@ -7068,342 +2087,165 @@
         </w:tc>
         <w:tc>
           <w:tcPr>
-            <w:tcW w:type="dxa" w:w="3120"/>
+            <w:tcW w:type="dxa" w:w="2256"/>
+            <w:vAlign w:val="center"/>
+            <w:tcBorders>
+              <w:top w:val="single" w:sz="4" w:color="D9D9D9"/>
+              <w:left w:val="single" w:sz="4" w:color="D9D9D9"/>
+              <w:bottom w:val="single" w:sz="4" w:color="D9D9D9"/>
+              <w:right w:val="single" w:sz="4" w:color="D9D9D9"/>
+            </w:tcBorders>
+            <w:shd w:fill="FFFFFF"/>
+            <w:tcMar>
+              <w:top w:w="100" w:type="dxa"/>
+              <w:left w:w="100" w:type="dxa"/>
+              <w:bottom w:w="100" w:type="dxa"/>
+              <w:right w:w="100" w:type="dxa"/>
+            </w:tcMar>
           </w:tcPr>
           <w:p>
             <w:pPr>
-              <w:spacing w:line="240" w:lineRule="auto"/>
+              <w:keepNext w:val="0"/>
+              <w:spacing w:line="276" w:lineRule="auto" w:after="60"/>
             </w:pPr>
             <w:r>
               <w:rPr>
-                <w:rFonts w:ascii="宋体" w:hAnsi="宋体" w:eastAsia="宋体"/>
                 <w:b w:val="0"/>
-                <w:i w:val="0"/>
                 <w:sz w:val="21"/>
               </w:rPr>
-              <w:t>「70% AI 占比」说法</w:t>
+              <w:t>360</w:t>
             </w:r>
           </w:p>
         </w:tc>
         <w:tc>
           <w:tcPr>
-            <w:tcW w:type="dxa" w:w="3120"/>
+            <w:tcW w:type="dxa" w:w="2256"/>
+            <w:vAlign w:val="center"/>
+            <w:tcBorders>
+              <w:top w:val="single" w:sz="4" w:color="D9D9D9"/>
+              <w:left w:val="single" w:sz="4" w:color="D9D9D9"/>
+              <w:bottom w:val="single" w:sz="4" w:color="D9D9D9"/>
+              <w:right w:val="single" w:sz="4" w:color="D9D9D9"/>
+            </w:tcBorders>
+            <w:shd w:fill="FFFFFF"/>
+            <w:tcMar>
+              <w:top w:w="100" w:type="dxa"/>
+              <w:left w:w="100" w:type="dxa"/>
+              <w:bottom w:w="100" w:type="dxa"/>
+              <w:right w:w="100" w:type="dxa"/>
+            </w:tcMar>
           </w:tcPr>
           <w:p>
             <w:pPr>
-              <w:spacing w:line="240" w:lineRule="auto"/>
+              <w:keepNext w:val="0"/>
+              <w:spacing w:line="276" w:lineRule="auto" w:after="60"/>
             </w:pPr>
             <w:r>
               <w:rPr>
-                <w:rFonts w:ascii="宋体" w:hAnsi="宋体" w:eastAsia="宋体"/>
                 <w:b w:val="0"/>
-                <w:i w:val="0"/>
                 <w:sz w:val="21"/>
               </w:rPr>
-              <w:t>官方 PDF 未见，以技术说明会/QQ 群为准</w:t>
-            </w:r>
-          </w:p>
-        </w:tc>
-      </w:tr>
-      <w:tr>
-        <w:tc>
-          <w:tcPr>
-            <w:tcW w:type="dxa" w:w="3120"/>
-          </w:tcPr>
-          <w:p>
-            <w:pPr>
-              <w:spacing w:line="240" w:lineRule="auto"/>
-            </w:pPr>
-            <w:r>
-              <w:rPr>
-                <w:rFonts w:ascii="宋体" w:hAnsi="宋体" w:eastAsia="宋体"/>
-                <w:b w:val="0"/>
-                <w:i w:val="0"/>
-                <w:sz w:val="21"/>
-              </w:rPr>
-              <w:t>4</w:t>
-            </w:r>
-          </w:p>
-        </w:tc>
-        <w:tc>
-          <w:tcPr>
-            <w:tcW w:type="dxa" w:w="3120"/>
-          </w:tcPr>
-          <w:p>
-            <w:pPr>
-              <w:spacing w:line="240" w:lineRule="auto"/>
-            </w:pPr>
-            <w:r>
-              <w:rPr>
-                <w:rFonts w:ascii="宋体" w:hAnsi="宋体" w:eastAsia="宋体"/>
-                <w:b w:val="0"/>
-                <w:i w:val="0"/>
-                <w:sz w:val="21"/>
-              </w:rPr>
-              <w:t>心舍容量</w:t>
-            </w:r>
-          </w:p>
-        </w:tc>
-        <w:tc>
-          <w:tcPr>
-            <w:tcW w:type="dxa" w:w="3120"/>
-          </w:tcPr>
-          <w:p>
-            <w:pPr>
-              <w:spacing w:line="240" w:lineRule="auto"/>
-            </w:pPr>
-            <w:r>
-              <w:rPr>
-                <w:rFonts w:ascii="宋体" w:hAnsi="宋体" w:eastAsia="宋体"/>
-                <w:b w:val="0"/>
-                <w:i w:val="0"/>
-                <w:sz w:val="21"/>
-              </w:rPr>
-              <w:t>已统一：初始 5、上限 7</w:t>
-            </w:r>
-          </w:p>
-        </w:tc>
-      </w:tr>
-      <w:tr>
-        <w:tc>
-          <w:tcPr>
-            <w:tcW w:type="dxa" w:w="3120"/>
-          </w:tcPr>
-          <w:p>
-            <w:pPr>
-              <w:spacing w:line="240" w:lineRule="auto"/>
-            </w:pPr>
-            <w:r>
-              <w:rPr>
-                <w:rFonts w:ascii="宋体" w:hAnsi="宋体" w:eastAsia="宋体"/>
-                <w:b w:val="0"/>
-                <w:i w:val="0"/>
-                <w:sz w:val="21"/>
-              </w:rPr>
-              <w:t>5</w:t>
-            </w:r>
-          </w:p>
-        </w:tc>
-        <w:tc>
-          <w:tcPr>
-            <w:tcW w:type="dxa" w:w="3120"/>
-          </w:tcPr>
-          <w:p>
-            <w:pPr>
-              <w:spacing w:line="240" w:lineRule="auto"/>
-            </w:pPr>
-            <w:r>
-              <w:rPr>
-                <w:rFonts w:ascii="宋体" w:hAnsi="宋体" w:eastAsia="宋体"/>
-                <w:b w:val="0"/>
-                <w:i w:val="0"/>
-                <w:sz w:val="21"/>
-              </w:rPr>
-              <w:t>灵画师素材具体映射</w:t>
-            </w:r>
-          </w:p>
-        </w:tc>
-        <w:tc>
-          <w:tcPr>
-            <w:tcW w:type="dxa" w:w="3120"/>
-          </w:tcPr>
-          <w:p>
-            <w:pPr>
-              <w:spacing w:line="240" w:lineRule="auto"/>
-            </w:pPr>
-            <w:r>
-              <w:rPr>
-                <w:rFonts w:ascii="宋体" w:hAnsi="宋体" w:eastAsia="宋体"/>
-                <w:b w:val="0"/>
-                <w:i w:val="0"/>
-                <w:sz w:val="21"/>
-              </w:rPr>
-              <w:t>按 §1.4 建议，可留到 Task02 美术阶段定</w:t>
-            </w:r>
-          </w:p>
-        </w:tc>
-      </w:tr>
-      <w:tr>
-        <w:tc>
-          <w:tcPr>
-            <w:tcW w:type="dxa" w:w="3120"/>
-          </w:tcPr>
-          <w:p>
-            <w:pPr>
-              <w:spacing w:line="240" w:lineRule="auto"/>
-            </w:pPr>
-            <w:r>
-              <w:rPr>
-                <w:rFonts w:ascii="宋体" w:hAnsi="宋体" w:eastAsia="宋体"/>
-                <w:b w:val="0"/>
-                <w:i w:val="0"/>
-                <w:sz w:val="21"/>
-              </w:rPr>
-              <w:t>6</w:t>
-            </w:r>
-          </w:p>
-        </w:tc>
-        <w:tc>
-          <w:tcPr>
-            <w:tcW w:type="dxa" w:w="3120"/>
-          </w:tcPr>
-          <w:p>
-            <w:pPr>
-              <w:spacing w:line="240" w:lineRule="auto"/>
-            </w:pPr>
-            <w:r>
-              <w:rPr>
-                <w:rFonts w:ascii="宋体" w:hAnsi="宋体" w:eastAsia="宋体"/>
-                <w:b w:val="0"/>
-                <w:i w:val="0"/>
-                <w:sz w:val="21"/>
-              </w:rPr>
-              <w:t>结局数量</w:t>
-            </w:r>
-          </w:p>
-        </w:tc>
-        <w:tc>
-          <w:tcPr>
-            <w:tcW w:type="dxa" w:w="3120"/>
-          </w:tcPr>
-          <w:p>
-            <w:pPr>
-              <w:spacing w:line="240" w:lineRule="auto"/>
-            </w:pPr>
-            <w:r>
-              <w:rPr>
-                <w:rFonts w:ascii="宋体" w:hAnsi="宋体" w:eastAsia="宋体"/>
-                <w:b w:val="0"/>
-                <w:i w:val="0"/>
-                <w:sz w:val="21"/>
-              </w:rPr>
-              <w:t>建议 3 个（§3.5）</w:t>
-            </w:r>
-          </w:p>
-        </w:tc>
-      </w:tr>
-      <w:tr>
-        <w:tc>
-          <w:tcPr>
-            <w:tcW w:type="dxa" w:w="3120"/>
-          </w:tcPr>
-          <w:p>
-            <w:pPr>
-              <w:spacing w:line="240" w:lineRule="auto"/>
-            </w:pPr>
-            <w:r>
-              <w:rPr>
-                <w:rFonts w:ascii="宋体" w:hAnsi="宋体" w:eastAsia="宋体"/>
-                <w:b w:val="0"/>
-                <w:i w:val="0"/>
-                <w:sz w:val="21"/>
-              </w:rPr>
-              <w:t>7</w:t>
-            </w:r>
-          </w:p>
-        </w:tc>
-        <w:tc>
-          <w:tcPr>
-            <w:tcW w:type="dxa" w:w="3120"/>
-          </w:tcPr>
-          <w:p>
-            <w:pPr>
-              <w:spacing w:line="240" w:lineRule="auto"/>
-            </w:pPr>
-            <w:r>
-              <w:rPr>
-                <w:rFonts w:ascii="宋体" w:hAnsi="宋体" w:eastAsia="宋体"/>
-                <w:b w:val="0"/>
-                <w:i w:val="0"/>
-                <w:sz w:val="21"/>
-              </w:rPr>
-              <w:t>章节解锁消耗墨痕的具体值</w:t>
-            </w:r>
-          </w:p>
-        </w:tc>
-        <w:tc>
-          <w:tcPr>
-            <w:tcW w:type="dxa" w:w="3120"/>
-          </w:tcPr>
-          <w:p>
-            <w:pPr>
-              <w:spacing w:line="240" w:lineRule="auto"/>
-            </w:pPr>
-            <w:r>
-              <w:rPr>
-                <w:rFonts w:ascii="宋体" w:hAnsi="宋体" w:eastAsia="宋体"/>
-                <w:b w:val="0"/>
-                <w:i w:val="0"/>
-                <w:sz w:val="21"/>
-              </w:rPr>
-              <w:t>建议每章 2 墨痕</w:t>
-            </w:r>
-          </w:p>
-        </w:tc>
-      </w:tr>
-      <w:tr>
-        <w:tc>
-          <w:tcPr>
-            <w:tcW w:type="dxa" w:w="3120"/>
-          </w:tcPr>
-          <w:p>
-            <w:pPr>
-              <w:spacing w:line="240" w:lineRule="auto"/>
-            </w:pPr>
-            <w:r>
-              <w:rPr>
-                <w:rFonts w:ascii="宋体" w:hAnsi="宋体" w:eastAsia="宋体"/>
-                <w:b w:val="0"/>
-                <w:i w:val="0"/>
-                <w:sz w:val="21"/>
-              </w:rPr>
-              <w:t>8</w:t>
-            </w:r>
-          </w:p>
-        </w:tc>
-        <w:tc>
-          <w:tcPr>
-            <w:tcW w:type="dxa" w:w="3120"/>
-          </w:tcPr>
-          <w:p>
-            <w:pPr>
-              <w:spacing w:line="240" w:lineRule="auto"/>
-            </w:pPr>
-            <w:r>
-              <w:rPr>
-                <w:rFonts w:ascii="宋体" w:hAnsi="宋体" w:eastAsia="宋体"/>
-                <w:b w:val="0"/>
-                <w:i w:val="0"/>
-                <w:sz w:val="21"/>
-              </w:rPr>
-              <w:t>§3.6 场景 1 补丁 P1–P7 与 4 条改进建议</w:t>
-            </w:r>
-          </w:p>
-        </w:tc>
-        <w:tc>
-          <w:tcPr>
-            <w:tcW w:type="dxa" w:w="3120"/>
-          </w:tcPr>
-          <w:p>
-            <w:pPr>
-              <w:spacing w:line="240" w:lineRule="auto"/>
-            </w:pPr>
-            <w:r>
-              <w:rPr>
-                <w:rFonts w:ascii="宋体" w:hAnsi="宋体" w:eastAsia="宋体"/>
-                <w:b w:val="0"/>
-                <w:i w:val="0"/>
-                <w:sz w:val="21"/>
-              </w:rPr>
-              <w:t>团队审阅后逐条标「采纳/修改/否决」</w:t>
+              <w:t>斗拱、飞檐、藻井</w:t>
             </w:r>
           </w:p>
         </w:tc>
       </w:tr>
     </w:tbl>
+    <w:p>
+      <w:pPr>
+        <w:spacing w:after="0"/>
+      </w:pPr>
+    </w:p>
+    <w:p>
+      <w:r>
+        <w:t>目标时长根据自动化真实冷却和伤害模型校准，不插入强制等待。自动化覆盖 0.5 秒与 0.75 秒输入间隔，起始侵蚀 50。真人的阅读速度、谜题难度与动作频率仍需试玩，因此不将目标总时长视作实测承诺。</w:t>
+      </w:r>
+    </w:p>
+    <w:p>
+      <w:pPr>
+        <w:pStyle w:val="Heading1"/>
+      </w:pPr>
+      <w:r>
+        <w:t>三项结算与经济</w:t>
+      </w:r>
+    </w:p>
+    <w:p>
+      <w:r>
+        <w:t>修复度 R = 已得谜题分 / 谜题总分 ×100；白蚀清除度 B = 已清波数 / 总波数 ×100，无战斗任务按 100 参与综合分并显示“无战斗”；记忆保留度 M = 结算当时持有墨灵数 / 历史获得的不同墨灵数 ×100，分母为零时记为 0。同一道墨灵的重复账册记录不重复计入分母。</w:t>
+      </w:r>
+    </w:p>
+    <w:p>
+      <w:r>
+        <w:t>综合评分 Q = 向下取整(0.4R + 0.3B + 0.3M) − 错误扣分 − 高侵蚀扣分。非描摹错误每次扣 5，最多扣 20；结算侵蚀≥70 另扣 15，最终限制到 0–100。Q≥85 为三星，60≤Q&lt;85 为二星，否则一星。完成事件获得与星级相同的墨痕，初始墨痕 0；章节解锁费用均为 0。结算不再把综合分冒称修复度。</w:t>
+      </w:r>
+    </w:p>
+    <w:p>
+      <w:r>
+        <w:t>例如完整修复、白蚀全部清除、保留 7/10 段记忆、无额外扣分时为 91 分三星；只保留 1/10 时为 73 分二星。有限容量的正常取舍仍允许三星，三种终章回应同分。结算指标与星级在完成时存档，剧情册可再次查看。旧结算保持原值并标为旧版口径，不重算旧星级、不补发奖励。</w:t>
+      </w:r>
+    </w:p>
+    <w:p>
+      <w:pPr>
+        <w:pStyle w:val="Heading1"/>
+      </w:pPr>
+      <w:r>
+        <w:t>页面结构与信息层级</w:t>
+      </w:r>
+    </w:p>
+    <w:p>
+      <w:r>
+        <w:t>顶栏显示作品名、心舍容量、墨痕、侵蚀阶段和进度条；中间滚动区承载任务正文与场景；底部常驻五个导航按钮。战斗在正文与导航之间增加准备按钮和两列技艺栏，进入心舍后隐藏，返回恢复原战斗。</w:t>
+      </w:r>
+    </w:p>
+    <w:p>
+      <w:r>
+        <w:t>主线流程为：地图 → 六句开场对话 → 三条调查线索 → 修复谜题 → 墨灵显影与取舍 → 守护战或直接结算 → 下一任务。失败返回事件起点，已确认取舍保留；剧情册和心舍可在事件过程中访问，不影响已提交进度。</w:t>
+      </w:r>
+    </w:p>
+    <w:p>
+      <w:r>
+        <w:t>调查标签为 19 逻辑像素配深色底，移除探索调试边框。心舍两列收藏图每张保留纵向空间并按原图比例完整显示。结算星级短时逐字显现；战斗绘制伤害文字、墨点散射与人物剪影。背景、原始拓印及音频素材的用途记录在素材说明中。</w:t>
+      </w:r>
+    </w:p>
+    <w:p>
+      <w:pPr>
+        <w:pStyle w:val="Heading1"/>
+      </w:pPr>
+      <w:r>
+        <w:t>美术 音频与制作边界</w:t>
+      </w:r>
+    </w:p>
+    <w:p>
+      <w:r>
+        <w:t>十张离线生成拓印图及既有场景图继续使用。行头、牌坊和机关图式由代码绘制，便于随关卡反馈变化。新音频由仓库脚本确定性合成，包括 UI、挥墨、修复、受击、胜利五类音效、环境底音与 16 秒循环守护配乐；无外部采样，受统一音量和静音控制。原有中文回声继续使用，60 句开场对话尚未逐句配音。</w:t>
+      </w:r>
+    </w:p>
+    <w:p>
+      <w:r>
+        <w:t>本轮完成交互原型的功能和可读性修复，不将人物示意、静态背景或合成音色描述为商业级动画与配乐。独立角色立绘、骨骼动画、完整五章场景原画、多层视差和更丰富的开场演出属于后续美术制作。未复用旧调试报告的实测结论作为新版本证明。</w:t>
+      </w:r>
+    </w:p>
+    <w:p>
+      <w:pPr>
+        <w:pStyle w:val="Heading1"/>
+      </w:pPr>
+      <w:r>
+        <w:t>版本管理与验收依据</w:t>
+      </w:r>
+    </w:p>
+    <w:p>
+      <w:r>
+        <w:t>本策划案与章节内容 JSON 是当前开发依据；剧情任务与对话脚本维护完整叙事。旧草稿、既往评审和 AI 会话保留为过程证据，冲突处以本版为准。修改内容协议时同步更新服务端、客户端版本检查与运行说明；发布包不能混用旧服务。</w:t>
+      </w:r>
+    </w:p>
+    <w:p>
+      <w:r>
+        <w:t>v8/v9 验收见同日《调试修复记录》《对话与失败演出实现》。正式材料及旧包冻结，队伍信息、命名、PDF 与视频留待正式整理。</w:t>
+      </w:r>
+    </w:p>
     <w:sectPr>
       <w:footerReference w:type="default" r:id="rId9"/>
-      <w:pgSz w:w="12240" w:h="15840"/>
+      <w:pgSz w:w="11906" w:h="16838"/>
       <w:pgMar w:top="1440" w:right="1440" w:bottom="1440" w:left="1440" w:header="720" w:footer="720" w:gutter="0"/>
       <w:cols w:space="720"/>
       <w:docGrid w:linePitch="360"/>
@@ -7417,19 +2259,10 @@
   <w:p>
     <w:pPr>
       <w:pStyle w:val="Footer"/>
-      <w:jc w:val="center"/>
-    </w:pPr>
-    <w:r>
-      <w:rPr>
-        <w:rFonts w:ascii="宋体" w:hAnsi="宋体" w:eastAsia="宋体"/>
-        <w:b w:val="0"/>
-        <w:i w:val="0"/>
-        <w:sz w:val="21"/>
-      </w:rPr>
-      <w:fldChar w:fldCharType="begin"/>
-      <w:instrText xml:space="preserve">PAGE</w:instrText>
-      <w:fldChar w:fldCharType="end"/>
-    </w:r>
+      <w:jc w:val="right"/>
+    </w:pPr>
+    <w:r/>
+    <w:fldSimple w:instr="PAGE"/>
   </w:p>
 </w:ftr>
 </file>
@@ -7797,8 +2630,12 @@
     <w:name w:val="Normal"/>
     <w:qFormat/>
     <w:rsid w:val="00FC693F"/>
+    <w:pPr>
+      <w:spacing w:line="360" w:lineRule="auto" w:after="120"/>
+    </w:pPr>
     <w:rPr>
       <w:rFonts w:ascii="宋体" w:hAnsi="宋体" w:eastAsia="宋体"/>
+      <w:color w:val="000000"/>
       <w:sz w:val="24"/>
     </w:rPr>
   </w:style>
@@ -7857,15 +2694,15 @@
     <w:pPr>
       <w:keepNext/>
       <w:keepLines/>
-      <w:spacing w:before="480" w:after="0"/>
+      <w:spacing w:before="280" w:after="160"/>
       <w:outlineLvl w:val="0"/>
     </w:pPr>
     <w:rPr>
-      <w:rFonts w:asciiTheme="majorHAnsi" w:eastAsiaTheme="majorEastAsia" w:hAnsiTheme="majorHAnsi" w:cstheme="majorBidi"/>
+      <w:rFonts w:asciiTheme="majorHAnsi" w:eastAsiaTheme="majorEastAsia" w:hAnsiTheme="majorHAnsi" w:cstheme="majorBidi" w:ascii="黑体" w:hAnsi="黑体" w:eastAsia="黑体"/>
       <w:b/>
       <w:bCs/>
-      <w:color w:val="365F91" w:themeColor="accent1" w:themeShade="BF"/>
-      <w:sz w:val="28"/>
+      <w:color w:val="000000"/>
+      <w:sz w:val="32"/>
       <w:szCs w:val="28"/>
     </w:rPr>
   </w:style>
@@ -7881,15 +2718,15 @@
     <w:pPr>
       <w:keepNext/>
       <w:keepLines/>
-      <w:spacing w:before="200" w:after="0"/>
+      <w:spacing w:before="280" w:after="160"/>
       <w:outlineLvl w:val="1"/>
     </w:pPr>
     <w:rPr>
-      <w:rFonts w:asciiTheme="majorHAnsi" w:eastAsiaTheme="majorEastAsia" w:hAnsiTheme="majorHAnsi" w:cstheme="majorBidi"/>
+      <w:rFonts w:asciiTheme="majorHAnsi" w:eastAsiaTheme="majorEastAsia" w:hAnsiTheme="majorHAnsi" w:cstheme="majorBidi" w:ascii="黑体" w:hAnsi="黑体" w:eastAsia="黑体"/>
       <w:b/>
       <w:bCs/>
-      <w:color w:val="4F81BD" w:themeColor="accent1"/>
-      <w:sz w:val="26"/>
+      <w:color w:val="000000"/>
+      <w:sz w:val="28"/>
       <w:szCs w:val="26"/>
     </w:rPr>
   </w:style>
@@ -7905,14 +2742,15 @@
     <w:pPr>
       <w:keepNext/>
       <w:keepLines/>
-      <w:spacing w:before="200" w:after="0"/>
+      <w:spacing w:before="280" w:after="160"/>
       <w:outlineLvl w:val="2"/>
     </w:pPr>
     <w:rPr>
-      <w:rFonts w:asciiTheme="majorHAnsi" w:eastAsiaTheme="majorEastAsia" w:hAnsiTheme="majorHAnsi" w:cstheme="majorBidi"/>
+      <w:rFonts w:asciiTheme="majorHAnsi" w:eastAsiaTheme="majorEastAsia" w:hAnsiTheme="majorHAnsi" w:cstheme="majorBidi" w:ascii="黑体" w:hAnsi="黑体" w:eastAsia="黑体"/>
       <w:b/>
       <w:bCs/>
-      <w:color w:val="4F81BD" w:themeColor="accent1"/>
+      <w:color w:val="000000"/>
+      <w:sz w:val="24"/>
     </w:rPr>
   </w:style>
   <w:style w:type="paragraph" w:styleId="Heading4">
@@ -8143,18 +2981,15 @@
     <w:qFormat/>
     <w:rsid w:val="00FC693F"/>
     <w:pPr>
-      <w:pBdr>
-        <w:bottom w:val="single" w:sz="8" w:space="4" w:color="4F81BD" w:themeColor="accent1"/>
-      </w:pBdr>
       <w:spacing w:after="300" w:line="240" w:lineRule="auto"/>
       <w:contextualSpacing/>
     </w:pPr>
     <w:rPr>
-      <w:rFonts w:asciiTheme="majorHAnsi" w:eastAsiaTheme="majorEastAsia" w:hAnsiTheme="majorHAnsi" w:cstheme="majorBidi"/>
-      <w:color w:val="17365D" w:themeColor="text2" w:themeShade="BF"/>
+      <w:rFonts w:asciiTheme="majorHAnsi" w:eastAsiaTheme="majorEastAsia" w:hAnsiTheme="majorHAnsi" w:cstheme="majorBidi" w:ascii="黑体" w:hAnsi="黑体" w:eastAsia="黑体"/>
+      <w:color w:val="000000"/>
       <w:spacing w:val="5"/>
       <w:kern w:val="28"/>
-      <w:sz w:val="52"/>
+      <w:sz w:val="48"/>
       <w:szCs w:val="52"/>
     </w:rPr>
   </w:style>
@@ -8630,9 +3465,6 @@
     <w:qFormat/>
     <w:rsid w:val="00FC693F"/>
     <w:pPr>
-      <w:pBdr>
-        <w:bottom w:val="single" w:sz="4" w:space="4" w:color="4F81BD" w:themeColor="accent1"/>
-      </w:pBdr>
       <w:spacing w:before="200" w:after="280"/>
       <w:ind w:left="936" w:right="936"/>
     </w:pPr>

--- a/LLM-tmp/01-策划案/《檐下千秋》游戏策划案.docx
+++ b/LLM-tmp/01-策划案/《檐下千秋》游戏策划案.docx
@@ -799,7 +799,7 @@
     </w:p>
     <w:p>
       <w:r>
-        <w:t>打开游戏后直接进入地图，不再注册、登录、输密码或领取登录令牌。配套 Go 程序仅负责本地游戏规则和 JSON 存档。新玩家建立固定本地进度；旧版存档首次使用时选择最近更新的一份玩家进度，其余旧记录完整保留。旧账号字段仅作原样兼容数据保留，不再参与任何认证。</w:t>
+        <w:t>打开游戏后先经过加载页与欢迎页，再选择关卡或继续旅程，不再注册、登录、输密码或领取登录令牌。配套 Go 程序仅负责本地游戏规则和 JSON 存档。新玩家建立固定本地进度；旧版存档首次使用时选择最近更新的一份玩家进度，其余旧记录完整保留。旧账号字段仅作原样兼容数据保留，不再参与任何认证。</w:t>
       </w:r>
     </w:p>
     <w:p>
@@ -875,12 +875,12 @@
     </w:p>
     <w:p>
       <w:r>
-        <w:t>目标受众为偏好文化叙事、轻解谜与收藏取舍的单人玩家。当前交付技术平台是 Windows x64；Godot 4.5.2 采用 540×960 逻辑竖屏，默认窗口 450×800。窗口可调整，设置提供全屏切换；宽屏居中保留约 540 逻辑像素阅读区。移动端只有触控操作设计，尚未构建手机安装包。</w:t>
+        <w:t>目标受众为偏好文化叙事、轻解谜与收藏取舍的单人玩家。当前交付技术平台是 Windows x64；Godot 4.5.2 采用 1280×720 逻辑横屏，默认窗口 1280×720。窗口可调整，设置提供全屏切换；按横屏画布伸缩，宽屏扩展可用空间，最小窗口 960×540。移动端只有触控操作设计，尚未构建手机安装包。</w:t>
       </w:r>
     </w:p>
     <w:p>
       <w:r>
-        <w:t>鼠标点击菜单和调查点，拖动完成构件归位，按笔顺描摹拓印。WASD、方向键和画布摇杆用于场景移动及预警闪避。底部固定地图、心舍、账册、设置、剧情五个入口；战斗的准备、四种技艺及结算位于独立固定操作栏，滚动正文不会带走技能按钮。</w:t>
+        <w:t>鼠标点击菜单和调查点，拖动完成构件归位，按笔顺描摹拓印。WASD、方向键和画布摇杆用于场景移动及预警闪避。进入旅程后底部固定关卡、心舍、账册、设置、剧情五个入口；战斗的准备、四种技艺及结算位于独立固定操作栏，滚动正文不会带走技能按钮。</w:t>
       </w:r>
     </w:p>
     <w:p>
@@ -2194,7 +2194,7 @@
     </w:p>
     <w:p>
       <w:r>
-        <w:t>顶栏显示作品名、心舍容量、墨痕、侵蚀阶段和进度条；中间滚动区承载任务正文与场景；底部常驻五个导航按钮。战斗在正文与导航之间增加准备按钮和两列技艺栏，进入心舍后隐藏，返回恢复原战斗。</w:t>
+        <w:t>顶栏显示作品名、心舍容量、墨痕、侵蚀阶段和进度条；中间以左侧画布与右侧独立滚动说明承载调查、修复和战斗；底部常驻五个导航按钮。战斗在正文与导航之间增加准备按钮和五列横向技艺栏，进入心舍后隐藏，返回恢复原战斗。</w:t>
       </w:r>
     </w:p>
     <w:p>
@@ -2241,6 +2241,84 @@
     <w:p>
       <w:r>
         <w:t>v8/v9 验收见同日《调试修复记录》《对话与失败演出实现》。正式材料及旧包冻结，队伍信息、命名、PDF 与视频留待正式整理。</w:t>
+      </w:r>
+    </w:p>
+    <w:p>
+      <w:pPr>
+        <w:pageBreakBefore/>
+      </w:pPr>
+      <w:r>
+        <w:rPr>
+          <w:b/>
+          <w:sz w:val="32"/>
+        </w:rPr>
+        <w:t>横屏入口与素材更新 2026年9月28日</w:t>
+      </w:r>
+    </w:p>
+    <w:p>
+      <w:pPr>
+        <w:spacing w:line="360" w:lineRule="auto"/>
+      </w:pPr>
+      <w:r>
+        <w:rPr>
+          <w:sz w:val="24"/>
+        </w:rPr>
+        <w:t>本轮保留内容协议 v10、五章十任务和服务端权威存档，重新设计横屏入口与游戏内布局。启动顺序为“加载 → 欢迎 → 关卡选择 → 开场对话 → 调查 → 修复 → 取舍 → 守护／结算”。欢迎页不显示游戏内资源栏或导航。</w:t>
+      </w:r>
+    </w:p>
+    <w:p>
+      <w:pPr>
+        <w:spacing w:line="360" w:lineRule="auto"/>
+      </w:pPr>
+      <w:r>
+        <w:rPr>
+          <w:sz w:val="24"/>
+        </w:rPr>
+        <w:t>加载页使用独立 Logo，按连接服务、读取旅程、展开章节、恢复会话显示真实阶段进度。只有全部步骤成功才进入欢迎页；失败显示原因、重新加载与退出，不建立虚假的离线进度。欢迎背景自带题字，操作集中于右下方，提供启程或继续旅程、选择关卡、声音设置和退出。</w:t>
+      </w:r>
+    </w:p>
+    <w:p>
+      <w:pPr>
+        <w:spacing w:line="360" w:lineRule="auto"/>
+      </w:pPr>
+      <w:r>
+        <w:rPr>
+          <w:sz w:val="24"/>
+        </w:rPr>
+        <w:t>关卡页上方横排五章，依次为廊桥、社庙、戏楼、牌坊、墨塔；章节按钮显示修复数量或未解锁状态，选中章节用暖金边框强调。下方左侧展示章节场景，右侧仅展示该章任务与解锁原因，避免十任务长列表。可预览锁定章节，但任务按钮不可进入；已修复任务标注重访；存在未完事件时显示继续入口。返回时保留所选章节。</w:t>
+      </w:r>
+    </w:p>
+    <w:p>
+      <w:pPr>
+        <w:spacing w:line="360" w:lineRule="auto"/>
+      </w:pPr>
+      <w:r>
+        <w:rPr>
+          <w:sz w:val="24"/>
+        </w:rPr>
+        <w:t>调查、描摹、构件修复、技艺机关和战斗采用左侧宽画布、右侧可滚动说明；图式选择保持横向并列。技能栏在底部横排，滚动说明不带走技能按钮。对话采用全幅背景与底部横向台词板。收藏、账册和结算长内容保持可滚动。窗口支持 960×540、1280×720、1600×900 与宽屏扩展。</w:t>
+      </w:r>
+    </w:p>
+    <w:p>
+      <w:pPr>
+        <w:spacing w:line="360" w:lineRule="auto"/>
+      </w:pPr>
+      <w:r>
+        <w:rPr>
+          <w:sz w:val="24"/>
+        </w:rPr>
+        <w:t>素材来源为 Task02/Original-new/生成图片：游戏开始界面、关卡选择界面背景、独立 Logo，以及十任务场景与飞鸟山共十一张横屏场景。运行时副本集中于客户端 assets/landscape；欢迎背景中的主角使用新版原画，游戏内可移动角色仍为墨色剪影。Logo 原图为带浅色棋盘底的 RGB 图片，界面以着色器去除浅底显示墨字，保留源文件。场景侵蚀仍由褪色与裂纹叠层表现。</w:t>
+      </w:r>
+    </w:p>
+    <w:p>
+      <w:pPr>
+        <w:spacing w:line="360" w:lineRule="auto"/>
+      </w:pPr>
+      <w:r>
+        <w:rPr>
+          <w:sz w:val="24"/>
+        </w:rPr>
+        <w:t>继续旅程优先恢复当前事件；首次启程进入关卡页。返回欢迎不清档、不新建玩家，不改变章节解锁、任务顺序、记忆取舍或战斗结算规则。未开始修复的调查在本次运行内暂停保留；关闭程序后，未提交的调查线索需要重新发现，已提交的会话按服务端进度恢复。</w:t>
       </w:r>
     </w:p>
     <w:sectPr>
